--- a/Submission Forms and Templates/Lab Templates/Cloud App and Config Compliance Report.docx
+++ b/Submission Forms and Templates/Lab Templates/Cloud App and Config Compliance Report.docx
@@ -2017,25 +2017,8 @@
                 <w:color w:val="FFFFFF"/>
               </w:rPr>
             </w:pPr>
-          </w:p>
-          <w:p>
-            <w:pPr>
-              <w:widowControl w:val="0"/>
-              <w:spacing w:line="240" w:lineRule="auto"/>
-              <w:jc w:val="center"/>
-              <w:rPr>
-                <w:color w:val="FFFFFF"/>
-                <w:sz w:val="32"/>
-                <w:szCs w:val="32"/>
-              </w:rPr>
-            </w:pPr>
-            <w:r>
-              <w:rPr>
-                <w:color w:val="FFFFFF"/>
-                <w:sz w:val="32"/>
-                <w:szCs w:val="32"/>
-              </w:rPr>
-              <w:t>Compute</w:t>
+            <w:r>
+              <w:t xml:space="preserve">Compute</w:t>
             </w:r>
           </w:p>
         </w:tc>
@@ -2071,7 +2054,7 @@
               <w:rPr>
                 <w:color w:val="FFFFFF"/>
               </w:rPr>
-              <w:t>Verdict</w:t>
+              <w:t xml:space="preserve">Verdict</w:t>
             </w:r>
           </w:p>
         </w:tc>
@@ -2105,6 +2088,9 @@
               </w:pBdr>
               <w:spacing w:line="240" w:lineRule="auto"/>
             </w:pPr>
+            <w:r>
+              <w:t xml:space="preserve">Compute</w:t>
+            </w:r>
           </w:p>
         </w:tc>
         <w:tc>
@@ -2137,7 +2123,7 @@
               <w:rPr>
                 <w:color w:val="FFFFFF"/>
               </w:rPr>
-              <w:t>P</w:t>
+              <w:t xml:space="preserve">P</w:t>
             </w:r>
           </w:p>
         </w:tc>
@@ -2171,7 +2157,7 @@
               <w:rPr>
                 <w:color w:val="FFFFFF"/>
               </w:rPr>
-              <w:t>F</w:t>
+              <w:t xml:space="preserve">F</w:t>
             </w:r>
           </w:p>
         </w:tc>
@@ -2205,7 +2191,7 @@
               <w:rPr>
                 <w:color w:val="FFFFFF"/>
               </w:rPr>
-              <w:t>NA</w:t>
+              <w:t xml:space="preserve">NA</w:t>
             </w:r>
           </w:p>
         </w:tc>
@@ -2239,7 +2225,7 @@
               <w:rPr>
                 <w:color w:val="FFFFFF"/>
               </w:rPr>
-              <w:t>INC</w:t>
+              <w:t xml:space="preserve">INC</w:t>
             </w:r>
           </w:p>
         </w:tc>
@@ -2260,15 +2246,10 @@
               <w:widowControl w:val="0"/>
               <w:spacing w:line="240" w:lineRule="auto"/>
             </w:pPr>
-            <w:hyperlink r:id="rId6" w:anchor="11-establish-and-maintain-a-software-inventory">
-              <w:r>
-                <w:rPr>
-                  <w:color w:val="1155CC"/>
-                  <w:u w:val="single"/>
-                </w:rPr>
-                <w:t>1.1</w:t>
-              </w:r>
-            </w:hyperlink>
+            <w:r>
+              <w:rPr/>
+              <w:t xml:space="preserve">1.1</w:t>
+            </w:r>
           </w:p>
         </w:tc>
         <w:tc>
@@ -2287,7 +2268,7 @@
               <w:spacing w:line="240" w:lineRule="auto"/>
             </w:pPr>
             <w:r>
-              <w:t>Establish and Maintain a Software Inventory</w:t>
+              <w:t xml:space="preserve">Establish and Maintain a Software Inventory</w:t>
             </w:r>
           </w:p>
         </w:tc>
@@ -2313,6 +2294,9 @@
               </w:pBdr>
               <w:spacing w:line="240" w:lineRule="auto"/>
             </w:pPr>
+            <w:r>
+              <w:t xml:space="preserve"/>
+            </w:r>
           </w:p>
         </w:tc>
         <w:tc>
@@ -2337,6 +2321,9 @@
               </w:pBdr>
               <w:spacing w:line="240" w:lineRule="auto"/>
             </w:pPr>
+            <w:r>
+              <w:t xml:space="preserve"/>
+            </w:r>
           </w:p>
         </w:tc>
         <w:tc>
@@ -2361,6 +2348,9 @@
               </w:pBdr>
               <w:spacing w:line="240" w:lineRule="auto"/>
             </w:pPr>
+            <w:r>
+              <w:t xml:space="preserve"/>
+            </w:r>
           </w:p>
         </w:tc>
         <w:tc>
@@ -2385,6 +2375,9 @@
               </w:pBdr>
               <w:spacing w:line="240" w:lineRule="auto"/>
             </w:pPr>
+            <w:r>
+              <w:t xml:space="preserve"/>
+            </w:r>
           </w:p>
         </w:tc>
       </w:tr>
@@ -2404,15 +2397,10 @@
               <w:widowControl w:val="0"/>
               <w:spacing w:line="240" w:lineRule="auto"/>
             </w:pPr>
-            <w:hyperlink r:id="rId7" w:anchor="12-ensure-authorized-software-is-currently-supported">
-              <w:r>
-                <w:rPr>
-                  <w:color w:val="1155CC"/>
-                  <w:u w:val="single"/>
-                </w:rPr>
-                <w:t>1.2</w:t>
-              </w:r>
-            </w:hyperlink>
+            <w:r>
+              <w:rPr/>
+              <w:t xml:space="preserve">1.2</w:t>
+            </w:r>
           </w:p>
         </w:tc>
         <w:tc>
@@ -2431,7 +2419,7 @@
               <w:spacing w:line="240" w:lineRule="auto"/>
             </w:pPr>
             <w:r>
-              <w:t>Ensure Authorized Software is Currently Supported</w:t>
+              <w:t xml:space="preserve">Ensure Authorized Software is Currently Supported</w:t>
             </w:r>
           </w:p>
         </w:tc>
@@ -2457,6 +2445,9 @@
               </w:pBdr>
               <w:spacing w:line="240" w:lineRule="auto"/>
             </w:pPr>
+            <w:r>
+              <w:t xml:space="preserve"/>
+            </w:r>
           </w:p>
         </w:tc>
         <w:tc>
@@ -2481,6 +2472,9 @@
               </w:pBdr>
               <w:spacing w:line="240" w:lineRule="auto"/>
             </w:pPr>
+            <w:r>
+              <w:t xml:space="preserve"/>
+            </w:r>
           </w:p>
         </w:tc>
         <w:tc>
@@ -2505,6 +2499,9 @@
               </w:pBdr>
               <w:spacing w:line="240" w:lineRule="auto"/>
             </w:pPr>
+            <w:r>
+              <w:t xml:space="preserve"/>
+            </w:r>
           </w:p>
         </w:tc>
         <w:tc>
@@ -2529,6 +2526,9 @@
               </w:pBdr>
               <w:spacing w:line="240" w:lineRule="auto"/>
             </w:pPr>
+            <w:r>
+              <w:t xml:space="preserve"/>
+            </w:r>
           </w:p>
         </w:tc>
       </w:tr>
@@ -2548,15 +2548,10 @@
               <w:widowControl w:val="0"/>
               <w:spacing w:line="240" w:lineRule="auto"/>
             </w:pPr>
-            <w:hyperlink r:id="rId8" w:anchor="13-encrypt-confidential-data-in-transit">
-              <w:r>
-                <w:rPr>
-                  <w:color w:val="1155CC"/>
-                  <w:u w:val="single"/>
-                </w:rPr>
-                <w:t>1.3</w:t>
-              </w:r>
-            </w:hyperlink>
+            <w:r>
+              <w:rPr/>
+              <w:t xml:space="preserve">1.3</w:t>
+            </w:r>
           </w:p>
         </w:tc>
         <w:tc>
@@ -2575,7 +2570,7 @@
               <w:spacing w:line="240" w:lineRule="auto"/>
             </w:pPr>
             <w:r>
-              <w:t>Encrypt Confidential Data in Transit</w:t>
+              <w:t xml:space="preserve">Encrypt Confidential Data in Transit</w:t>
             </w:r>
           </w:p>
         </w:tc>
@@ -2601,6 +2596,9 @@
               </w:pBdr>
               <w:spacing w:line="240" w:lineRule="auto"/>
             </w:pPr>
+            <w:r>
+              <w:t xml:space="preserve"/>
+            </w:r>
           </w:p>
         </w:tc>
         <w:tc>
@@ -2625,6 +2623,9 @@
               </w:pBdr>
               <w:spacing w:line="240" w:lineRule="auto"/>
             </w:pPr>
+            <w:r>
+              <w:t xml:space="preserve"/>
+            </w:r>
           </w:p>
         </w:tc>
         <w:tc>
@@ -2649,6 +2650,9 @@
               </w:pBdr>
               <w:spacing w:line="240" w:lineRule="auto"/>
             </w:pPr>
+            <w:r>
+              <w:t xml:space="preserve"/>
+            </w:r>
           </w:p>
         </w:tc>
         <w:tc>
@@ -2673,6 +2677,9 @@
               </w:pBdr>
               <w:spacing w:line="240" w:lineRule="auto"/>
             </w:pPr>
+            <w:r>
+              <w:t xml:space="preserve"/>
+            </w:r>
           </w:p>
         </w:tc>
       </w:tr>
@@ -2692,15 +2699,10 @@
               <w:widowControl w:val="0"/>
               <w:spacing w:line="240" w:lineRule="auto"/>
             </w:pPr>
-            <w:hyperlink r:id="rId9" w:anchor="14-encrypt-confidential-data-at-rest">
-              <w:r>
-                <w:rPr>
-                  <w:color w:val="1155CC"/>
-                  <w:u w:val="single"/>
-                </w:rPr>
-                <w:t>1.4</w:t>
-              </w:r>
-            </w:hyperlink>
+            <w:r>
+              <w:rPr/>
+              <w:t xml:space="preserve">1.4</w:t>
+            </w:r>
           </w:p>
         </w:tc>
         <w:tc>
@@ -2719,7 +2721,7 @@
               <w:spacing w:line="240" w:lineRule="auto"/>
             </w:pPr>
             <w:r>
-              <w:t>Encrypt Confidential Data at Rest</w:t>
+              <w:t xml:space="preserve">Encrypt Confidential Data at Rest</w:t>
             </w:r>
           </w:p>
         </w:tc>
@@ -2745,6 +2747,9 @@
               </w:pBdr>
               <w:spacing w:line="240" w:lineRule="auto"/>
             </w:pPr>
+            <w:r>
+              <w:t xml:space="preserve"/>
+            </w:r>
           </w:p>
         </w:tc>
         <w:tc>
@@ -2769,6 +2774,9 @@
               </w:pBdr>
               <w:spacing w:line="240" w:lineRule="auto"/>
             </w:pPr>
+            <w:r>
+              <w:t xml:space="preserve"/>
+            </w:r>
           </w:p>
         </w:tc>
         <w:tc>
@@ -2793,6 +2801,9 @@
               </w:pBdr>
               <w:spacing w:line="240" w:lineRule="auto"/>
             </w:pPr>
+            <w:r>
+              <w:t xml:space="preserve"/>
+            </w:r>
           </w:p>
         </w:tc>
         <w:tc>
@@ -2817,6 +2828,9 @@
               </w:pBdr>
               <w:spacing w:line="240" w:lineRule="auto"/>
             </w:pPr>
+            <w:r>
+              <w:t xml:space="preserve"/>
+            </w:r>
           </w:p>
         </w:tc>
       </w:tr>
@@ -2836,15 +2850,10 @@
               <w:widowControl w:val="0"/>
               <w:spacing w:line="240" w:lineRule="auto"/>
             </w:pPr>
-            <w:hyperlink r:id="rId10" w:anchor="15-implement-and-manage-a-firewall-on-servers">
-              <w:r>
-                <w:rPr>
-                  <w:color w:val="1155CC"/>
-                  <w:u w:val="single"/>
-                </w:rPr>
-                <w:t>1.5</w:t>
-              </w:r>
-            </w:hyperlink>
+            <w:r>
+              <w:rPr/>
+              <w:t xml:space="preserve">1.5</w:t>
+            </w:r>
           </w:p>
         </w:tc>
         <w:tc>
@@ -2863,7 +2872,7 @@
               <w:spacing w:line="240" w:lineRule="auto"/>
             </w:pPr>
             <w:r>
-              <w:t>Implement and Manage a Firewall on Servers</w:t>
+              <w:t xml:space="preserve">Implement and Manage a Firewall on Servers</w:t>
             </w:r>
           </w:p>
         </w:tc>
@@ -2889,6 +2898,9 @@
               </w:pBdr>
               <w:spacing w:line="240" w:lineRule="auto"/>
             </w:pPr>
+            <w:r>
+              <w:t xml:space="preserve"/>
+            </w:r>
           </w:p>
         </w:tc>
         <w:tc>
@@ -2913,6 +2925,9 @@
               </w:pBdr>
               <w:spacing w:line="240" w:lineRule="auto"/>
             </w:pPr>
+            <w:r>
+              <w:t xml:space="preserve"/>
+            </w:r>
           </w:p>
         </w:tc>
         <w:tc>
@@ -2937,6 +2952,9 @@
               </w:pBdr>
               <w:spacing w:line="240" w:lineRule="auto"/>
             </w:pPr>
+            <w:r>
+              <w:t xml:space="preserve"/>
+            </w:r>
           </w:p>
         </w:tc>
         <w:tc>
@@ -2961,6 +2979,9 @@
               </w:pBdr>
               <w:spacing w:line="240" w:lineRule="auto"/>
             </w:pPr>
+            <w:r>
+              <w:t xml:space="preserve"/>
+            </w:r>
           </w:p>
         </w:tc>
       </w:tr>
@@ -2980,15 +3001,10 @@
               <w:widowControl w:val="0"/>
               <w:spacing w:line="240" w:lineRule="auto"/>
             </w:pPr>
-            <w:hyperlink r:id="rId11" w:anchor="16-manage-default-accounts-on-enterprise-assets-and-software">
-              <w:r>
-                <w:rPr>
-                  <w:color w:val="1155CC"/>
-                  <w:u w:val="single"/>
-                </w:rPr>
-                <w:t>1.6</w:t>
-              </w:r>
-            </w:hyperlink>
+            <w:r>
+              <w:rPr/>
+              <w:t xml:space="preserve">1.6</w:t>
+            </w:r>
           </w:p>
         </w:tc>
         <w:tc>
@@ -3007,7 +3023,7 @@
               <w:spacing w:line="240" w:lineRule="auto"/>
             </w:pPr>
             <w:r>
-              <w:t>Manage Default Accounts on Enterprise Assets and Software</w:t>
+              <w:t xml:space="preserve">Manage Default Accounts on Enterprise Assets and Software</w:t>
             </w:r>
           </w:p>
         </w:tc>
@@ -3033,6 +3049,9 @@
               </w:pBdr>
               <w:spacing w:line="240" w:lineRule="auto"/>
             </w:pPr>
+            <w:r>
+              <w:t xml:space="preserve"/>
+            </w:r>
           </w:p>
         </w:tc>
         <w:tc>
@@ -3057,6 +3076,9 @@
               </w:pBdr>
               <w:spacing w:line="240" w:lineRule="auto"/>
             </w:pPr>
+            <w:r>
+              <w:t xml:space="preserve"/>
+            </w:r>
           </w:p>
         </w:tc>
         <w:tc>
@@ -3081,6 +3103,9 @@
               </w:pBdr>
               <w:spacing w:line="240" w:lineRule="auto"/>
             </w:pPr>
+            <w:r>
+              <w:t xml:space="preserve"/>
+            </w:r>
           </w:p>
         </w:tc>
         <w:tc>
@@ -3105,6 +3130,9 @@
               </w:pBdr>
               <w:spacing w:line="240" w:lineRule="auto"/>
             </w:pPr>
+            <w:r>
+              <w:t xml:space="preserve"/>
+            </w:r>
           </w:p>
         </w:tc>
       </w:tr>
@@ -3124,15 +3152,10 @@
               <w:widowControl w:val="0"/>
               <w:spacing w:line="240" w:lineRule="auto"/>
             </w:pPr>
-            <w:hyperlink r:id="rId12" w:anchor="17-uninstall-or-disable-unnecessary-services-on-enterprise-assets-and-software">
-              <w:r>
-                <w:rPr>
-                  <w:color w:val="1155CC"/>
-                  <w:u w:val="single"/>
-                </w:rPr>
-                <w:t>1.7</w:t>
-              </w:r>
-            </w:hyperlink>
+            <w:r>
+              <w:rPr/>
+              <w:t xml:space="preserve">1.7</w:t>
+            </w:r>
           </w:p>
         </w:tc>
         <w:tc>
@@ -3151,7 +3174,7 @@
               <w:spacing w:line="240" w:lineRule="auto"/>
             </w:pPr>
             <w:r>
-              <w:t>Uninstall or Disable Unnecessary Services on Enterprise Assets and Software</w:t>
+              <w:t xml:space="preserve">Uninstall or Disable Unnecessary Services on Enterprise Assets and Software</w:t>
             </w:r>
           </w:p>
         </w:tc>
@@ -3177,6 +3200,9 @@
               </w:pBdr>
               <w:spacing w:line="240" w:lineRule="auto"/>
             </w:pPr>
+            <w:r>
+              <w:t xml:space="preserve"/>
+            </w:r>
           </w:p>
         </w:tc>
         <w:tc>
@@ -3201,6 +3227,9 @@
               </w:pBdr>
               <w:spacing w:line="240" w:lineRule="auto"/>
             </w:pPr>
+            <w:r>
+              <w:t xml:space="preserve"/>
+            </w:r>
           </w:p>
         </w:tc>
         <w:tc>
@@ -3225,6 +3254,9 @@
               </w:pBdr>
               <w:spacing w:line="240" w:lineRule="auto"/>
             </w:pPr>
+            <w:r>
+              <w:t xml:space="preserve"/>
+            </w:r>
           </w:p>
         </w:tc>
         <w:tc>
@@ -3249,6 +3281,9 @@
               </w:pBdr>
               <w:spacing w:line="240" w:lineRule="auto"/>
             </w:pPr>
+            <w:r>
+              <w:t xml:space="preserve"/>
+            </w:r>
           </w:p>
         </w:tc>
       </w:tr>
@@ -3268,15 +3303,10 @@
               <w:widowControl w:val="0"/>
               <w:spacing w:line="240" w:lineRule="auto"/>
             </w:pPr>
-            <w:hyperlink r:id="rId13" w:anchor="18-centralize-account-management">
-              <w:r>
-                <w:rPr>
-                  <w:color w:val="1155CC"/>
-                  <w:u w:val="single"/>
-                </w:rPr>
-                <w:t>1.8</w:t>
-              </w:r>
-            </w:hyperlink>
+            <w:r>
+              <w:rPr/>
+              <w:t xml:space="preserve">1.8</w:t>
+            </w:r>
           </w:p>
         </w:tc>
         <w:tc>
@@ -3295,7 +3325,7 @@
               <w:spacing w:line="240" w:lineRule="auto"/>
             </w:pPr>
             <w:r>
-              <w:t>Centralize Account Management</w:t>
+              <w:t xml:space="preserve">Centralize Account Management</w:t>
             </w:r>
           </w:p>
         </w:tc>
@@ -3321,6 +3351,9 @@
               </w:pBdr>
               <w:spacing w:line="240" w:lineRule="auto"/>
             </w:pPr>
+            <w:r>
+              <w:t xml:space="preserve"/>
+            </w:r>
           </w:p>
         </w:tc>
         <w:tc>
@@ -3345,6 +3378,9 @@
               </w:pBdr>
               <w:spacing w:line="240" w:lineRule="auto"/>
             </w:pPr>
+            <w:r>
+              <w:t xml:space="preserve"/>
+            </w:r>
           </w:p>
         </w:tc>
         <w:tc>
@@ -3369,6 +3405,9 @@
               </w:pBdr>
               <w:spacing w:line="240" w:lineRule="auto"/>
             </w:pPr>
+            <w:r>
+              <w:t xml:space="preserve"/>
+            </w:r>
           </w:p>
         </w:tc>
         <w:tc>
@@ -3393,6 +3432,9 @@
               </w:pBdr>
               <w:spacing w:line="240" w:lineRule="auto"/>
             </w:pPr>
+            <w:r>
+              <w:t xml:space="preserve"/>
+            </w:r>
           </w:p>
         </w:tc>
       </w:tr>
@@ -3417,29 +3459,13 @@
             <w:pPr>
               <w:widowControl w:val="0"/>
               <w:spacing w:line="240" w:lineRule="auto"/>
+              <w:jc w:val="center"/>
               <w:rPr>
                 <w:color w:val="FFFFFF"/>
               </w:rPr>
             </w:pPr>
-          </w:p>
-          <w:p>
-            <w:pPr>
-              <w:widowControl w:val="0"/>
-              <w:spacing w:line="240" w:lineRule="auto"/>
-              <w:jc w:val="center"/>
-              <w:rPr>
-                <w:color w:val="FFFFFF"/>
-                <w:sz w:val="32"/>
-                <w:szCs w:val="32"/>
-              </w:rPr>
-            </w:pPr>
-            <w:r>
-              <w:rPr>
-                <w:color w:val="FFFFFF"/>
-                <w:sz w:val="32"/>
-                <w:szCs w:val="32"/>
-              </w:rPr>
-              <w:t>Identity and Access Management</w:t>
+            <w:r>
+              <w:t xml:space="preserve">Identity and Access Management</w:t>
             </w:r>
           </w:p>
         </w:tc>
@@ -3475,7 +3501,7 @@
               <w:rPr>
                 <w:color w:val="FFFFFF"/>
               </w:rPr>
-              <w:t>Verdict</w:t>
+              <w:t xml:space="preserve">Verdict</w:t>
             </w:r>
           </w:p>
         </w:tc>
@@ -3500,8 +3526,18 @@
           <w:p>
             <w:pPr>
               <w:widowControl w:val="0"/>
-              <w:spacing w:line="240" w:lineRule="auto"/>
-            </w:pPr>
+              <w:pBdr>
+                <w:top w:val="nil"/>
+                <w:left w:val="nil"/>
+                <w:bottom w:val="nil"/>
+                <w:right w:val="nil"/>
+                <w:between w:val="nil"/>
+              </w:pBdr>
+              <w:spacing w:line="240" w:lineRule="auto"/>
+            </w:pPr>
+            <w:r>
+              <w:t xml:space="preserve">Identity and Access Management</w:t>
+            </w:r>
           </w:p>
         </w:tc>
         <w:tc>
@@ -3518,6 +3554,13 @@
           <w:p>
             <w:pPr>
               <w:widowControl w:val="0"/>
+              <w:pBdr>
+                <w:top w:val="nil"/>
+                <w:left w:val="nil"/>
+                <w:bottom w:val="nil"/>
+                <w:right w:val="nil"/>
+                <w:between w:val="nil"/>
+              </w:pBdr>
               <w:spacing w:line="240" w:lineRule="auto"/>
               <w:rPr>
                 <w:color w:val="FFFFFF"/>
@@ -3527,7 +3570,7 @@
               <w:rPr>
                 <w:color w:val="FFFFFF"/>
               </w:rPr>
-              <w:t>P</w:t>
+              <w:t xml:space="preserve">P</w:t>
             </w:r>
           </w:p>
         </w:tc>
@@ -3545,6 +3588,13 @@
           <w:p>
             <w:pPr>
               <w:widowControl w:val="0"/>
+              <w:pBdr>
+                <w:top w:val="nil"/>
+                <w:left w:val="nil"/>
+                <w:bottom w:val="nil"/>
+                <w:right w:val="nil"/>
+                <w:between w:val="nil"/>
+              </w:pBdr>
               <w:spacing w:line="240" w:lineRule="auto"/>
               <w:rPr>
                 <w:color w:val="FFFFFF"/>
@@ -3554,7 +3604,7 @@
               <w:rPr>
                 <w:color w:val="FFFFFF"/>
               </w:rPr>
-              <w:t>F</w:t>
+              <w:t xml:space="preserve">F</w:t>
             </w:r>
           </w:p>
         </w:tc>
@@ -3572,6 +3622,13 @@
           <w:p>
             <w:pPr>
               <w:widowControl w:val="0"/>
+              <w:pBdr>
+                <w:top w:val="nil"/>
+                <w:left w:val="nil"/>
+                <w:bottom w:val="nil"/>
+                <w:right w:val="nil"/>
+                <w:between w:val="nil"/>
+              </w:pBdr>
               <w:spacing w:line="240" w:lineRule="auto"/>
               <w:rPr>
                 <w:color w:val="FFFFFF"/>
@@ -3581,7 +3638,7 @@
               <w:rPr>
                 <w:color w:val="FFFFFF"/>
               </w:rPr>
-              <w:t>NA</w:t>
+              <w:t xml:space="preserve">NA</w:t>
             </w:r>
           </w:p>
         </w:tc>
@@ -3599,6 +3656,13 @@
           <w:p>
             <w:pPr>
               <w:widowControl w:val="0"/>
+              <w:pBdr>
+                <w:top w:val="nil"/>
+                <w:left w:val="nil"/>
+                <w:bottom w:val="nil"/>
+                <w:right w:val="nil"/>
+                <w:between w:val="nil"/>
+              </w:pBdr>
               <w:spacing w:line="240" w:lineRule="auto"/>
               <w:rPr>
                 <w:color w:val="FFFFFF"/>
@@ -3608,7 +3672,7 @@
               <w:rPr>
                 <w:color w:val="FFFFFF"/>
               </w:rPr>
-              <w:t>INC</w:t>
+              <w:t xml:space="preserve">INC</w:t>
             </w:r>
           </w:p>
         </w:tc>
@@ -3629,15 +3693,10 @@
               <w:widowControl w:val="0"/>
               <w:spacing w:line="240" w:lineRule="auto"/>
             </w:pPr>
-            <w:hyperlink r:id="rId14" w:anchor="21-establish-and-maintain-a-data-recovery-process">
-              <w:r>
-                <w:rPr>
-                  <w:color w:val="1155CC"/>
-                  <w:u w:val="single"/>
-                </w:rPr>
-                <w:t>2.1</w:t>
-              </w:r>
-            </w:hyperlink>
+            <w:r>
+              <w:rPr/>
+              <w:t xml:space="preserve">2.1</w:t>
+            </w:r>
           </w:p>
         </w:tc>
         <w:tc>
@@ -3656,7 +3715,7 @@
               <w:spacing w:line="240" w:lineRule="auto"/>
             </w:pPr>
             <w:r>
-              <w:t>Establish and Maintain a Data Recovery Process</w:t>
+              <w:t xml:space="preserve">Establish and Maintain a Data Recovery Process</w:t>
             </w:r>
           </w:p>
         </w:tc>
@@ -3682,6 +3741,9 @@
               </w:pBdr>
               <w:spacing w:line="240" w:lineRule="auto"/>
             </w:pPr>
+            <w:r>
+              <w:t xml:space="preserve"/>
+            </w:r>
           </w:p>
         </w:tc>
         <w:tc>
@@ -3706,6 +3768,9 @@
               </w:pBdr>
               <w:spacing w:line="240" w:lineRule="auto"/>
             </w:pPr>
+            <w:r>
+              <w:t xml:space="preserve"/>
+            </w:r>
           </w:p>
         </w:tc>
         <w:tc>
@@ -3730,6 +3795,9 @@
               </w:pBdr>
               <w:spacing w:line="240" w:lineRule="auto"/>
             </w:pPr>
+            <w:r>
+              <w:t xml:space="preserve"/>
+            </w:r>
           </w:p>
         </w:tc>
         <w:tc>
@@ -3754,6 +3822,9 @@
               </w:pBdr>
               <w:spacing w:line="240" w:lineRule="auto"/>
             </w:pPr>
+            <w:r>
+              <w:t xml:space="preserve"/>
+            </w:r>
           </w:p>
         </w:tc>
       </w:tr>
@@ -3773,15 +3844,10 @@
               <w:widowControl w:val="0"/>
               <w:spacing w:line="240" w:lineRule="auto"/>
             </w:pPr>
-            <w:hyperlink r:id="rId15" w:anchor="22-designate-personnel-to-manage-incident-handling">
-              <w:r>
-                <w:rPr>
-                  <w:color w:val="1155CC"/>
-                  <w:u w:val="single"/>
-                </w:rPr>
-                <w:t>2.2</w:t>
-              </w:r>
-            </w:hyperlink>
+            <w:r>
+              <w:rPr/>
+              <w:t xml:space="preserve">2.2</w:t>
+            </w:r>
           </w:p>
         </w:tc>
         <w:tc>
@@ -3800,7 +3866,7 @@
               <w:spacing w:line="240" w:lineRule="auto"/>
             </w:pPr>
             <w:r>
-              <w:t>Designate Personnel to Manage Incident Handling</w:t>
+              <w:t xml:space="preserve">Designate Personnel to Manage Incident Handling</w:t>
             </w:r>
           </w:p>
         </w:tc>
@@ -3826,6 +3892,9 @@
               </w:pBdr>
               <w:spacing w:line="240" w:lineRule="auto"/>
             </w:pPr>
+            <w:r>
+              <w:t xml:space="preserve"/>
+            </w:r>
           </w:p>
         </w:tc>
         <w:tc>
@@ -3850,6 +3919,9 @@
               </w:pBdr>
               <w:spacing w:line="240" w:lineRule="auto"/>
             </w:pPr>
+            <w:r>
+              <w:t xml:space="preserve"/>
+            </w:r>
           </w:p>
         </w:tc>
         <w:tc>
@@ -3874,6 +3946,9 @@
               </w:pBdr>
               <w:spacing w:line="240" w:lineRule="auto"/>
             </w:pPr>
+            <w:r>
+              <w:t xml:space="preserve"/>
+            </w:r>
           </w:p>
         </w:tc>
         <w:tc>
@@ -3898,6 +3973,9 @@
               </w:pBdr>
               <w:spacing w:line="240" w:lineRule="auto"/>
             </w:pPr>
+            <w:r>
+              <w:t xml:space="preserve"/>
+            </w:r>
           </w:p>
         </w:tc>
       </w:tr>
@@ -3917,15 +3995,10 @@
               <w:widowControl w:val="0"/>
               <w:spacing w:line="240" w:lineRule="auto"/>
             </w:pPr>
-            <w:hyperlink r:id="rId16" w:anchor="23-establish-and-maintain-contact-information-for-reporting-security-incidents">
-              <w:r>
-                <w:rPr>
-                  <w:color w:val="1155CC"/>
-                  <w:u w:val="single"/>
-                </w:rPr>
-                <w:t>2.3</w:t>
-              </w:r>
-            </w:hyperlink>
+            <w:r>
+              <w:rPr/>
+              <w:t xml:space="preserve">2.3</w:t>
+            </w:r>
           </w:p>
         </w:tc>
         <w:tc>
@@ -3944,7 +4017,7 @@
               <w:spacing w:line="240" w:lineRule="auto"/>
             </w:pPr>
             <w:r>
-              <w:t>Establish and Maintain Contact Information for Reporting Security Incidents</w:t>
+              <w:t xml:space="preserve">Establish and Maintain Contact Information for Reporting Security Incidents</w:t>
             </w:r>
           </w:p>
         </w:tc>
@@ -3970,6 +4043,9 @@
               </w:pBdr>
               <w:spacing w:line="240" w:lineRule="auto"/>
             </w:pPr>
+            <w:r>
+              <w:t xml:space="preserve"/>
+            </w:r>
           </w:p>
         </w:tc>
         <w:tc>
@@ -3994,6 +4070,9 @@
               </w:pBdr>
               <w:spacing w:line="240" w:lineRule="auto"/>
             </w:pPr>
+            <w:r>
+              <w:t xml:space="preserve"/>
+            </w:r>
           </w:p>
         </w:tc>
         <w:tc>
@@ -4018,6 +4097,9 @@
               </w:pBdr>
               <w:spacing w:line="240" w:lineRule="auto"/>
             </w:pPr>
+            <w:r>
+              <w:t xml:space="preserve"/>
+            </w:r>
           </w:p>
         </w:tc>
         <w:tc>
@@ -4042,6 +4124,9 @@
               </w:pBdr>
               <w:spacing w:line="240" w:lineRule="auto"/>
             </w:pPr>
+            <w:r>
+              <w:t xml:space="preserve"/>
+            </w:r>
           </w:p>
         </w:tc>
       </w:tr>
@@ -4061,15 +4146,10 @@
               <w:widowControl w:val="0"/>
               <w:spacing w:line="240" w:lineRule="auto"/>
             </w:pPr>
-            <w:hyperlink r:id="rId17" w:anchor="24-address-unauthorized-software">
-              <w:r>
-                <w:rPr>
-                  <w:color w:val="1155CC"/>
-                  <w:u w:val="single"/>
-                </w:rPr>
-                <w:t>2.4</w:t>
-              </w:r>
-            </w:hyperlink>
+            <w:r>
+              <w:rPr/>
+              <w:t xml:space="preserve">2.4</w:t>
+            </w:r>
           </w:p>
         </w:tc>
         <w:tc>
@@ -4088,7 +4168,7 @@
               <w:spacing w:line="240" w:lineRule="auto"/>
             </w:pPr>
             <w:r>
-              <w:t>Address Unauthorized Software</w:t>
+              <w:t xml:space="preserve">Address Unauthorized Software</w:t>
             </w:r>
           </w:p>
         </w:tc>
@@ -4114,6 +4194,9 @@
               </w:pBdr>
               <w:spacing w:line="240" w:lineRule="auto"/>
             </w:pPr>
+            <w:r>
+              <w:t xml:space="preserve"/>
+            </w:r>
           </w:p>
         </w:tc>
         <w:tc>
@@ -4138,6 +4221,9 @@
               </w:pBdr>
               <w:spacing w:line="240" w:lineRule="auto"/>
             </w:pPr>
+            <w:r>
+              <w:t xml:space="preserve"/>
+            </w:r>
           </w:p>
         </w:tc>
         <w:tc>
@@ -4162,6 +4248,9 @@
               </w:pBdr>
               <w:spacing w:line="240" w:lineRule="auto"/>
             </w:pPr>
+            <w:r>
+              <w:t xml:space="preserve"/>
+            </w:r>
           </w:p>
         </w:tc>
         <w:tc>
@@ -4186,6 +4275,9 @@
               </w:pBdr>
               <w:spacing w:line="240" w:lineRule="auto"/>
             </w:pPr>
+            <w:r>
+              <w:t xml:space="preserve"/>
+            </w:r>
           </w:p>
         </w:tc>
       </w:tr>
@@ -4205,15 +4297,10 @@
               <w:widowControl w:val="0"/>
               <w:spacing w:line="240" w:lineRule="auto"/>
             </w:pPr>
-            <w:hyperlink r:id="rId18" w:anchor="25-establish-and-maintain-a-data-management-process">
-              <w:r>
-                <w:rPr>
-                  <w:color w:val="1155CC"/>
-                  <w:u w:val="single"/>
-                </w:rPr>
-                <w:t>2.5</w:t>
-              </w:r>
-            </w:hyperlink>
+            <w:r>
+              <w:rPr/>
+              <w:t xml:space="preserve">2.5</w:t>
+            </w:r>
           </w:p>
         </w:tc>
         <w:tc>
@@ -4232,7 +4319,7 @@
               <w:spacing w:line="240" w:lineRule="auto"/>
             </w:pPr>
             <w:r>
-              <w:t>Establish and Maintain a Data Management Process</w:t>
+              <w:t xml:space="preserve">Establish and Maintain a Data Management Process</w:t>
             </w:r>
           </w:p>
         </w:tc>
@@ -4258,6 +4345,9 @@
               </w:pBdr>
               <w:spacing w:line="240" w:lineRule="auto"/>
             </w:pPr>
+            <w:r>
+              <w:t xml:space="preserve"/>
+            </w:r>
           </w:p>
         </w:tc>
         <w:tc>
@@ -4282,6 +4372,9 @@
               </w:pBdr>
               <w:spacing w:line="240" w:lineRule="auto"/>
             </w:pPr>
+            <w:r>
+              <w:t xml:space="preserve"/>
+            </w:r>
           </w:p>
         </w:tc>
         <w:tc>
@@ -4306,6 +4399,9 @@
               </w:pBdr>
               <w:spacing w:line="240" w:lineRule="auto"/>
             </w:pPr>
+            <w:r>
+              <w:t xml:space="preserve"/>
+            </w:r>
           </w:p>
         </w:tc>
         <w:tc>
@@ -4330,6 +4426,9 @@
               </w:pBdr>
               <w:spacing w:line="240" w:lineRule="auto"/>
             </w:pPr>
+            <w:r>
+              <w:t xml:space="preserve"/>
+            </w:r>
           </w:p>
         </w:tc>
       </w:tr>
@@ -4349,15 +4448,10 @@
               <w:widowControl w:val="0"/>
               <w:spacing w:line="240" w:lineRule="auto"/>
             </w:pPr>
-            <w:hyperlink r:id="rId19" w:anchor="26-encrypt-confidential-data-at-rest">
-              <w:r>
-                <w:rPr>
-                  <w:color w:val="1155CC"/>
-                  <w:u w:val="single"/>
-                </w:rPr>
-                <w:t>2.6</w:t>
-              </w:r>
-            </w:hyperlink>
+            <w:r>
+              <w:rPr/>
+              <w:t xml:space="preserve">2.6</w:t>
+            </w:r>
           </w:p>
         </w:tc>
         <w:tc>
@@ -4376,7 +4470,7 @@
               <w:spacing w:line="240" w:lineRule="auto"/>
             </w:pPr>
             <w:r>
-              <w:t>Encrypt Confidential Data at Rest</w:t>
+              <w:t xml:space="preserve">Encrypt Confidential Data at Rest</w:t>
             </w:r>
           </w:p>
         </w:tc>
@@ -4402,6 +4496,9 @@
               </w:pBdr>
               <w:spacing w:line="240" w:lineRule="auto"/>
             </w:pPr>
+            <w:r>
+              <w:t xml:space="preserve"/>
+            </w:r>
           </w:p>
         </w:tc>
         <w:tc>
@@ -4426,6 +4523,9 @@
               </w:pBdr>
               <w:spacing w:line="240" w:lineRule="auto"/>
             </w:pPr>
+            <w:r>
+              <w:t xml:space="preserve"/>
+            </w:r>
           </w:p>
         </w:tc>
         <w:tc>
@@ -4450,6 +4550,9 @@
               </w:pBdr>
               <w:spacing w:line="240" w:lineRule="auto"/>
             </w:pPr>
+            <w:r>
+              <w:t xml:space="preserve"/>
+            </w:r>
           </w:p>
         </w:tc>
         <w:tc>
@@ -4474,6 +4577,9 @@
               </w:pBdr>
               <w:spacing w:line="240" w:lineRule="auto"/>
             </w:pPr>
+            <w:r>
+              <w:t xml:space="preserve"/>
+            </w:r>
           </w:p>
         </w:tc>
       </w:tr>
@@ -4493,15 +4599,10 @@
               <w:widowControl w:val="0"/>
               <w:spacing w:line="240" w:lineRule="auto"/>
             </w:pPr>
-            <w:hyperlink r:id="rId20" w:anchor="27-configure-data-access-control-lists">
-              <w:r>
-                <w:rPr>
-                  <w:color w:val="1155CC"/>
-                  <w:u w:val="single"/>
-                </w:rPr>
-                <w:t>2.7</w:t>
-              </w:r>
-            </w:hyperlink>
+            <w:r>
+              <w:rPr/>
+              <w:t xml:space="preserve">2.7</w:t>
+            </w:r>
           </w:p>
         </w:tc>
         <w:tc>
@@ -4520,7 +4621,7 @@
               <w:spacing w:line="240" w:lineRule="auto"/>
             </w:pPr>
             <w:r>
-              <w:t>Configure Data Access Control Lists</w:t>
+              <w:t xml:space="preserve">Configure Data Access Control Lists</w:t>
             </w:r>
           </w:p>
         </w:tc>
@@ -4546,6 +4647,9 @@
               </w:pBdr>
               <w:spacing w:line="240" w:lineRule="auto"/>
             </w:pPr>
+            <w:r>
+              <w:t xml:space="preserve"/>
+            </w:r>
           </w:p>
         </w:tc>
         <w:tc>
@@ -4570,6 +4674,9 @@
               </w:pBdr>
               <w:spacing w:line="240" w:lineRule="auto"/>
             </w:pPr>
+            <w:r>
+              <w:t xml:space="preserve"/>
+            </w:r>
           </w:p>
         </w:tc>
         <w:tc>
@@ -4594,6 +4701,9 @@
               </w:pBdr>
               <w:spacing w:line="240" w:lineRule="auto"/>
             </w:pPr>
+            <w:r>
+              <w:t xml:space="preserve"/>
+            </w:r>
           </w:p>
         </w:tc>
         <w:tc>
@@ -4618,6 +4728,9 @@
               </w:pBdr>
               <w:spacing w:line="240" w:lineRule="auto"/>
             </w:pPr>
+            <w:r>
+              <w:t xml:space="preserve"/>
+            </w:r>
           </w:p>
         </w:tc>
       </w:tr>
@@ -4637,15 +4750,10 @@
               <w:widowControl w:val="0"/>
               <w:spacing w:line="240" w:lineRule="auto"/>
             </w:pPr>
-            <w:hyperlink r:id="rId21" w:anchor="28-establish-and-maintain-a-secure-configuration-process">
-              <w:r>
-                <w:rPr>
-                  <w:color w:val="1155CC"/>
-                  <w:u w:val="single"/>
-                </w:rPr>
-                <w:t>2.8</w:t>
-              </w:r>
-            </w:hyperlink>
+            <w:r>
+              <w:rPr/>
+              <w:t xml:space="preserve">2.8</w:t>
+            </w:r>
           </w:p>
         </w:tc>
         <w:tc>
@@ -4664,7 +4772,7 @@
               <w:spacing w:line="240" w:lineRule="auto"/>
             </w:pPr>
             <w:r>
-              <w:t>Establish and Maintain a Secure Configuration Process</w:t>
+              <w:t xml:space="preserve">Establish and Maintain a Secure Configuration Process</w:t>
             </w:r>
           </w:p>
         </w:tc>
@@ -4690,6 +4798,9 @@
               </w:pBdr>
               <w:spacing w:line="240" w:lineRule="auto"/>
             </w:pPr>
+            <w:r>
+              <w:t xml:space="preserve"/>
+            </w:r>
           </w:p>
         </w:tc>
         <w:tc>
@@ -4714,6 +4825,9 @@
               </w:pBdr>
               <w:spacing w:line="240" w:lineRule="auto"/>
             </w:pPr>
+            <w:r>
+              <w:t xml:space="preserve"/>
+            </w:r>
           </w:p>
         </w:tc>
         <w:tc>
@@ -4738,6 +4852,9 @@
               </w:pBdr>
               <w:spacing w:line="240" w:lineRule="auto"/>
             </w:pPr>
+            <w:r>
+              <w:t xml:space="preserve"/>
+            </w:r>
           </w:p>
         </w:tc>
         <w:tc>
@@ -4762,6 +4879,9 @@
               </w:pBdr>
               <w:spacing w:line="240" w:lineRule="auto"/>
             </w:pPr>
+            <w:r>
+              <w:t xml:space="preserve"/>
+            </w:r>
           </w:p>
         </w:tc>
       </w:tr>
@@ -4781,15 +4901,10 @@
               <w:widowControl w:val="0"/>
               <w:spacing w:line="240" w:lineRule="auto"/>
             </w:pPr>
-            <w:hyperlink r:id="rId22" w:anchor="29-use-unique-passwords">
-              <w:r>
-                <w:rPr>
-                  <w:color w:val="1155CC"/>
-                  <w:u w:val="single"/>
-                </w:rPr>
-                <w:t>2.9</w:t>
-              </w:r>
-            </w:hyperlink>
+            <w:r>
+              <w:rPr/>
+              <w:t xml:space="preserve">2.9</w:t>
+            </w:r>
           </w:p>
         </w:tc>
         <w:tc>
@@ -4808,7 +4923,7 @@
               <w:spacing w:line="240" w:lineRule="auto"/>
             </w:pPr>
             <w:r>
-              <w:t>Use Unique Passwords</w:t>
+              <w:t xml:space="preserve">Use Unique Passwords</w:t>
             </w:r>
           </w:p>
         </w:tc>
@@ -4834,6 +4949,9 @@
               </w:pBdr>
               <w:spacing w:line="240" w:lineRule="auto"/>
             </w:pPr>
+            <w:r>
+              <w:t xml:space="preserve"/>
+            </w:r>
           </w:p>
         </w:tc>
         <w:tc>
@@ -4858,6 +4976,9 @@
               </w:pBdr>
               <w:spacing w:line="240" w:lineRule="auto"/>
             </w:pPr>
+            <w:r>
+              <w:t xml:space="preserve"/>
+            </w:r>
           </w:p>
         </w:tc>
         <w:tc>
@@ -4882,6 +5003,9 @@
               </w:pBdr>
               <w:spacing w:line="240" w:lineRule="auto"/>
             </w:pPr>
+            <w:r>
+              <w:t xml:space="preserve"/>
+            </w:r>
           </w:p>
         </w:tc>
         <w:tc>
@@ -4906,6 +5030,9 @@
               </w:pBdr>
               <w:spacing w:line="240" w:lineRule="auto"/>
             </w:pPr>
+            <w:r>
+              <w:t xml:space="preserve"/>
+            </w:r>
           </w:p>
         </w:tc>
       </w:tr>
@@ -4925,15 +5052,10 @@
               <w:widowControl w:val="0"/>
               <w:spacing w:line="240" w:lineRule="auto"/>
             </w:pPr>
-            <w:hyperlink r:id="rId23" w:anchor="210-disable-dormant-accounts">
-              <w:r>
-                <w:rPr>
-                  <w:color w:val="1155CC"/>
-                  <w:u w:val="single"/>
-                </w:rPr>
-                <w:t>2.10</w:t>
-              </w:r>
-            </w:hyperlink>
+            <w:r>
+              <w:rPr/>
+              <w:t xml:space="preserve">2.10</w:t>
+            </w:r>
           </w:p>
         </w:tc>
         <w:tc>
@@ -4952,7 +5074,7 @@
               <w:spacing w:line="240" w:lineRule="auto"/>
             </w:pPr>
             <w:r>
-              <w:t>Disable Dormant Accounts</w:t>
+              <w:t xml:space="preserve">Disable Dormant Accounts</w:t>
             </w:r>
           </w:p>
         </w:tc>
@@ -4978,6 +5100,9 @@
               </w:pBdr>
               <w:spacing w:line="240" w:lineRule="auto"/>
             </w:pPr>
+            <w:r>
+              <w:t xml:space="preserve"/>
+            </w:r>
           </w:p>
         </w:tc>
         <w:tc>
@@ -5002,6 +5127,9 @@
               </w:pBdr>
               <w:spacing w:line="240" w:lineRule="auto"/>
             </w:pPr>
+            <w:r>
+              <w:t xml:space="preserve"/>
+            </w:r>
           </w:p>
         </w:tc>
         <w:tc>
@@ -5026,6 +5154,9 @@
               </w:pBdr>
               <w:spacing w:line="240" w:lineRule="auto"/>
             </w:pPr>
+            <w:r>
+              <w:t xml:space="preserve"/>
+            </w:r>
           </w:p>
         </w:tc>
         <w:tc>
@@ -5050,6 +5181,9 @@
               </w:pBdr>
               <w:spacing w:line="240" w:lineRule="auto"/>
             </w:pPr>
+            <w:r>
+              <w:t xml:space="preserve"/>
+            </w:r>
           </w:p>
         </w:tc>
       </w:tr>
@@ -5069,15 +5203,10 @@
               <w:widowControl w:val="0"/>
               <w:spacing w:line="240" w:lineRule="auto"/>
             </w:pPr>
-            <w:hyperlink r:id="rId24" w:anchor="211-restrict-administrator-privileges-to-dedicated-administrator-accounts">
-              <w:r>
-                <w:rPr>
-                  <w:color w:val="1155CC"/>
-                  <w:u w:val="single"/>
-                </w:rPr>
-                <w:t>2.11</w:t>
-              </w:r>
-            </w:hyperlink>
+            <w:r>
+              <w:rPr/>
+              <w:t xml:space="preserve">2.11</w:t>
+            </w:r>
           </w:p>
         </w:tc>
         <w:tc>
@@ -5096,7 +5225,7 @@
               <w:spacing w:line="240" w:lineRule="auto"/>
             </w:pPr>
             <w:r>
-              <w:t>Restrict Administrator Privileges to Dedicated Administrator Accounts</w:t>
+              <w:t xml:space="preserve">Restrict Administrator Privileges to Dedicated Administrator Accounts</w:t>
             </w:r>
           </w:p>
         </w:tc>
@@ -5122,6 +5251,9 @@
               </w:pBdr>
               <w:spacing w:line="240" w:lineRule="auto"/>
             </w:pPr>
+            <w:r>
+              <w:t xml:space="preserve"/>
+            </w:r>
           </w:p>
         </w:tc>
         <w:tc>
@@ -5146,6 +5278,9 @@
               </w:pBdr>
               <w:spacing w:line="240" w:lineRule="auto"/>
             </w:pPr>
+            <w:r>
+              <w:t xml:space="preserve"/>
+            </w:r>
           </w:p>
         </w:tc>
         <w:tc>
@@ -5170,6 +5305,9 @@
               </w:pBdr>
               <w:spacing w:line="240" w:lineRule="auto"/>
             </w:pPr>
+            <w:r>
+              <w:t xml:space="preserve"/>
+            </w:r>
           </w:p>
         </w:tc>
         <w:tc>
@@ -5194,6 +5332,9 @@
               </w:pBdr>
               <w:spacing w:line="240" w:lineRule="auto"/>
             </w:pPr>
+            <w:r>
+              <w:t xml:space="preserve"/>
+            </w:r>
           </w:p>
         </w:tc>
       </w:tr>
@@ -5213,15 +5354,10 @@
               <w:widowControl w:val="0"/>
               <w:spacing w:line="240" w:lineRule="auto"/>
             </w:pPr>
-            <w:hyperlink r:id="rId25" w:anchor="212-centralize-account-management">
-              <w:r>
-                <w:rPr>
-                  <w:color w:val="1155CC"/>
-                  <w:u w:val="single"/>
-                </w:rPr>
-                <w:t>2.12</w:t>
-              </w:r>
-            </w:hyperlink>
+            <w:r>
+              <w:rPr/>
+              <w:t xml:space="preserve">2.12</w:t>
+            </w:r>
           </w:p>
         </w:tc>
         <w:tc>
@@ -5240,7 +5376,7 @@
               <w:spacing w:line="240" w:lineRule="auto"/>
             </w:pPr>
             <w:r>
-              <w:t>Centralize Account Management</w:t>
+              <w:t xml:space="preserve">Centralize Account Management</w:t>
             </w:r>
           </w:p>
         </w:tc>
@@ -5266,6 +5402,9 @@
               </w:pBdr>
               <w:spacing w:line="240" w:lineRule="auto"/>
             </w:pPr>
+            <w:r>
+              <w:t xml:space="preserve"/>
+            </w:r>
           </w:p>
         </w:tc>
         <w:tc>
@@ -5290,6 +5429,9 @@
               </w:pBdr>
               <w:spacing w:line="240" w:lineRule="auto"/>
             </w:pPr>
+            <w:r>
+              <w:t xml:space="preserve"/>
+            </w:r>
           </w:p>
         </w:tc>
         <w:tc>
@@ -5314,6 +5456,9 @@
               </w:pBdr>
               <w:spacing w:line="240" w:lineRule="auto"/>
             </w:pPr>
+            <w:r>
+              <w:t xml:space="preserve"/>
+            </w:r>
           </w:p>
         </w:tc>
         <w:tc>
@@ -5338,6 +5483,9 @@
               </w:pBdr>
               <w:spacing w:line="240" w:lineRule="auto"/>
             </w:pPr>
+            <w:r>
+              <w:t xml:space="preserve"/>
+            </w:r>
           </w:p>
         </w:tc>
       </w:tr>
@@ -5357,15 +5505,10 @@
               <w:widowControl w:val="0"/>
               <w:spacing w:line="240" w:lineRule="auto"/>
             </w:pPr>
-            <w:hyperlink r:id="rId26" w:anchor="213-establish-an-access-revoking-process">
-              <w:r>
-                <w:rPr>
-                  <w:color w:val="1155CC"/>
-                  <w:u w:val="single"/>
-                </w:rPr>
-                <w:t>2.13</w:t>
-              </w:r>
-            </w:hyperlink>
+            <w:r>
+              <w:rPr/>
+              <w:t xml:space="preserve">2.13</w:t>
+            </w:r>
           </w:p>
         </w:tc>
         <w:tc>
@@ -5384,7 +5527,7 @@
               <w:spacing w:line="240" w:lineRule="auto"/>
             </w:pPr>
             <w:r>
-              <w:t>Establish an Access Revoking Process</w:t>
+              <w:t xml:space="preserve">Establish an Access Revoking Process</w:t>
             </w:r>
           </w:p>
         </w:tc>
@@ -5410,6 +5553,9 @@
               </w:pBdr>
               <w:spacing w:line="240" w:lineRule="auto"/>
             </w:pPr>
+            <w:r>
+              <w:t xml:space="preserve"/>
+            </w:r>
           </w:p>
         </w:tc>
         <w:tc>
@@ -5434,6 +5580,9 @@
               </w:pBdr>
               <w:spacing w:line="240" w:lineRule="auto"/>
             </w:pPr>
+            <w:r>
+              <w:t xml:space="preserve"/>
+            </w:r>
           </w:p>
         </w:tc>
         <w:tc>
@@ -5458,6 +5607,9 @@
               </w:pBdr>
               <w:spacing w:line="240" w:lineRule="auto"/>
             </w:pPr>
+            <w:r>
+              <w:t xml:space="preserve"/>
+            </w:r>
           </w:p>
         </w:tc>
         <w:tc>
@@ -5482,6 +5634,9 @@
               </w:pBdr>
               <w:spacing w:line="240" w:lineRule="auto"/>
             </w:pPr>
+            <w:r>
+              <w:t xml:space="preserve"/>
+            </w:r>
           </w:p>
         </w:tc>
       </w:tr>
@@ -5501,15 +5656,10 @@
               <w:widowControl w:val="0"/>
               <w:spacing w:line="240" w:lineRule="auto"/>
             </w:pPr>
-            <w:hyperlink r:id="rId27" w:anchor="214-require-mfa-for-externally-exposed-applications">
-              <w:r>
-                <w:rPr>
-                  <w:color w:val="1155CC"/>
-                  <w:u w:val="single"/>
-                </w:rPr>
-                <w:t>2.14</w:t>
-              </w:r>
-            </w:hyperlink>
+            <w:r>
+              <w:rPr/>
+              <w:t xml:space="preserve">2.14</w:t>
+            </w:r>
           </w:p>
         </w:tc>
         <w:tc>
@@ -5528,15 +5678,7 @@
               <w:spacing w:line="240" w:lineRule="auto"/>
             </w:pPr>
             <w:r>
-              <w:t xml:space="preserve">Require MFA for </w:t>
-            </w:r>
-            <w:proofErr w:type="gramStart"/>
-            <w:r>
-              <w:t>Externally-Exposed</w:t>
-            </w:r>
-            <w:proofErr w:type="gramEnd"/>
-            <w:r>
-              <w:t xml:space="preserve"> Applications</w:t>
+              <w:t xml:space="preserve">Require MFA for Externally-Exposed Applications</w:t>
             </w:r>
           </w:p>
         </w:tc>
@@ -5562,6 +5704,9 @@
               </w:pBdr>
               <w:spacing w:line="240" w:lineRule="auto"/>
             </w:pPr>
+            <w:r>
+              <w:t xml:space="preserve"/>
+            </w:r>
           </w:p>
         </w:tc>
         <w:tc>
@@ -5586,6 +5731,9 @@
               </w:pBdr>
               <w:spacing w:line="240" w:lineRule="auto"/>
             </w:pPr>
+            <w:r>
+              <w:t xml:space="preserve"/>
+            </w:r>
           </w:p>
         </w:tc>
         <w:tc>
@@ -5610,6 +5758,9 @@
               </w:pBdr>
               <w:spacing w:line="240" w:lineRule="auto"/>
             </w:pPr>
+            <w:r>
+              <w:t xml:space="preserve"/>
+            </w:r>
           </w:p>
         </w:tc>
         <w:tc>
@@ -5634,6 +5785,9 @@
               </w:pBdr>
               <w:spacing w:line="240" w:lineRule="auto"/>
             </w:pPr>
+            <w:r>
+              <w:t xml:space="preserve"/>
+            </w:r>
           </w:p>
         </w:tc>
       </w:tr>
@@ -5653,15 +5807,10 @@
               <w:widowControl w:val="0"/>
               <w:spacing w:line="240" w:lineRule="auto"/>
             </w:pPr>
-            <w:hyperlink r:id="rId28" w:anchor="215-require-mfa-for-remote-network-access">
-              <w:r>
-                <w:rPr>
-                  <w:color w:val="1155CC"/>
-                  <w:u w:val="single"/>
-                </w:rPr>
-                <w:t>2.15</w:t>
-              </w:r>
-            </w:hyperlink>
+            <w:r>
+              <w:rPr/>
+              <w:t xml:space="preserve">2.15</w:t>
+            </w:r>
           </w:p>
         </w:tc>
         <w:tc>
@@ -5680,7 +5829,7 @@
               <w:spacing w:line="240" w:lineRule="auto"/>
             </w:pPr>
             <w:r>
-              <w:t>Require MFA for Remote Network Access</w:t>
+              <w:t xml:space="preserve">Require MFA for Remote Network Access</w:t>
             </w:r>
           </w:p>
         </w:tc>
@@ -5706,6 +5855,9 @@
               </w:pBdr>
               <w:spacing w:line="240" w:lineRule="auto"/>
             </w:pPr>
+            <w:r>
+              <w:t xml:space="preserve"/>
+            </w:r>
           </w:p>
         </w:tc>
         <w:tc>
@@ -5730,6 +5882,9 @@
               </w:pBdr>
               <w:spacing w:line="240" w:lineRule="auto"/>
             </w:pPr>
+            <w:r>
+              <w:t xml:space="preserve"/>
+            </w:r>
           </w:p>
         </w:tc>
         <w:tc>
@@ -5754,6 +5909,9 @@
               </w:pBdr>
               <w:spacing w:line="240" w:lineRule="auto"/>
             </w:pPr>
+            <w:r>
+              <w:t xml:space="preserve"/>
+            </w:r>
           </w:p>
         </w:tc>
         <w:tc>
@@ -5778,6 +5936,9 @@
               </w:pBdr>
               <w:spacing w:line="240" w:lineRule="auto"/>
             </w:pPr>
+            <w:r>
+              <w:t xml:space="preserve"/>
+            </w:r>
           </w:p>
         </w:tc>
       </w:tr>
@@ -5797,15 +5958,10 @@
               <w:widowControl w:val="0"/>
               <w:spacing w:line="240" w:lineRule="auto"/>
             </w:pPr>
-            <w:hyperlink r:id="rId29" w:anchor="216-require-mfa-for-administrative-access">
-              <w:r>
-                <w:rPr>
-                  <w:color w:val="1155CC"/>
-                  <w:u w:val="single"/>
-                </w:rPr>
-                <w:t>2.16</w:t>
-              </w:r>
-            </w:hyperlink>
+            <w:r>
+              <w:rPr/>
+              <w:t xml:space="preserve">2.16</w:t>
+            </w:r>
           </w:p>
         </w:tc>
         <w:tc>
@@ -5824,7 +5980,7 @@
               <w:spacing w:line="240" w:lineRule="auto"/>
             </w:pPr>
             <w:r>
-              <w:t>Require MFA for Administrative Access</w:t>
+              <w:t xml:space="preserve">Require MFA for Administrative Access</w:t>
             </w:r>
           </w:p>
         </w:tc>
@@ -5850,6 +6006,9 @@
               </w:pBdr>
               <w:spacing w:line="240" w:lineRule="auto"/>
             </w:pPr>
+            <w:r>
+              <w:t xml:space="preserve"/>
+            </w:r>
           </w:p>
         </w:tc>
         <w:tc>
@@ -5874,6 +6033,9 @@
               </w:pBdr>
               <w:spacing w:line="240" w:lineRule="auto"/>
             </w:pPr>
+            <w:r>
+              <w:t xml:space="preserve"/>
+            </w:r>
           </w:p>
         </w:tc>
         <w:tc>
@@ -5898,6 +6060,9 @@
               </w:pBdr>
               <w:spacing w:line="240" w:lineRule="auto"/>
             </w:pPr>
+            <w:r>
+              <w:t xml:space="preserve"/>
+            </w:r>
           </w:p>
         </w:tc>
         <w:tc>
@@ -5922,6 +6087,9 @@
               </w:pBdr>
               <w:spacing w:line="240" w:lineRule="auto"/>
             </w:pPr>
+            <w:r>
+              <w:t xml:space="preserve"/>
+            </w:r>
           </w:p>
         </w:tc>
       </w:tr>
@@ -5941,15 +6109,10 @@
               <w:widowControl w:val="0"/>
               <w:spacing w:line="240" w:lineRule="auto"/>
             </w:pPr>
-            <w:hyperlink r:id="rId30" w:anchor="217-centralize-access-control">
-              <w:r>
-                <w:rPr>
-                  <w:color w:val="1155CC"/>
-                  <w:u w:val="single"/>
-                </w:rPr>
-                <w:t>2.17</w:t>
-              </w:r>
-            </w:hyperlink>
+            <w:r>
+              <w:rPr/>
+              <w:t xml:space="preserve">2.17</w:t>
+            </w:r>
           </w:p>
         </w:tc>
         <w:tc>
@@ -5968,7 +6131,7 @@
               <w:spacing w:line="240" w:lineRule="auto"/>
             </w:pPr>
             <w:r>
-              <w:t>Centralize Access Control</w:t>
+              <w:t xml:space="preserve">Centralize Access Control</w:t>
             </w:r>
           </w:p>
         </w:tc>
@@ -5994,6 +6157,9 @@
               </w:pBdr>
               <w:spacing w:line="240" w:lineRule="auto"/>
             </w:pPr>
+            <w:r>
+              <w:t xml:space="preserve"/>
+            </w:r>
           </w:p>
         </w:tc>
         <w:tc>
@@ -6018,6 +6184,9 @@
               </w:pBdr>
               <w:spacing w:line="240" w:lineRule="auto"/>
             </w:pPr>
+            <w:r>
+              <w:t xml:space="preserve"/>
+            </w:r>
           </w:p>
         </w:tc>
         <w:tc>
@@ -6042,6 +6211,9 @@
               </w:pBdr>
               <w:spacing w:line="240" w:lineRule="auto"/>
             </w:pPr>
+            <w:r>
+              <w:t xml:space="preserve"/>
+            </w:r>
           </w:p>
         </w:tc>
         <w:tc>
@@ -6066,6 +6238,9 @@
               </w:pBdr>
               <w:spacing w:line="240" w:lineRule="auto"/>
             </w:pPr>
+            <w:r>
+              <w:t xml:space="preserve"/>
+            </w:r>
           </w:p>
         </w:tc>
       </w:tr>
@@ -6085,15 +6260,10 @@
               <w:widowControl w:val="0"/>
               <w:spacing w:line="240" w:lineRule="auto"/>
             </w:pPr>
-            <w:hyperlink r:id="rId31" w:anchor="218-define-and-maintain-role-based-access-control">
-              <w:r>
-                <w:rPr>
-                  <w:color w:val="1155CC"/>
-                  <w:u w:val="single"/>
-                </w:rPr>
-                <w:t>2.18</w:t>
-              </w:r>
-            </w:hyperlink>
+            <w:r>
+              <w:rPr/>
+              <w:t xml:space="preserve">2.18</w:t>
+            </w:r>
           </w:p>
         </w:tc>
         <w:tc>
@@ -6112,7 +6282,7 @@
               <w:spacing w:line="240" w:lineRule="auto"/>
             </w:pPr>
             <w:r>
-              <w:t>Define and Maintain Role-Based Access Control</w:t>
+              <w:t xml:space="preserve">Define and Maintain Role-Based Access Control</w:t>
             </w:r>
           </w:p>
         </w:tc>
@@ -6138,6 +6308,9 @@
               </w:pBdr>
               <w:spacing w:line="240" w:lineRule="auto"/>
             </w:pPr>
+            <w:r>
+              <w:t xml:space="preserve"/>
+            </w:r>
           </w:p>
         </w:tc>
         <w:tc>
@@ -6162,6 +6335,9 @@
               </w:pBdr>
               <w:spacing w:line="240" w:lineRule="auto"/>
             </w:pPr>
+            <w:r>
+              <w:t xml:space="preserve"/>
+            </w:r>
           </w:p>
         </w:tc>
         <w:tc>
@@ -6186,6 +6362,9 @@
               </w:pBdr>
               <w:spacing w:line="240" w:lineRule="auto"/>
             </w:pPr>
+            <w:r>
+              <w:t xml:space="preserve"/>
+            </w:r>
           </w:p>
         </w:tc>
         <w:tc>
@@ -6210,6 +6389,9 @@
               </w:pBdr>
               <w:spacing w:line="240" w:lineRule="auto"/>
             </w:pPr>
+            <w:r>
+              <w:t xml:space="preserve"/>
+            </w:r>
           </w:p>
         </w:tc>
       </w:tr>
@@ -6234,29 +6416,13 @@
             <w:pPr>
               <w:widowControl w:val="0"/>
               <w:spacing w:line="240" w:lineRule="auto"/>
+              <w:jc w:val="center"/>
               <w:rPr>
                 <w:color w:val="FFFFFF"/>
               </w:rPr>
             </w:pPr>
-          </w:p>
-          <w:p>
-            <w:pPr>
-              <w:widowControl w:val="0"/>
-              <w:spacing w:line="240" w:lineRule="auto"/>
-              <w:jc w:val="center"/>
-              <w:rPr>
-                <w:color w:val="FFFFFF"/>
-                <w:sz w:val="32"/>
-                <w:szCs w:val="32"/>
-              </w:rPr>
-            </w:pPr>
-            <w:r>
-              <w:rPr>
-                <w:color w:val="FFFFFF"/>
-                <w:sz w:val="32"/>
-                <w:szCs w:val="32"/>
-              </w:rPr>
-              <w:t>Logging and Monitoring</w:t>
+            <w:r>
+              <w:t xml:space="preserve">Logging and Monitoring</w:t>
             </w:r>
           </w:p>
         </w:tc>
@@ -6292,7 +6458,7 @@
               <w:rPr>
                 <w:color w:val="FFFFFF"/>
               </w:rPr>
-              <w:t>Verdict</w:t>
+              <w:t xml:space="preserve">Verdict</w:t>
             </w:r>
           </w:p>
         </w:tc>
@@ -6317,8 +6483,18 @@
           <w:p>
             <w:pPr>
               <w:widowControl w:val="0"/>
-              <w:spacing w:line="240" w:lineRule="auto"/>
-            </w:pPr>
+              <w:pBdr>
+                <w:top w:val="nil"/>
+                <w:left w:val="nil"/>
+                <w:bottom w:val="nil"/>
+                <w:right w:val="nil"/>
+                <w:between w:val="nil"/>
+              </w:pBdr>
+              <w:spacing w:line="240" w:lineRule="auto"/>
+            </w:pPr>
+            <w:r>
+              <w:t xml:space="preserve">Logging and Monitoring</w:t>
+            </w:r>
           </w:p>
         </w:tc>
         <w:tc>
@@ -6351,7 +6527,7 @@
               <w:rPr>
                 <w:color w:val="FFFFFF"/>
               </w:rPr>
-              <w:t>P</w:t>
+              <w:t xml:space="preserve">P</w:t>
             </w:r>
           </w:p>
         </w:tc>
@@ -6385,7 +6561,7 @@
               <w:rPr>
                 <w:color w:val="FFFFFF"/>
               </w:rPr>
-              <w:t>F</w:t>
+              <w:t xml:space="preserve">F</w:t>
             </w:r>
           </w:p>
         </w:tc>
@@ -6419,7 +6595,7 @@
               <w:rPr>
                 <w:color w:val="FFFFFF"/>
               </w:rPr>
-              <w:t>NA</w:t>
+              <w:t xml:space="preserve">NA</w:t>
             </w:r>
           </w:p>
         </w:tc>
@@ -6453,7 +6629,7 @@
               <w:rPr>
                 <w:color w:val="FFFFFF"/>
               </w:rPr>
-              <w:t>INC</w:t>
+              <w:t xml:space="preserve">INC</w:t>
             </w:r>
           </w:p>
         </w:tc>
@@ -6474,15 +6650,10 @@
               <w:widowControl w:val="0"/>
               <w:spacing w:line="240" w:lineRule="auto"/>
             </w:pPr>
-            <w:hyperlink r:id="rId32" w:anchor="31-establish-and-maintain-detailed-enterprise-asset-inventory">
-              <w:r>
-                <w:rPr>
-                  <w:color w:val="1155CC"/>
-                  <w:u w:val="single"/>
-                </w:rPr>
-                <w:t>3.1</w:t>
-              </w:r>
-            </w:hyperlink>
+            <w:r>
+              <w:rPr/>
+              <w:t xml:space="preserve">3.1</w:t>
+            </w:r>
           </w:p>
         </w:tc>
         <w:tc>
@@ -6501,7 +6672,7 @@
               <w:spacing w:line="240" w:lineRule="auto"/>
             </w:pPr>
             <w:r>
-              <w:t>Establish and Maintain Detailed Enterprise Asset Inventory</w:t>
+              <w:t xml:space="preserve">Establish and Maintain Detailed Enterprise Asset Inventory</w:t>
             </w:r>
           </w:p>
         </w:tc>
@@ -6527,6 +6698,9 @@
               </w:pBdr>
               <w:spacing w:line="240" w:lineRule="auto"/>
             </w:pPr>
+            <w:r>
+              <w:t xml:space="preserve"/>
+            </w:r>
           </w:p>
         </w:tc>
         <w:tc>
@@ -6551,6 +6725,9 @@
               </w:pBdr>
               <w:spacing w:line="240" w:lineRule="auto"/>
             </w:pPr>
+            <w:r>
+              <w:t xml:space="preserve"/>
+            </w:r>
           </w:p>
         </w:tc>
         <w:tc>
@@ -6575,6 +6752,9 @@
               </w:pBdr>
               <w:spacing w:line="240" w:lineRule="auto"/>
             </w:pPr>
+            <w:r>
+              <w:t xml:space="preserve"/>
+            </w:r>
           </w:p>
         </w:tc>
         <w:tc>
@@ -6599,6 +6779,9 @@
               </w:pBdr>
               <w:spacing w:line="240" w:lineRule="auto"/>
             </w:pPr>
+            <w:r>
+              <w:t xml:space="preserve"/>
+            </w:r>
           </w:p>
         </w:tc>
       </w:tr>
@@ -6618,15 +6801,10 @@
               <w:widowControl w:val="0"/>
               <w:spacing w:line="240" w:lineRule="auto"/>
             </w:pPr>
-            <w:hyperlink r:id="rId33" w:anchor="32-tune-security-event-alerting-thresholds">
-              <w:r>
-                <w:rPr>
-                  <w:color w:val="1155CC"/>
-                  <w:u w:val="single"/>
-                </w:rPr>
-                <w:t>3.2</w:t>
-              </w:r>
-            </w:hyperlink>
+            <w:r>
+              <w:rPr/>
+              <w:t xml:space="preserve">3.2</w:t>
+            </w:r>
           </w:p>
         </w:tc>
         <w:tc>
@@ -6645,7 +6823,7 @@
               <w:spacing w:line="240" w:lineRule="auto"/>
             </w:pPr>
             <w:r>
-              <w:t>Tune Security Event Alerting Thresholds</w:t>
+              <w:t xml:space="preserve">Tune Security Event Alerting Thresholds</w:t>
             </w:r>
           </w:p>
         </w:tc>
@@ -6671,6 +6849,9 @@
               </w:pBdr>
               <w:spacing w:line="240" w:lineRule="auto"/>
             </w:pPr>
+            <w:r>
+              <w:t xml:space="preserve"/>
+            </w:r>
           </w:p>
         </w:tc>
         <w:tc>
@@ -6695,6 +6876,9 @@
               </w:pBdr>
               <w:spacing w:line="240" w:lineRule="auto"/>
             </w:pPr>
+            <w:r>
+              <w:t xml:space="preserve"/>
+            </w:r>
           </w:p>
         </w:tc>
         <w:tc>
@@ -6719,6 +6903,9 @@
               </w:pBdr>
               <w:spacing w:line="240" w:lineRule="auto"/>
             </w:pPr>
+            <w:r>
+              <w:t xml:space="preserve"/>
+            </w:r>
           </w:p>
         </w:tc>
         <w:tc>
@@ -6743,6 +6930,9 @@
               </w:pBdr>
               <w:spacing w:line="240" w:lineRule="auto"/>
             </w:pPr>
+            <w:r>
+              <w:t xml:space="preserve"/>
+            </w:r>
           </w:p>
         </w:tc>
       </w:tr>
@@ -6762,15 +6952,10 @@
               <w:widowControl w:val="0"/>
               <w:spacing w:line="240" w:lineRule="auto"/>
             </w:pPr>
-            <w:hyperlink r:id="rId34" w:anchor="33-establish-and-maintain-contact-information-for-reporting-security-incidents">
-              <w:r>
-                <w:rPr>
-                  <w:color w:val="1155CC"/>
-                  <w:u w:val="single"/>
-                </w:rPr>
-                <w:t>3.3</w:t>
-              </w:r>
-            </w:hyperlink>
+            <w:r>
+              <w:rPr/>
+              <w:t xml:space="preserve">3.3</w:t>
+            </w:r>
           </w:p>
         </w:tc>
         <w:tc>
@@ -6789,7 +6974,7 @@
               <w:spacing w:line="240" w:lineRule="auto"/>
             </w:pPr>
             <w:r>
-              <w:t>Establish and Maintain Contact Information for Reporting Security Incidents</w:t>
+              <w:t xml:space="preserve">Establish and Maintain Contact Information for Reporting Security Incidents</w:t>
             </w:r>
           </w:p>
         </w:tc>
@@ -6815,6 +7000,9 @@
               </w:pBdr>
               <w:spacing w:line="240" w:lineRule="auto"/>
             </w:pPr>
+            <w:r>
+              <w:t xml:space="preserve"/>
+            </w:r>
           </w:p>
         </w:tc>
         <w:tc>
@@ -6839,6 +7027,9 @@
               </w:pBdr>
               <w:spacing w:line="240" w:lineRule="auto"/>
             </w:pPr>
+            <w:r>
+              <w:t xml:space="preserve"/>
+            </w:r>
           </w:p>
         </w:tc>
         <w:tc>
@@ -6863,6 +7054,9 @@
               </w:pBdr>
               <w:spacing w:line="240" w:lineRule="auto"/>
             </w:pPr>
+            <w:r>
+              <w:t xml:space="preserve"/>
+            </w:r>
           </w:p>
         </w:tc>
         <w:tc>
@@ -6887,6 +7081,9 @@
               </w:pBdr>
               <w:spacing w:line="240" w:lineRule="auto"/>
             </w:pPr>
+            <w:r>
+              <w:t xml:space="preserve"/>
+            </w:r>
           </w:p>
         </w:tc>
       </w:tr>
@@ -6906,15 +7103,10 @@
               <w:widowControl w:val="0"/>
               <w:spacing w:line="240" w:lineRule="auto"/>
             </w:pPr>
-            <w:hyperlink r:id="rId35" w:anchor="34-log-confidential-data-access">
-              <w:r>
-                <w:rPr>
-                  <w:color w:val="1155CC"/>
-                  <w:u w:val="single"/>
-                </w:rPr>
-                <w:t>3.4</w:t>
-              </w:r>
-            </w:hyperlink>
+            <w:r>
+              <w:rPr/>
+              <w:t xml:space="preserve">3.4</w:t>
+            </w:r>
           </w:p>
         </w:tc>
         <w:tc>
@@ -6933,7 +7125,7 @@
               <w:spacing w:line="240" w:lineRule="auto"/>
             </w:pPr>
             <w:r>
-              <w:t>Log Confidential Data Access</w:t>
+              <w:t xml:space="preserve">Log Confidential Data Access</w:t>
             </w:r>
           </w:p>
         </w:tc>
@@ -6959,6 +7151,9 @@
               </w:pBdr>
               <w:spacing w:line="240" w:lineRule="auto"/>
             </w:pPr>
+            <w:r>
+              <w:t xml:space="preserve"/>
+            </w:r>
           </w:p>
         </w:tc>
         <w:tc>
@@ -6983,6 +7178,9 @@
               </w:pBdr>
               <w:spacing w:line="240" w:lineRule="auto"/>
             </w:pPr>
+            <w:r>
+              <w:t xml:space="preserve"/>
+            </w:r>
           </w:p>
         </w:tc>
         <w:tc>
@@ -7007,6 +7205,9 @@
               </w:pBdr>
               <w:spacing w:line="240" w:lineRule="auto"/>
             </w:pPr>
+            <w:r>
+              <w:t xml:space="preserve"/>
+            </w:r>
           </w:p>
         </w:tc>
         <w:tc>
@@ -7031,6 +7232,9 @@
               </w:pBdr>
               <w:spacing w:line="240" w:lineRule="auto"/>
             </w:pPr>
+            <w:r>
+              <w:t xml:space="preserve"/>
+            </w:r>
           </w:p>
         </w:tc>
       </w:tr>
@@ -7050,15 +7254,10 @@
               <w:widowControl w:val="0"/>
               <w:spacing w:line="240" w:lineRule="auto"/>
             </w:pPr>
-            <w:hyperlink r:id="rId36" w:anchor="35-configure-data-access-control-lists">
-              <w:r>
-                <w:rPr>
-                  <w:color w:val="1155CC"/>
-                  <w:u w:val="single"/>
-                </w:rPr>
-                <w:t>3.5</w:t>
-              </w:r>
-            </w:hyperlink>
+            <w:r>
+              <w:rPr/>
+              <w:t xml:space="preserve">3.5</w:t>
+            </w:r>
           </w:p>
         </w:tc>
         <w:tc>
@@ -7077,7 +7276,7 @@
               <w:spacing w:line="240" w:lineRule="auto"/>
             </w:pPr>
             <w:r>
-              <w:t>Configure Data Access Control Lists</w:t>
+              <w:t xml:space="preserve">Configure Data Access Control Lists</w:t>
             </w:r>
           </w:p>
         </w:tc>
@@ -7103,6 +7302,9 @@
               </w:pBdr>
               <w:spacing w:line="240" w:lineRule="auto"/>
             </w:pPr>
+            <w:r>
+              <w:t xml:space="preserve"/>
+            </w:r>
           </w:p>
         </w:tc>
         <w:tc>
@@ -7127,6 +7329,9 @@
               </w:pBdr>
               <w:spacing w:line="240" w:lineRule="auto"/>
             </w:pPr>
+            <w:r>
+              <w:t xml:space="preserve"/>
+            </w:r>
           </w:p>
         </w:tc>
         <w:tc>
@@ -7151,6 +7356,9 @@
               </w:pBdr>
               <w:spacing w:line="240" w:lineRule="auto"/>
             </w:pPr>
+            <w:r>
+              <w:t xml:space="preserve"/>
+            </w:r>
           </w:p>
         </w:tc>
         <w:tc>
@@ -7175,6 +7383,9 @@
               </w:pBdr>
               <w:spacing w:line="240" w:lineRule="auto"/>
             </w:pPr>
+            <w:r>
+              <w:t xml:space="preserve"/>
+            </w:r>
           </w:p>
         </w:tc>
       </w:tr>
@@ -7194,15 +7405,10 @@
               <w:widowControl w:val="0"/>
               <w:spacing w:line="240" w:lineRule="auto"/>
             </w:pPr>
-            <w:hyperlink r:id="rId37" w:anchor="36-establish-and-maintain-a-secure-configuration-process">
-              <w:r>
-                <w:rPr>
-                  <w:color w:val="1155CC"/>
-                  <w:u w:val="single"/>
-                </w:rPr>
-                <w:t>3.6</w:t>
-              </w:r>
-            </w:hyperlink>
+            <w:r>
+              <w:rPr/>
+              <w:t xml:space="preserve">3.6</w:t>
+            </w:r>
           </w:p>
         </w:tc>
         <w:tc>
@@ -7221,7 +7427,7 @@
               <w:spacing w:line="240" w:lineRule="auto"/>
             </w:pPr>
             <w:r>
-              <w:t>Establish and Maintain a Secure Configuration Process</w:t>
+              <w:t xml:space="preserve">Establish and Maintain a Secure Configuration Process</w:t>
             </w:r>
           </w:p>
         </w:tc>
@@ -7247,6 +7453,9 @@
               </w:pBdr>
               <w:spacing w:line="240" w:lineRule="auto"/>
             </w:pPr>
+            <w:r>
+              <w:t xml:space="preserve"/>
+            </w:r>
           </w:p>
         </w:tc>
         <w:tc>
@@ -7271,6 +7480,9 @@
               </w:pBdr>
               <w:spacing w:line="240" w:lineRule="auto"/>
             </w:pPr>
+            <w:r>
+              <w:t xml:space="preserve"/>
+            </w:r>
           </w:p>
         </w:tc>
         <w:tc>
@@ -7295,6 +7507,9 @@
               </w:pBdr>
               <w:spacing w:line="240" w:lineRule="auto"/>
             </w:pPr>
+            <w:r>
+              <w:t xml:space="preserve"/>
+            </w:r>
           </w:p>
         </w:tc>
         <w:tc>
@@ -7319,6 +7534,9 @@
               </w:pBdr>
               <w:spacing w:line="240" w:lineRule="auto"/>
             </w:pPr>
+            <w:r>
+              <w:t xml:space="preserve"/>
+            </w:r>
           </w:p>
         </w:tc>
       </w:tr>
@@ -7338,15 +7556,10 @@
               <w:widowControl w:val="0"/>
               <w:spacing w:line="240" w:lineRule="auto"/>
             </w:pPr>
-            <w:hyperlink r:id="rId38" w:anchor="37-perform-automated-operating-system-patch-management">
-              <w:r>
-                <w:rPr>
-                  <w:color w:val="1155CC"/>
-                  <w:u w:val="single"/>
-                </w:rPr>
-                <w:t>3.7</w:t>
-              </w:r>
-            </w:hyperlink>
+            <w:r>
+              <w:rPr/>
+              <w:t xml:space="preserve">3.7</w:t>
+            </w:r>
           </w:p>
         </w:tc>
         <w:tc>
@@ -7365,7 +7578,7 @@
               <w:spacing w:line="240" w:lineRule="auto"/>
             </w:pPr>
             <w:r>
-              <w:t>Perform Automated Operating System Patch Management</w:t>
+              <w:t xml:space="preserve">Perform Automated Operating System Patch Management</w:t>
             </w:r>
           </w:p>
         </w:tc>
@@ -7391,6 +7604,9 @@
               </w:pBdr>
               <w:spacing w:line="240" w:lineRule="auto"/>
             </w:pPr>
+            <w:r>
+              <w:t xml:space="preserve"/>
+            </w:r>
           </w:p>
         </w:tc>
         <w:tc>
@@ -7415,6 +7631,9 @@
               </w:pBdr>
               <w:spacing w:line="240" w:lineRule="auto"/>
             </w:pPr>
+            <w:r>
+              <w:t xml:space="preserve"/>
+            </w:r>
           </w:p>
         </w:tc>
         <w:tc>
@@ -7439,6 +7658,9 @@
               </w:pBdr>
               <w:spacing w:line="240" w:lineRule="auto"/>
             </w:pPr>
+            <w:r>
+              <w:t xml:space="preserve"/>
+            </w:r>
           </w:p>
         </w:tc>
         <w:tc>
@@ -7463,6 +7685,9 @@
               </w:pBdr>
               <w:spacing w:line="240" w:lineRule="auto"/>
             </w:pPr>
+            <w:r>
+              <w:t xml:space="preserve"/>
+            </w:r>
           </w:p>
         </w:tc>
       </w:tr>
@@ -7482,15 +7707,10 @@
               <w:widowControl w:val="0"/>
               <w:spacing w:line="240" w:lineRule="auto"/>
             </w:pPr>
-            <w:hyperlink r:id="rId39" w:anchor="38-perform-automated-vulnerability-scans-of-internal-enterprise-assets">
-              <w:r>
-                <w:rPr>
-                  <w:color w:val="1155CC"/>
-                  <w:u w:val="single"/>
-                </w:rPr>
-                <w:t>3.8</w:t>
-              </w:r>
-            </w:hyperlink>
+            <w:r>
+              <w:rPr/>
+              <w:t xml:space="preserve">3.8</w:t>
+            </w:r>
           </w:p>
         </w:tc>
         <w:tc>
@@ -7509,7 +7729,7 @@
               <w:spacing w:line="240" w:lineRule="auto"/>
             </w:pPr>
             <w:r>
-              <w:t>Perform Automated Vulnerability Scans of Internal Enterprise Assets</w:t>
+              <w:t xml:space="preserve">Perform Automated Vulnerability Scans of Internal Enterprise Assets</w:t>
             </w:r>
           </w:p>
         </w:tc>
@@ -7535,6 +7755,9 @@
               </w:pBdr>
               <w:spacing w:line="240" w:lineRule="auto"/>
             </w:pPr>
+            <w:r>
+              <w:t xml:space="preserve"/>
+            </w:r>
           </w:p>
         </w:tc>
         <w:tc>
@@ -7559,6 +7782,9 @@
               </w:pBdr>
               <w:spacing w:line="240" w:lineRule="auto"/>
             </w:pPr>
+            <w:r>
+              <w:t xml:space="preserve"/>
+            </w:r>
           </w:p>
         </w:tc>
         <w:tc>
@@ -7583,6 +7809,9 @@
               </w:pBdr>
               <w:spacing w:line="240" w:lineRule="auto"/>
             </w:pPr>
+            <w:r>
+              <w:t xml:space="preserve"/>
+            </w:r>
           </w:p>
         </w:tc>
         <w:tc>
@@ -7607,6 +7836,9 @@
               </w:pBdr>
               <w:spacing w:line="240" w:lineRule="auto"/>
             </w:pPr>
+            <w:r>
+              <w:t xml:space="preserve"/>
+            </w:r>
           </w:p>
         </w:tc>
       </w:tr>
@@ -7626,15 +7858,10 @@
               <w:widowControl w:val="0"/>
               <w:spacing w:line="240" w:lineRule="auto"/>
             </w:pPr>
-            <w:hyperlink r:id="rId40" w:anchor="39-conduct-audit-log-reviews">
-              <w:r>
-                <w:rPr>
-                  <w:color w:val="1155CC"/>
-                  <w:u w:val="single"/>
-                </w:rPr>
-                <w:t>3.9</w:t>
-              </w:r>
-            </w:hyperlink>
+            <w:r>
+              <w:rPr/>
+              <w:t xml:space="preserve">3.9</w:t>
+            </w:r>
           </w:p>
         </w:tc>
         <w:tc>
@@ -7653,7 +7880,7 @@
               <w:spacing w:line="240" w:lineRule="auto"/>
             </w:pPr>
             <w:r>
-              <w:t>Conduct Audit Log Reviews</w:t>
+              <w:t xml:space="preserve">Conduct Audit Log Reviews</w:t>
             </w:r>
           </w:p>
         </w:tc>
@@ -7679,6 +7906,9 @@
               </w:pBdr>
               <w:spacing w:line="240" w:lineRule="auto"/>
             </w:pPr>
+            <w:r>
+              <w:t xml:space="preserve"/>
+            </w:r>
           </w:p>
         </w:tc>
         <w:tc>
@@ -7703,6 +7933,9 @@
               </w:pBdr>
               <w:spacing w:line="240" w:lineRule="auto"/>
             </w:pPr>
+            <w:r>
+              <w:t xml:space="preserve"/>
+            </w:r>
           </w:p>
         </w:tc>
         <w:tc>
@@ -7727,6 +7960,9 @@
               </w:pBdr>
               <w:spacing w:line="240" w:lineRule="auto"/>
             </w:pPr>
+            <w:r>
+              <w:t xml:space="preserve"/>
+            </w:r>
           </w:p>
         </w:tc>
         <w:tc>
@@ -7751,6 +7987,9 @@
               </w:pBdr>
               <w:spacing w:line="240" w:lineRule="auto"/>
             </w:pPr>
+            <w:r>
+              <w:t xml:space="preserve"/>
+            </w:r>
           </w:p>
         </w:tc>
       </w:tr>
@@ -7770,15 +8009,10 @@
               <w:widowControl w:val="0"/>
               <w:spacing w:line="240" w:lineRule="auto"/>
             </w:pPr>
-            <w:hyperlink r:id="rId41" w:anchor="310-collect-audit-logs">
-              <w:r>
-                <w:rPr>
-                  <w:color w:val="1155CC"/>
-                  <w:u w:val="single"/>
-                </w:rPr>
-                <w:t>3.10</w:t>
-              </w:r>
-            </w:hyperlink>
+            <w:r>
+              <w:rPr/>
+              <w:t xml:space="preserve">3.10</w:t>
+            </w:r>
           </w:p>
         </w:tc>
         <w:tc>
@@ -7797,7 +8031,7 @@
               <w:spacing w:line="240" w:lineRule="auto"/>
             </w:pPr>
             <w:r>
-              <w:t>Collect Audit Logs</w:t>
+              <w:t xml:space="preserve">Collect Audit Logs</w:t>
             </w:r>
           </w:p>
         </w:tc>
@@ -7823,6 +8057,9 @@
               </w:pBdr>
               <w:spacing w:line="240" w:lineRule="auto"/>
             </w:pPr>
+            <w:r>
+              <w:t xml:space="preserve"/>
+            </w:r>
           </w:p>
         </w:tc>
         <w:tc>
@@ -7847,6 +8084,9 @@
               </w:pBdr>
               <w:spacing w:line="240" w:lineRule="auto"/>
             </w:pPr>
+            <w:r>
+              <w:t xml:space="preserve"/>
+            </w:r>
           </w:p>
         </w:tc>
         <w:tc>
@@ -7871,6 +8111,9 @@
               </w:pBdr>
               <w:spacing w:line="240" w:lineRule="auto"/>
             </w:pPr>
+            <w:r>
+              <w:t xml:space="preserve"/>
+            </w:r>
           </w:p>
         </w:tc>
         <w:tc>
@@ -7895,6 +8138,9 @@
               </w:pBdr>
               <w:spacing w:line="240" w:lineRule="auto"/>
             </w:pPr>
+            <w:r>
+              <w:t xml:space="preserve"/>
+            </w:r>
           </w:p>
         </w:tc>
       </w:tr>
@@ -7914,15 +8160,10 @@
               <w:widowControl w:val="0"/>
               <w:spacing w:line="240" w:lineRule="auto"/>
             </w:pPr>
-            <w:hyperlink r:id="rId42" w:anchor="311-collect-detailed-audit-logs">
-              <w:r>
-                <w:rPr>
-                  <w:color w:val="1155CC"/>
-                  <w:u w:val="single"/>
-                </w:rPr>
-                <w:t>3.11</w:t>
-              </w:r>
-            </w:hyperlink>
+            <w:r>
+              <w:rPr/>
+              <w:t xml:space="preserve">3.11</w:t>
+            </w:r>
           </w:p>
         </w:tc>
         <w:tc>
@@ -7941,7 +8182,7 @@
               <w:spacing w:line="240" w:lineRule="auto"/>
             </w:pPr>
             <w:r>
-              <w:t>Collect Detailed Audit Logs</w:t>
+              <w:t xml:space="preserve">Collect Detailed Audit Logs</w:t>
             </w:r>
           </w:p>
         </w:tc>
@@ -7967,6 +8208,9 @@
               </w:pBdr>
               <w:spacing w:line="240" w:lineRule="auto"/>
             </w:pPr>
+            <w:r>
+              <w:t xml:space="preserve"/>
+            </w:r>
           </w:p>
         </w:tc>
         <w:tc>
@@ -7991,6 +8235,9 @@
               </w:pBdr>
               <w:spacing w:line="240" w:lineRule="auto"/>
             </w:pPr>
+            <w:r>
+              <w:t xml:space="preserve"/>
+            </w:r>
           </w:p>
         </w:tc>
         <w:tc>
@@ -8015,6 +8262,9 @@
               </w:pBdr>
               <w:spacing w:line="240" w:lineRule="auto"/>
             </w:pPr>
+            <w:r>
+              <w:t xml:space="preserve"/>
+            </w:r>
           </w:p>
         </w:tc>
         <w:tc>
@@ -8039,6 +8289,9 @@
               </w:pBdr>
               <w:spacing w:line="240" w:lineRule="auto"/>
             </w:pPr>
+            <w:r>
+              <w:t xml:space="preserve"/>
+            </w:r>
           </w:p>
         </w:tc>
       </w:tr>
@@ -8063,29 +8316,13 @@
             <w:pPr>
               <w:widowControl w:val="0"/>
               <w:spacing w:line="240" w:lineRule="auto"/>
+              <w:jc w:val="center"/>
               <w:rPr>
                 <w:color w:val="FFFFFF"/>
               </w:rPr>
             </w:pPr>
-          </w:p>
-          <w:p>
-            <w:pPr>
-              <w:widowControl w:val="0"/>
-              <w:spacing w:line="240" w:lineRule="auto"/>
-              <w:jc w:val="center"/>
-              <w:rPr>
-                <w:color w:val="FFFFFF"/>
-                <w:sz w:val="32"/>
-                <w:szCs w:val="32"/>
-              </w:rPr>
-            </w:pPr>
-            <w:r>
-              <w:rPr>
-                <w:color w:val="FFFFFF"/>
-                <w:sz w:val="32"/>
-                <w:szCs w:val="32"/>
-              </w:rPr>
-              <w:t>Networking</w:t>
+            <w:r>
+              <w:t xml:space="preserve">Networking</w:t>
             </w:r>
           </w:p>
         </w:tc>
@@ -8104,6 +8341,13 @@
           <w:p>
             <w:pPr>
               <w:widowControl w:val="0"/>
+              <w:pBdr>
+                <w:top w:val="nil"/>
+                <w:left w:val="nil"/>
+                <w:bottom w:val="nil"/>
+                <w:right w:val="nil"/>
+                <w:between w:val="nil"/>
+              </w:pBdr>
               <w:spacing w:line="240" w:lineRule="auto"/>
               <w:jc w:val="center"/>
               <w:rPr>
@@ -8114,7 +8358,7 @@
               <w:rPr>
                 <w:color w:val="FFFFFF"/>
               </w:rPr>
-              <w:t>Verdict</w:t>
+              <w:t xml:space="preserve">Verdict</w:t>
             </w:r>
           </w:p>
         </w:tc>
@@ -8139,8 +8383,18 @@
           <w:p>
             <w:pPr>
               <w:widowControl w:val="0"/>
-              <w:spacing w:line="240" w:lineRule="auto"/>
-            </w:pPr>
+              <w:pBdr>
+                <w:top w:val="nil"/>
+                <w:left w:val="nil"/>
+                <w:bottom w:val="nil"/>
+                <w:right w:val="nil"/>
+                <w:between w:val="nil"/>
+              </w:pBdr>
+              <w:spacing w:line="240" w:lineRule="auto"/>
+            </w:pPr>
+            <w:r>
+              <w:t xml:space="preserve">Networking</w:t>
+            </w:r>
           </w:p>
         </w:tc>
         <w:tc>
@@ -8173,7 +8427,7 @@
               <w:rPr>
                 <w:color w:val="FFFFFF"/>
               </w:rPr>
-              <w:t>P</w:t>
+              <w:t xml:space="preserve">P</w:t>
             </w:r>
           </w:p>
         </w:tc>
@@ -8207,7 +8461,7 @@
               <w:rPr>
                 <w:color w:val="FFFFFF"/>
               </w:rPr>
-              <w:t>F</w:t>
+              <w:t xml:space="preserve">F</w:t>
             </w:r>
           </w:p>
         </w:tc>
@@ -8241,7 +8495,7 @@
               <w:rPr>
                 <w:color w:val="FFFFFF"/>
               </w:rPr>
-              <w:t>NA</w:t>
+              <w:t xml:space="preserve">NA</w:t>
             </w:r>
           </w:p>
         </w:tc>
@@ -8275,7 +8529,7 @@
               <w:rPr>
                 <w:color w:val="FFFFFF"/>
               </w:rPr>
-              <w:t>INC</w:t>
+              <w:t xml:space="preserve">INC</w:t>
             </w:r>
           </w:p>
         </w:tc>
@@ -8296,15 +8550,10 @@
               <w:widowControl w:val="0"/>
               <w:spacing w:line="240" w:lineRule="auto"/>
             </w:pPr>
-            <w:hyperlink r:id="rId43" w:anchor="41-encrypt-confidential-data-in-transit">
-              <w:r>
-                <w:rPr>
-                  <w:color w:val="1155CC"/>
-                  <w:u w:val="single"/>
-                </w:rPr>
-                <w:t>4.1</w:t>
-              </w:r>
-            </w:hyperlink>
+            <w:r>
+              <w:rPr/>
+              <w:t xml:space="preserve">4.1</w:t>
+            </w:r>
           </w:p>
         </w:tc>
         <w:tc>
@@ -8323,7 +8572,7 @@
               <w:spacing w:line="240" w:lineRule="auto"/>
             </w:pPr>
             <w:r>
-              <w:t>Encrypt Confidential Data in Transit</w:t>
+              <w:t xml:space="preserve">Encrypt Confidential Data in Transit</w:t>
             </w:r>
           </w:p>
         </w:tc>
@@ -8349,6 +8598,9 @@
               </w:pBdr>
               <w:spacing w:line="240" w:lineRule="auto"/>
             </w:pPr>
+            <w:r>
+              <w:t xml:space="preserve"/>
+            </w:r>
           </w:p>
         </w:tc>
         <w:tc>
@@ -8373,6 +8625,9 @@
               </w:pBdr>
               <w:spacing w:line="240" w:lineRule="auto"/>
             </w:pPr>
+            <w:r>
+              <w:t xml:space="preserve"/>
+            </w:r>
           </w:p>
         </w:tc>
         <w:tc>
@@ -8397,6 +8652,9 @@
               </w:pBdr>
               <w:spacing w:line="240" w:lineRule="auto"/>
             </w:pPr>
+            <w:r>
+              <w:t xml:space="preserve"/>
+            </w:r>
           </w:p>
         </w:tc>
         <w:tc>
@@ -8421,6 +8679,9 @@
               </w:pBdr>
               <w:spacing w:line="240" w:lineRule="auto"/>
             </w:pPr>
+            <w:r>
+              <w:t xml:space="preserve"/>
+            </w:r>
           </w:p>
         </w:tc>
       </w:tr>
@@ -8440,15 +8701,10 @@
               <w:widowControl w:val="0"/>
               <w:spacing w:line="240" w:lineRule="auto"/>
             </w:pPr>
-            <w:hyperlink r:id="rId44" w:anchor="42-establish-and-maintain-a-secure-configuration-process-for-network-infrastructure">
-              <w:r>
-                <w:rPr>
-                  <w:color w:val="1155CC"/>
-                  <w:u w:val="single"/>
-                </w:rPr>
-                <w:t>4.2</w:t>
-              </w:r>
-            </w:hyperlink>
+            <w:r>
+              <w:rPr/>
+              <w:t xml:space="preserve">4.2</w:t>
+            </w:r>
           </w:p>
         </w:tc>
         <w:tc>
@@ -8467,7 +8723,7 @@
               <w:spacing w:line="240" w:lineRule="auto"/>
             </w:pPr>
             <w:r>
-              <w:t>Establish and Maintain a Secure Configuration Process for Network Infrastructure</w:t>
+              <w:t xml:space="preserve">Establish and Maintain a Secure Configuration Process for Network Infrastructure</w:t>
             </w:r>
           </w:p>
         </w:tc>
@@ -8493,6 +8749,9 @@
               </w:pBdr>
               <w:spacing w:line="240" w:lineRule="auto"/>
             </w:pPr>
+            <w:r>
+              <w:t xml:space="preserve"/>
+            </w:r>
           </w:p>
         </w:tc>
         <w:tc>
@@ -8517,6 +8776,9 @@
               </w:pBdr>
               <w:spacing w:line="240" w:lineRule="auto"/>
             </w:pPr>
+            <w:r>
+              <w:t xml:space="preserve"/>
+            </w:r>
           </w:p>
         </w:tc>
         <w:tc>
@@ -8541,6 +8803,9 @@
               </w:pBdr>
               <w:spacing w:line="240" w:lineRule="auto"/>
             </w:pPr>
+            <w:r>
+              <w:t xml:space="preserve"/>
+            </w:r>
           </w:p>
         </w:tc>
         <w:tc>
@@ -8565,6 +8830,9 @@
               </w:pBdr>
               <w:spacing w:line="240" w:lineRule="auto"/>
             </w:pPr>
+            <w:r>
+              <w:t xml:space="preserve"/>
+            </w:r>
           </w:p>
         </w:tc>
       </w:tr>
@@ -8584,15 +8852,10 @@
               <w:widowControl w:val="0"/>
               <w:spacing w:line="240" w:lineRule="auto"/>
             </w:pPr>
-            <w:hyperlink r:id="rId45" w:anchor="43-implement-and-manage-a-firewall-on-servers">
-              <w:r>
-                <w:rPr>
-                  <w:color w:val="1155CC"/>
-                  <w:u w:val="single"/>
-                </w:rPr>
-                <w:t>4.3</w:t>
-              </w:r>
-            </w:hyperlink>
+            <w:r>
+              <w:rPr/>
+              <w:t xml:space="preserve">4.3</w:t>
+            </w:r>
           </w:p>
         </w:tc>
         <w:tc>
@@ -8611,7 +8874,7 @@
               <w:spacing w:line="240" w:lineRule="auto"/>
             </w:pPr>
             <w:r>
-              <w:t>Implement and Manage a Firewall on Servers</w:t>
+              <w:t xml:space="preserve">Implement and Manage a Firewall on Servers</w:t>
             </w:r>
           </w:p>
         </w:tc>
@@ -8637,6 +8900,9 @@
               </w:pBdr>
               <w:spacing w:line="240" w:lineRule="auto"/>
             </w:pPr>
+            <w:r>
+              <w:t xml:space="preserve"/>
+            </w:r>
           </w:p>
         </w:tc>
         <w:tc>
@@ -8661,6 +8927,9 @@
               </w:pBdr>
               <w:spacing w:line="240" w:lineRule="auto"/>
             </w:pPr>
+            <w:r>
+              <w:t xml:space="preserve"/>
+            </w:r>
           </w:p>
         </w:tc>
         <w:tc>
@@ -8685,6 +8954,9 @@
               </w:pBdr>
               <w:spacing w:line="240" w:lineRule="auto"/>
             </w:pPr>
+            <w:r>
+              <w:t xml:space="preserve"/>
+            </w:r>
           </w:p>
         </w:tc>
         <w:tc>
@@ -8709,6 +8981,9 @@
               </w:pBdr>
               <w:spacing w:line="240" w:lineRule="auto"/>
             </w:pPr>
+            <w:r>
+              <w:t xml:space="preserve"/>
+            </w:r>
           </w:p>
         </w:tc>
       </w:tr>
@@ -8733,29 +9008,13 @@
             <w:pPr>
               <w:widowControl w:val="0"/>
               <w:spacing w:line="240" w:lineRule="auto"/>
+              <w:jc w:val="center"/>
               <w:rPr>
                 <w:color w:val="FFFFFF"/>
               </w:rPr>
             </w:pPr>
-          </w:p>
-          <w:p>
-            <w:pPr>
-              <w:widowControl w:val="0"/>
-              <w:spacing w:line="240" w:lineRule="auto"/>
-              <w:jc w:val="center"/>
-              <w:rPr>
-                <w:color w:val="FFFFFF"/>
-                <w:sz w:val="32"/>
-                <w:szCs w:val="32"/>
-              </w:rPr>
-            </w:pPr>
-            <w:r>
-              <w:rPr>
-                <w:color w:val="FFFFFF"/>
-                <w:sz w:val="32"/>
-                <w:szCs w:val="32"/>
-              </w:rPr>
-              <w:t>Storage</w:t>
+            <w:r>
+              <w:t xml:space="preserve">Storage</w:t>
             </w:r>
           </w:p>
         </w:tc>
@@ -8787,14 +9046,12 @@
                 <w:color w:val="FFFFFF"/>
               </w:rPr>
             </w:pPr>
-            <w:proofErr w:type="spellStart"/>
             <w:r>
               <w:rPr>
                 <w:color w:val="FFFFFF"/>
               </w:rPr>
-              <w:t>Veridict</w:t>
-            </w:r>
-            <w:proofErr w:type="spellEnd"/>
+              <w:t xml:space="preserve">Verdict</w:t>
+            </w:r>
           </w:p>
         </w:tc>
       </w:tr>
@@ -8818,8 +9075,18 @@
           <w:p>
             <w:pPr>
               <w:widowControl w:val="0"/>
-              <w:spacing w:line="240" w:lineRule="auto"/>
-            </w:pPr>
+              <w:pBdr>
+                <w:top w:val="nil"/>
+                <w:left w:val="nil"/>
+                <w:bottom w:val="nil"/>
+                <w:right w:val="nil"/>
+                <w:between w:val="nil"/>
+              </w:pBdr>
+              <w:spacing w:line="240" w:lineRule="auto"/>
+            </w:pPr>
+            <w:r>
+              <w:t xml:space="preserve">Storage</w:t>
+            </w:r>
           </w:p>
         </w:tc>
         <w:tc>
@@ -8852,7 +9119,7 @@
               <w:rPr>
                 <w:color w:val="FFFFFF"/>
               </w:rPr>
-              <w:t>P</w:t>
+              <w:t xml:space="preserve">P</w:t>
             </w:r>
           </w:p>
         </w:tc>
@@ -8886,7 +9153,7 @@
               <w:rPr>
                 <w:color w:val="FFFFFF"/>
               </w:rPr>
-              <w:t>F</w:t>
+              <w:t xml:space="preserve">F</w:t>
             </w:r>
           </w:p>
         </w:tc>
@@ -8920,7 +9187,7 @@
               <w:rPr>
                 <w:color w:val="FFFFFF"/>
               </w:rPr>
-              <w:t>NA</w:t>
+              <w:t xml:space="preserve">NA</w:t>
             </w:r>
           </w:p>
         </w:tc>
@@ -8954,7 +9221,7 @@
               <w:rPr>
                 <w:color w:val="FFFFFF"/>
               </w:rPr>
-              <w:t>INC</w:t>
+              <w:t xml:space="preserve">INC</w:t>
             </w:r>
           </w:p>
         </w:tc>
@@ -8975,15 +9242,10 @@
               <w:widowControl w:val="0"/>
               <w:spacing w:line="240" w:lineRule="auto"/>
             </w:pPr>
-            <w:hyperlink r:id="rId46" w:anchor="51-establish-and-maintain-a-data-recovery-process">
-              <w:r>
-                <w:rPr>
-                  <w:color w:val="1155CC"/>
-                  <w:u w:val="single"/>
-                </w:rPr>
-                <w:t>5.1</w:t>
-              </w:r>
-            </w:hyperlink>
+            <w:r>
+              <w:rPr/>
+              <w:t xml:space="preserve">5.1</w:t>
+            </w:r>
           </w:p>
         </w:tc>
         <w:tc>
@@ -9002,7 +9264,7 @@
               <w:spacing w:line="240" w:lineRule="auto"/>
             </w:pPr>
             <w:r>
-              <w:t>Establish and Maintain a Data Recovery Process</w:t>
+              <w:t xml:space="preserve">Establish and Maintain a Data Recovery Process</w:t>
             </w:r>
           </w:p>
         </w:tc>
@@ -9028,6 +9290,9 @@
               </w:pBdr>
               <w:spacing w:line="240" w:lineRule="auto"/>
             </w:pPr>
+            <w:r>
+              <w:t xml:space="preserve"/>
+            </w:r>
           </w:p>
         </w:tc>
         <w:tc>
@@ -9052,6 +9317,9 @@
               </w:pBdr>
               <w:spacing w:line="240" w:lineRule="auto"/>
             </w:pPr>
+            <w:r>
+              <w:t xml:space="preserve"/>
+            </w:r>
           </w:p>
         </w:tc>
         <w:tc>
@@ -9076,6 +9344,9 @@
               </w:pBdr>
               <w:spacing w:line="240" w:lineRule="auto"/>
             </w:pPr>
+            <w:r>
+              <w:t xml:space="preserve"/>
+            </w:r>
           </w:p>
         </w:tc>
         <w:tc>
@@ -9100,6 +9371,9 @@
               </w:pBdr>
               <w:spacing w:line="240" w:lineRule="auto"/>
             </w:pPr>
+            <w:r>
+              <w:t xml:space="preserve"/>
+            </w:r>
           </w:p>
         </w:tc>
       </w:tr>
@@ -9119,15 +9393,10 @@
               <w:widowControl w:val="0"/>
               <w:spacing w:line="240" w:lineRule="auto"/>
             </w:pPr>
-            <w:hyperlink r:id="rId47" w:anchor="52-establish-and-maintain-a-secure-network-architecture">
-              <w:r>
-                <w:rPr>
-                  <w:color w:val="1155CC"/>
-                  <w:u w:val="single"/>
-                </w:rPr>
-                <w:t>5.2</w:t>
-              </w:r>
-            </w:hyperlink>
+            <w:r>
+              <w:rPr/>
+              <w:t xml:space="preserve">5.2</w:t>
+            </w:r>
           </w:p>
         </w:tc>
         <w:tc>
@@ -9146,7 +9415,7 @@
               <w:spacing w:line="240" w:lineRule="auto"/>
             </w:pPr>
             <w:r>
-              <w:t>Establish and Maintain a Secure Network Architecture</w:t>
+              <w:t xml:space="preserve">Establish and Maintain a Secure Network Architecture</w:t>
             </w:r>
           </w:p>
         </w:tc>
@@ -9172,6 +9441,9 @@
               </w:pBdr>
               <w:spacing w:line="240" w:lineRule="auto"/>
             </w:pPr>
+            <w:r>
+              <w:t xml:space="preserve"/>
+            </w:r>
           </w:p>
         </w:tc>
         <w:tc>
@@ -9196,6 +9468,9 @@
               </w:pBdr>
               <w:spacing w:line="240" w:lineRule="auto"/>
             </w:pPr>
+            <w:r>
+              <w:t xml:space="preserve"/>
+            </w:r>
           </w:p>
         </w:tc>
         <w:tc>
@@ -9220,6 +9495,9 @@
               </w:pBdr>
               <w:spacing w:line="240" w:lineRule="auto"/>
             </w:pPr>
+            <w:r>
+              <w:t xml:space="preserve"/>
+            </w:r>
           </w:p>
         </w:tc>
         <w:tc>
@@ -9244,6 +9522,9 @@
               </w:pBdr>
               <w:spacing w:line="240" w:lineRule="auto"/>
             </w:pPr>
+            <w:r>
+              <w:t xml:space="preserve"/>
+            </w:r>
           </w:p>
         </w:tc>
       </w:tr>
@@ -9263,15 +9544,10 @@
               <w:widowControl w:val="0"/>
               <w:spacing w:line="240" w:lineRule="auto"/>
             </w:pPr>
-            <w:hyperlink r:id="rId48" w:anchor="53-encrypt-confidential-data-in-transit">
-              <w:r>
-                <w:rPr>
-                  <w:color w:val="1155CC"/>
-                  <w:u w:val="single"/>
-                </w:rPr>
-                <w:t>5.3</w:t>
-              </w:r>
-            </w:hyperlink>
+            <w:r>
+              <w:rPr/>
+              <w:t xml:space="preserve">5.3</w:t>
+            </w:r>
           </w:p>
         </w:tc>
         <w:tc>
@@ -9290,7 +9566,7 @@
               <w:spacing w:line="240" w:lineRule="auto"/>
             </w:pPr>
             <w:r>
-              <w:t>Encrypt Confidential Data in Transit</w:t>
+              <w:t xml:space="preserve">Encrypt Confidential Data in Transit</w:t>
             </w:r>
           </w:p>
         </w:tc>
@@ -9316,6 +9592,9 @@
               </w:pBdr>
               <w:spacing w:line="240" w:lineRule="auto"/>
             </w:pPr>
+            <w:r>
+              <w:t xml:space="preserve"/>
+            </w:r>
           </w:p>
         </w:tc>
         <w:tc>
@@ -9340,6 +9619,9 @@
               </w:pBdr>
               <w:spacing w:line="240" w:lineRule="auto"/>
             </w:pPr>
+            <w:r>
+              <w:t xml:space="preserve"/>
+            </w:r>
           </w:p>
         </w:tc>
         <w:tc>
@@ -9364,6 +9646,9 @@
               </w:pBdr>
               <w:spacing w:line="240" w:lineRule="auto"/>
             </w:pPr>
+            <w:r>
+              <w:t xml:space="preserve"/>
+            </w:r>
           </w:p>
         </w:tc>
         <w:tc>
@@ -9388,6 +9673,9 @@
               </w:pBdr>
               <w:spacing w:line="240" w:lineRule="auto"/>
             </w:pPr>
+            <w:r>
+              <w:t xml:space="preserve"/>
+            </w:r>
           </w:p>
         </w:tc>
       </w:tr>
@@ -9407,15 +9695,10 @@
               <w:widowControl w:val="0"/>
               <w:spacing w:line="240" w:lineRule="auto"/>
             </w:pPr>
-            <w:hyperlink r:id="rId49" w:anchor="54-encrypt-confidential-data-at-rest">
-              <w:r>
-                <w:rPr>
-                  <w:color w:val="1155CC"/>
-                  <w:u w:val="single"/>
-                </w:rPr>
-                <w:t>5.4</w:t>
-              </w:r>
-            </w:hyperlink>
+            <w:r>
+              <w:rPr/>
+              <w:t xml:space="preserve">5.4</w:t>
+            </w:r>
           </w:p>
         </w:tc>
         <w:tc>
@@ -9434,7 +9717,7 @@
               <w:spacing w:line="240" w:lineRule="auto"/>
             </w:pPr>
             <w:r>
-              <w:t>Encrypt Confidential Data at Rest</w:t>
+              <w:t xml:space="preserve">Encrypt Confidential Data at Rest</w:t>
             </w:r>
           </w:p>
         </w:tc>
@@ -9460,6 +9743,9 @@
               </w:pBdr>
               <w:spacing w:line="240" w:lineRule="auto"/>
             </w:pPr>
+            <w:r>
+              <w:t xml:space="preserve"/>
+            </w:r>
           </w:p>
         </w:tc>
         <w:tc>
@@ -9484,6 +9770,9 @@
               </w:pBdr>
               <w:spacing w:line="240" w:lineRule="auto"/>
             </w:pPr>
+            <w:r>
+              <w:t xml:space="preserve"/>
+            </w:r>
           </w:p>
         </w:tc>
         <w:tc>
@@ -9508,6 +9797,9 @@
               </w:pBdr>
               <w:spacing w:line="240" w:lineRule="auto"/>
             </w:pPr>
+            <w:r>
+              <w:t xml:space="preserve"/>
+            </w:r>
           </w:p>
         </w:tc>
         <w:tc>
@@ -9532,6 +9824,9 @@
               </w:pBdr>
               <w:spacing w:line="240" w:lineRule="auto"/>
             </w:pPr>
+            <w:r>
+              <w:t xml:space="preserve"/>
+            </w:r>
           </w:p>
         </w:tc>
       </w:tr>
@@ -9551,15 +9846,10 @@
               <w:widowControl w:val="0"/>
               <w:spacing w:line="240" w:lineRule="auto"/>
             </w:pPr>
-            <w:hyperlink r:id="rId50" w:anchor="55-configure-data-access-control-lists">
-              <w:r>
-                <w:rPr>
-                  <w:color w:val="1155CC"/>
-                  <w:u w:val="single"/>
-                </w:rPr>
-                <w:t>5.5</w:t>
-              </w:r>
-            </w:hyperlink>
+            <w:r>
+              <w:rPr/>
+              <w:t xml:space="preserve">5.5</w:t>
+            </w:r>
           </w:p>
         </w:tc>
         <w:tc>
@@ -9578,7 +9868,7 @@
               <w:spacing w:line="240" w:lineRule="auto"/>
             </w:pPr>
             <w:r>
-              <w:t>Configure Data Access Control Lists</w:t>
+              <w:t xml:space="preserve">Configure Data Access Control Lists</w:t>
             </w:r>
           </w:p>
         </w:tc>
@@ -9604,6 +9894,9 @@
               </w:pBdr>
               <w:spacing w:line="240" w:lineRule="auto"/>
             </w:pPr>
+            <w:r>
+              <w:t xml:space="preserve"/>
+            </w:r>
           </w:p>
         </w:tc>
         <w:tc>
@@ -9628,6 +9921,9 @@
               </w:pBdr>
               <w:spacing w:line="240" w:lineRule="auto"/>
             </w:pPr>
+            <w:r>
+              <w:t xml:space="preserve"/>
+            </w:r>
           </w:p>
         </w:tc>
         <w:tc>
@@ -9652,6 +9948,9 @@
               </w:pBdr>
               <w:spacing w:line="240" w:lineRule="auto"/>
             </w:pPr>
+            <w:r>
+              <w:t xml:space="preserve"/>
+            </w:r>
           </w:p>
         </w:tc>
         <w:tc>
@@ -9676,6 +9975,9 @@
               </w:pBdr>
               <w:spacing w:line="240" w:lineRule="auto"/>
             </w:pPr>
+            <w:r>
+              <w:t xml:space="preserve"/>
+            </w:r>
           </w:p>
         </w:tc>
       </w:tr>
@@ -9695,15 +9997,10 @@
               <w:widowControl w:val="0"/>
               <w:spacing w:line="240" w:lineRule="auto"/>
             </w:pPr>
-            <w:hyperlink r:id="rId51" w:anchor="56-establish-and-maintain-a-secure-configuration-process">
-              <w:r>
-                <w:rPr>
-                  <w:color w:val="1155CC"/>
-                  <w:u w:val="single"/>
-                </w:rPr>
-                <w:t>5.6</w:t>
-              </w:r>
-            </w:hyperlink>
+            <w:r>
+              <w:rPr/>
+              <w:t xml:space="preserve">5.6</w:t>
+            </w:r>
           </w:p>
         </w:tc>
         <w:tc>
@@ -9722,7 +10019,7 @@
               <w:spacing w:line="240" w:lineRule="auto"/>
             </w:pPr>
             <w:r>
-              <w:t>Establish and Maintain a Secure Configuration Process</w:t>
+              <w:t xml:space="preserve">Establish and Maintain a Secure Configuration Process</w:t>
             </w:r>
           </w:p>
         </w:tc>
@@ -9748,6 +10045,9 @@
               </w:pBdr>
               <w:spacing w:line="240" w:lineRule="auto"/>
             </w:pPr>
+            <w:r>
+              <w:t xml:space="preserve"/>
+            </w:r>
           </w:p>
         </w:tc>
         <w:tc>
@@ -9772,6 +10072,9 @@
               </w:pBdr>
               <w:spacing w:line="240" w:lineRule="auto"/>
             </w:pPr>
+            <w:r>
+              <w:t xml:space="preserve"/>
+            </w:r>
           </w:p>
         </w:tc>
         <w:tc>
@@ -9796,6 +10099,9 @@
               </w:pBdr>
               <w:spacing w:line="240" w:lineRule="auto"/>
             </w:pPr>
+            <w:r>
+              <w:t xml:space="preserve"/>
+            </w:r>
           </w:p>
         </w:tc>
         <w:tc>
@@ -9820,6 +10126,9 @@
               </w:pBdr>
               <w:spacing w:line="240" w:lineRule="auto"/>
             </w:pPr>
+            <w:r>
+              <w:t xml:space="preserve"/>
+            </w:r>
           </w:p>
         </w:tc>
       </w:tr>
@@ -9839,15 +10148,10 @@
               <w:widowControl w:val="0"/>
               <w:spacing w:line="240" w:lineRule="auto"/>
             </w:pPr>
-            <w:hyperlink r:id="rId52" w:anchor="57-securely-manage-enterprise-assets-and-software">
-              <w:r>
-                <w:rPr>
-                  <w:color w:val="1155CC"/>
-                  <w:u w:val="single"/>
-                </w:rPr>
-                <w:t>5.7</w:t>
-              </w:r>
-            </w:hyperlink>
+            <w:r>
+              <w:rPr/>
+              <w:t xml:space="preserve">5.7</w:t>
+            </w:r>
           </w:p>
         </w:tc>
         <w:tc>
@@ -9866,7 +10170,7 @@
               <w:spacing w:line="240" w:lineRule="auto"/>
             </w:pPr>
             <w:r>
-              <w:t>Securely Manage Enterprise Assets and Software</w:t>
+              <w:t xml:space="preserve">Securely Manage Enterprise Assets and Software</w:t>
             </w:r>
           </w:p>
         </w:tc>
@@ -9892,6 +10196,9 @@
               </w:pBdr>
               <w:spacing w:line="240" w:lineRule="auto"/>
             </w:pPr>
+            <w:r>
+              <w:t xml:space="preserve"/>
+            </w:r>
           </w:p>
         </w:tc>
         <w:tc>
@@ -9916,6 +10223,9 @@
               </w:pBdr>
               <w:spacing w:line="240" w:lineRule="auto"/>
             </w:pPr>
+            <w:r>
+              <w:t xml:space="preserve"/>
+            </w:r>
           </w:p>
         </w:tc>
         <w:tc>
@@ -9940,6 +10250,9 @@
               </w:pBdr>
               <w:spacing w:line="240" w:lineRule="auto"/>
             </w:pPr>
+            <w:r>
+              <w:t xml:space="preserve"/>
+            </w:r>
           </w:p>
         </w:tc>
         <w:tc>
@@ -9964,6 +10277,160 @@
               </w:pBdr>
               <w:spacing w:line="240" w:lineRule="auto"/>
             </w:pPr>
+            <w:r>
+              <w:t xml:space="preserve"/>
+            </w:r>
+          </w:p>
+        </w:tc>
+      </w:tr>
+      <w:tr>
+        <w:tc>
+          <w:tcPr>
+            <w:tcW w:w="1275" w:type="dxa"/>
+            <w:tcMar>
+              <w:top w:w="100" w:type="dxa"/>
+              <w:left w:w="100" w:type="dxa"/>
+              <w:bottom w:w="100" w:type="dxa"/>
+              <w:right w:w="100" w:type="dxa"/>
+            </w:tcMar>
+          </w:tcPr>
+          <w:p>
+            <w:pPr>
+              <w:widowControl w:val="0"/>
+              <w:spacing w:line="240" w:lineRule="auto"/>
+            </w:pPr>
+            <w:r>
+              <w:rPr/>
+              <w:t xml:space="preserve">5.8</w:t>
+            </w:r>
+          </w:p>
+        </w:tc>
+        <w:tc>
+          <w:tcPr>
+            <w:tcW w:w="5940" w:type="dxa"/>
+            <w:tcMar>
+              <w:top w:w="100" w:type="dxa"/>
+              <w:left w:w="100" w:type="dxa"/>
+              <w:bottom w:w="100" w:type="dxa"/>
+              <w:right w:w="100" w:type="dxa"/>
+            </w:tcMar>
+          </w:tcPr>
+          <w:p>
+            <w:pPr>
+              <w:widowControl w:val="0"/>
+              <w:spacing w:line="240" w:lineRule="auto"/>
+            </w:pPr>
+            <w:r>
+              <w:t xml:space="preserve">Establish an Access Revoking Process</w:t>
+            </w:r>
+          </w:p>
+        </w:tc>
+        <w:tc>
+          <w:tcPr>
+            <w:tcW w:w="510" w:type="dxa"/>
+            <w:tcMar>
+              <w:top w:w="100" w:type="dxa"/>
+              <w:left w:w="100" w:type="dxa"/>
+              <w:bottom w:w="100" w:type="dxa"/>
+              <w:right w:w="100" w:type="dxa"/>
+            </w:tcMar>
+          </w:tcPr>
+          <w:p>
+            <w:pPr>
+              <w:widowControl w:val="0"/>
+              <w:pBdr>
+                <w:top w:val="nil"/>
+                <w:left w:val="nil"/>
+                <w:bottom w:val="nil"/>
+                <w:right w:val="nil"/>
+                <w:between w:val="nil"/>
+              </w:pBdr>
+              <w:spacing w:line="240" w:lineRule="auto"/>
+            </w:pPr>
+            <w:r>
+              <w:t xml:space="preserve"/>
+            </w:r>
+          </w:p>
+        </w:tc>
+        <w:tc>
+          <w:tcPr>
+            <w:tcW w:w="495" w:type="dxa"/>
+            <w:tcMar>
+              <w:top w:w="100" w:type="dxa"/>
+              <w:left w:w="100" w:type="dxa"/>
+              <w:bottom w:w="100" w:type="dxa"/>
+              <w:right w:w="100" w:type="dxa"/>
+            </w:tcMar>
+          </w:tcPr>
+          <w:p>
+            <w:pPr>
+              <w:widowControl w:val="0"/>
+              <w:pBdr>
+                <w:top w:val="nil"/>
+                <w:left w:val="nil"/>
+                <w:bottom w:val="nil"/>
+                <w:right w:val="nil"/>
+                <w:between w:val="nil"/>
+              </w:pBdr>
+              <w:spacing w:line="240" w:lineRule="auto"/>
+            </w:pPr>
+            <w:r>
+              <w:t xml:space="preserve"/>
+            </w:r>
+          </w:p>
+        </w:tc>
+        <w:tc>
+          <w:tcPr>
+            <w:tcW w:w="525" w:type="dxa"/>
+            <w:tcMar>
+              <w:top w:w="100" w:type="dxa"/>
+              <w:left w:w="100" w:type="dxa"/>
+              <w:bottom w:w="100" w:type="dxa"/>
+              <w:right w:w="100" w:type="dxa"/>
+            </w:tcMar>
+          </w:tcPr>
+          <w:p>
+            <w:pPr>
+              <w:widowControl w:val="0"/>
+              <w:pBdr>
+                <w:top w:val="nil"/>
+                <w:left w:val="nil"/>
+                <w:bottom w:val="nil"/>
+                <w:right w:val="nil"/>
+                <w:between w:val="nil"/>
+              </w:pBdr>
+              <w:spacing w:line="240" w:lineRule="auto"/>
+            </w:pPr>
+            <w:r>
+              <w:t xml:space="preserve"/>
+            </w:r>
+          </w:p>
+        </w:tc>
+        <w:tc>
+          <w:tcPr>
+            <w:tcW w:w="615" w:type="dxa"/>
+            <w:tcMar>
+              <w:top w:w="100" w:type="dxa"/>
+              <w:left w:w="100" w:type="dxa"/>
+              <w:bottom w:w="100" w:type="dxa"/>
+              <w:right w:w="100" w:type="dxa"/>
+            </w:tcMar>
+          </w:tcPr>
+          <w:p>
+            <w:pPr>
+              <w:widowControl w:val="0"/>
+              <w:pBdr>
+                <w:top w:val="nil"/>
+                <w:left w:val="nil"/>
+                <w:bottom w:val="nil"/>
+                <w:right w:val="nil"/>
+                <w:between w:val="nil"/>
+              </w:pBdr>
+              <w:spacing w:line="240" w:lineRule="auto"/>
+            </w:pPr>
+            <w:r>
+              <w:t xml:space="preserve"/>
+            </w:r>
           </w:p>
         </w:tc>
       </w:tr>
@@ -9988,29 +10455,13 @@
             <w:pPr>
               <w:widowControl w:val="0"/>
               <w:spacing w:line="240" w:lineRule="auto"/>
+              <w:jc w:val="center"/>
               <w:rPr>
                 <w:color w:val="FFFFFF"/>
               </w:rPr>
             </w:pPr>
-          </w:p>
-          <w:p>
-            <w:pPr>
-              <w:widowControl w:val="0"/>
-              <w:spacing w:line="240" w:lineRule="auto"/>
-              <w:jc w:val="center"/>
-              <w:rPr>
-                <w:color w:val="FFFFFF"/>
-                <w:sz w:val="32"/>
-                <w:szCs w:val="32"/>
-              </w:rPr>
-            </w:pPr>
-            <w:r>
-              <w:rPr>
-                <w:color w:val="FFFFFF"/>
-                <w:sz w:val="32"/>
-                <w:szCs w:val="32"/>
-              </w:rPr>
-              <w:t>Database Services</w:t>
+            <w:r>
+              <w:t xml:space="preserve">Database Services</w:t>
             </w:r>
           </w:p>
         </w:tc>
@@ -10046,7 +10497,7 @@
               <w:rPr>
                 <w:color w:val="FFFFFF"/>
               </w:rPr>
-              <w:t>Verdict</w:t>
+              <w:t xml:space="preserve">Verdict</w:t>
             </w:r>
           </w:p>
         </w:tc>
@@ -10071,8 +10522,18 @@
           <w:p>
             <w:pPr>
               <w:widowControl w:val="0"/>
-              <w:spacing w:line="240" w:lineRule="auto"/>
-            </w:pPr>
+              <w:pBdr>
+                <w:top w:val="nil"/>
+                <w:left w:val="nil"/>
+                <w:bottom w:val="nil"/>
+                <w:right w:val="nil"/>
+                <w:between w:val="nil"/>
+              </w:pBdr>
+              <w:spacing w:line="240" w:lineRule="auto"/>
+            </w:pPr>
+            <w:r>
+              <w:t xml:space="preserve">Database Services</w:t>
+            </w:r>
           </w:p>
         </w:tc>
         <w:tc>
@@ -10089,6 +10550,13 @@
           <w:p>
             <w:pPr>
               <w:widowControl w:val="0"/>
+              <w:pBdr>
+                <w:top w:val="nil"/>
+                <w:left w:val="nil"/>
+                <w:bottom w:val="nil"/>
+                <w:right w:val="nil"/>
+                <w:between w:val="nil"/>
+              </w:pBdr>
               <w:spacing w:line="240" w:lineRule="auto"/>
               <w:rPr>
                 <w:color w:val="FFFFFF"/>
@@ -10098,7 +10566,7 @@
               <w:rPr>
                 <w:color w:val="FFFFFF"/>
               </w:rPr>
-              <w:t>P</w:t>
+              <w:t xml:space="preserve">P</w:t>
             </w:r>
           </w:p>
         </w:tc>
@@ -10116,6 +10584,13 @@
           <w:p>
             <w:pPr>
               <w:widowControl w:val="0"/>
+              <w:pBdr>
+                <w:top w:val="nil"/>
+                <w:left w:val="nil"/>
+                <w:bottom w:val="nil"/>
+                <w:right w:val="nil"/>
+                <w:between w:val="nil"/>
+              </w:pBdr>
               <w:spacing w:line="240" w:lineRule="auto"/>
               <w:rPr>
                 <w:color w:val="FFFFFF"/>
@@ -10125,7 +10600,7 @@
               <w:rPr>
                 <w:color w:val="FFFFFF"/>
               </w:rPr>
-              <w:t>F</w:t>
+              <w:t xml:space="preserve">F</w:t>
             </w:r>
           </w:p>
         </w:tc>
@@ -10143,6 +10618,13 @@
           <w:p>
             <w:pPr>
               <w:widowControl w:val="0"/>
+              <w:pBdr>
+                <w:top w:val="nil"/>
+                <w:left w:val="nil"/>
+                <w:bottom w:val="nil"/>
+                <w:right w:val="nil"/>
+                <w:between w:val="nil"/>
+              </w:pBdr>
               <w:spacing w:line="240" w:lineRule="auto"/>
               <w:rPr>
                 <w:color w:val="FFFFFF"/>
@@ -10152,7 +10634,7 @@
               <w:rPr>
                 <w:color w:val="FFFFFF"/>
               </w:rPr>
-              <w:t>NA</w:t>
+              <w:t xml:space="preserve">NA</w:t>
             </w:r>
           </w:p>
         </w:tc>
@@ -10170,6 +10652,13 @@
           <w:p>
             <w:pPr>
               <w:widowControl w:val="0"/>
+              <w:pBdr>
+                <w:top w:val="nil"/>
+                <w:left w:val="nil"/>
+                <w:bottom w:val="nil"/>
+                <w:right w:val="nil"/>
+                <w:between w:val="nil"/>
+              </w:pBdr>
               <w:spacing w:line="240" w:lineRule="auto"/>
               <w:rPr>
                 <w:color w:val="FFFFFF"/>
@@ -10179,7 +10668,7 @@
               <w:rPr>
                 <w:color w:val="FFFFFF"/>
               </w:rPr>
-              <w:t>INC</w:t>
+              <w:t xml:space="preserve">INC</w:t>
             </w:r>
           </w:p>
         </w:tc>
@@ -10200,15 +10689,10 @@
               <w:widowControl w:val="0"/>
               <w:spacing w:line="240" w:lineRule="auto"/>
             </w:pPr>
-            <w:hyperlink r:id="rId53" w:anchor="61-use-standard-hardening-configuration-templates-for-application-infrastructure">
-              <w:r>
-                <w:rPr>
-                  <w:color w:val="1155CC"/>
-                  <w:u w:val="single"/>
-                </w:rPr>
-                <w:t>6.1</w:t>
-              </w:r>
-            </w:hyperlink>
+            <w:r>
+              <w:rPr/>
+              <w:t xml:space="preserve">6.1</w:t>
+            </w:r>
           </w:p>
         </w:tc>
         <w:tc>
@@ -10227,7 +10711,7 @@
               <w:spacing w:line="240" w:lineRule="auto"/>
             </w:pPr>
             <w:r>
-              <w:t>Use Standard Hardening Configuration Templates for Application Infrastructure</w:t>
+              <w:t xml:space="preserve">Use Standard Hardening Configuration Templates for Application Infrastructure</w:t>
             </w:r>
           </w:p>
         </w:tc>
@@ -10244,8 +10728,18 @@
           <w:p>
             <w:pPr>
               <w:widowControl w:val="0"/>
-              <w:spacing w:line="240" w:lineRule="auto"/>
-            </w:pPr>
+              <w:pBdr>
+                <w:top w:val="nil"/>
+                <w:left w:val="nil"/>
+                <w:bottom w:val="nil"/>
+                <w:right w:val="nil"/>
+                <w:between w:val="nil"/>
+              </w:pBdr>
+              <w:spacing w:line="240" w:lineRule="auto"/>
+            </w:pPr>
+            <w:r>
+              <w:t xml:space="preserve"/>
+            </w:r>
           </w:p>
         </w:tc>
         <w:tc>
@@ -10261,8 +10755,18 @@
           <w:p>
             <w:pPr>
               <w:widowControl w:val="0"/>
-              <w:spacing w:line="240" w:lineRule="auto"/>
-            </w:pPr>
+              <w:pBdr>
+                <w:top w:val="nil"/>
+                <w:left w:val="nil"/>
+                <w:bottom w:val="nil"/>
+                <w:right w:val="nil"/>
+                <w:between w:val="nil"/>
+              </w:pBdr>
+              <w:spacing w:line="240" w:lineRule="auto"/>
+            </w:pPr>
+            <w:r>
+              <w:t xml:space="preserve"/>
+            </w:r>
           </w:p>
         </w:tc>
         <w:tc>
@@ -10278,8 +10782,18 @@
           <w:p>
             <w:pPr>
               <w:widowControl w:val="0"/>
-              <w:spacing w:line="240" w:lineRule="auto"/>
-            </w:pPr>
+              <w:pBdr>
+                <w:top w:val="nil"/>
+                <w:left w:val="nil"/>
+                <w:bottom w:val="nil"/>
+                <w:right w:val="nil"/>
+                <w:between w:val="nil"/>
+              </w:pBdr>
+              <w:spacing w:line="240" w:lineRule="auto"/>
+            </w:pPr>
+            <w:r>
+              <w:t xml:space="preserve"/>
+            </w:r>
           </w:p>
         </w:tc>
         <w:tc>
@@ -10295,8 +10809,18 @@
           <w:p>
             <w:pPr>
               <w:widowControl w:val="0"/>
-              <w:spacing w:line="240" w:lineRule="auto"/>
-            </w:pPr>
+              <w:pBdr>
+                <w:top w:val="nil"/>
+                <w:left w:val="nil"/>
+                <w:bottom w:val="nil"/>
+                <w:right w:val="nil"/>
+                <w:between w:val="nil"/>
+              </w:pBdr>
+              <w:spacing w:line="240" w:lineRule="auto"/>
+            </w:pPr>
+            <w:r>
+              <w:t xml:space="preserve"/>
+            </w:r>
           </w:p>
         </w:tc>
       </w:tr>
@@ -10316,15 +10840,10 @@
               <w:widowControl w:val="0"/>
               <w:spacing w:line="240" w:lineRule="auto"/>
             </w:pPr>
-            <w:hyperlink r:id="rId54" w:anchor="62-allowlist-authorized-scripts">
-              <w:r>
-                <w:rPr>
-                  <w:color w:val="1155CC"/>
-                  <w:u w:val="single"/>
-                </w:rPr>
-                <w:t>6.2</w:t>
-              </w:r>
-            </w:hyperlink>
+            <w:r>
+              <w:rPr/>
+              <w:t xml:space="preserve">6.2</w:t>
+            </w:r>
           </w:p>
         </w:tc>
         <w:tc>
@@ -10343,7 +10862,7 @@
               <w:spacing w:line="240" w:lineRule="auto"/>
             </w:pPr>
             <w:r>
-              <w:t>Allowlist Authorized Scripts</w:t>
+              <w:t xml:space="preserve">Allowlist Authorized Scripts</w:t>
             </w:r>
           </w:p>
         </w:tc>
@@ -10360,8 +10879,18 @@
           <w:p>
             <w:pPr>
               <w:widowControl w:val="0"/>
-              <w:spacing w:line="240" w:lineRule="auto"/>
-            </w:pPr>
+              <w:pBdr>
+                <w:top w:val="nil"/>
+                <w:left w:val="nil"/>
+                <w:bottom w:val="nil"/>
+                <w:right w:val="nil"/>
+                <w:between w:val="nil"/>
+              </w:pBdr>
+              <w:spacing w:line="240" w:lineRule="auto"/>
+            </w:pPr>
+            <w:r>
+              <w:t xml:space="preserve"/>
+            </w:r>
           </w:p>
         </w:tc>
         <w:tc>
@@ -10377,8 +10906,18 @@
           <w:p>
             <w:pPr>
               <w:widowControl w:val="0"/>
-              <w:spacing w:line="240" w:lineRule="auto"/>
-            </w:pPr>
+              <w:pBdr>
+                <w:top w:val="nil"/>
+                <w:left w:val="nil"/>
+                <w:bottom w:val="nil"/>
+                <w:right w:val="nil"/>
+                <w:between w:val="nil"/>
+              </w:pBdr>
+              <w:spacing w:line="240" w:lineRule="auto"/>
+            </w:pPr>
+            <w:r>
+              <w:t xml:space="preserve"/>
+            </w:r>
           </w:p>
         </w:tc>
         <w:tc>
@@ -10394,8 +10933,18 @@
           <w:p>
             <w:pPr>
               <w:widowControl w:val="0"/>
-              <w:spacing w:line="240" w:lineRule="auto"/>
-            </w:pPr>
+              <w:pBdr>
+                <w:top w:val="nil"/>
+                <w:left w:val="nil"/>
+                <w:bottom w:val="nil"/>
+                <w:right w:val="nil"/>
+                <w:between w:val="nil"/>
+              </w:pBdr>
+              <w:spacing w:line="240" w:lineRule="auto"/>
+            </w:pPr>
+            <w:r>
+              <w:t xml:space="preserve"/>
+            </w:r>
           </w:p>
         </w:tc>
         <w:tc>
@@ -10411,8 +10960,18 @@
           <w:p>
             <w:pPr>
               <w:widowControl w:val="0"/>
-              <w:spacing w:line="240" w:lineRule="auto"/>
-            </w:pPr>
+              <w:pBdr>
+                <w:top w:val="nil"/>
+                <w:left w:val="nil"/>
+                <w:bottom w:val="nil"/>
+                <w:right w:val="nil"/>
+                <w:between w:val="nil"/>
+              </w:pBdr>
+              <w:spacing w:line="240" w:lineRule="auto"/>
+            </w:pPr>
+            <w:r>
+              <w:t xml:space="preserve"/>
+            </w:r>
           </w:p>
         </w:tc>
       </w:tr>
@@ -10432,15 +10991,10 @@
               <w:widowControl w:val="0"/>
               <w:spacing w:line="240" w:lineRule="auto"/>
             </w:pPr>
-            <w:hyperlink r:id="rId55" w:anchor="63-encrypt-confidential-data-in-transit">
-              <w:r>
-                <w:rPr>
-                  <w:color w:val="1155CC"/>
-                  <w:u w:val="single"/>
-                </w:rPr>
-                <w:t>6.3</w:t>
-              </w:r>
-            </w:hyperlink>
+            <w:r>
+              <w:rPr/>
+              <w:t xml:space="preserve">6.3</w:t>
+            </w:r>
           </w:p>
         </w:tc>
         <w:tc>
@@ -10459,7 +11013,7 @@
               <w:spacing w:line="240" w:lineRule="auto"/>
             </w:pPr>
             <w:r>
-              <w:t>Encrypt Confidential Data in Transit</w:t>
+              <w:t xml:space="preserve">Encrypt Confidential Data in Transit</w:t>
             </w:r>
           </w:p>
         </w:tc>
@@ -10476,8 +11030,18 @@
           <w:p>
             <w:pPr>
               <w:widowControl w:val="0"/>
-              <w:spacing w:line="240" w:lineRule="auto"/>
-            </w:pPr>
+              <w:pBdr>
+                <w:top w:val="nil"/>
+                <w:left w:val="nil"/>
+                <w:bottom w:val="nil"/>
+                <w:right w:val="nil"/>
+                <w:between w:val="nil"/>
+              </w:pBdr>
+              <w:spacing w:line="240" w:lineRule="auto"/>
+            </w:pPr>
+            <w:r>
+              <w:t xml:space="preserve"/>
+            </w:r>
           </w:p>
         </w:tc>
         <w:tc>
@@ -10493,8 +11057,18 @@
           <w:p>
             <w:pPr>
               <w:widowControl w:val="0"/>
-              <w:spacing w:line="240" w:lineRule="auto"/>
-            </w:pPr>
+              <w:pBdr>
+                <w:top w:val="nil"/>
+                <w:left w:val="nil"/>
+                <w:bottom w:val="nil"/>
+                <w:right w:val="nil"/>
+                <w:between w:val="nil"/>
+              </w:pBdr>
+              <w:spacing w:line="240" w:lineRule="auto"/>
+            </w:pPr>
+            <w:r>
+              <w:t xml:space="preserve"/>
+            </w:r>
           </w:p>
         </w:tc>
         <w:tc>
@@ -10510,8 +11084,18 @@
           <w:p>
             <w:pPr>
               <w:widowControl w:val="0"/>
-              <w:spacing w:line="240" w:lineRule="auto"/>
-            </w:pPr>
+              <w:pBdr>
+                <w:top w:val="nil"/>
+                <w:left w:val="nil"/>
+                <w:bottom w:val="nil"/>
+                <w:right w:val="nil"/>
+                <w:between w:val="nil"/>
+              </w:pBdr>
+              <w:spacing w:line="240" w:lineRule="auto"/>
+            </w:pPr>
+            <w:r>
+              <w:t xml:space="preserve"/>
+            </w:r>
           </w:p>
         </w:tc>
         <w:tc>
@@ -10527,8 +11111,18 @@
           <w:p>
             <w:pPr>
               <w:widowControl w:val="0"/>
-              <w:spacing w:line="240" w:lineRule="auto"/>
-            </w:pPr>
+              <w:pBdr>
+                <w:top w:val="nil"/>
+                <w:left w:val="nil"/>
+                <w:bottom w:val="nil"/>
+                <w:right w:val="nil"/>
+                <w:between w:val="nil"/>
+              </w:pBdr>
+              <w:spacing w:line="240" w:lineRule="auto"/>
+            </w:pPr>
+            <w:r>
+              <w:t xml:space="preserve"/>
+            </w:r>
           </w:p>
         </w:tc>
       </w:tr>
@@ -10548,15 +11142,10 @@
               <w:widowControl w:val="0"/>
               <w:spacing w:line="240" w:lineRule="auto"/>
             </w:pPr>
-            <w:hyperlink r:id="rId56" w:anchor="64-encrypt-confidential-data-at-rest">
-              <w:r>
-                <w:rPr>
-                  <w:color w:val="1155CC"/>
-                  <w:u w:val="single"/>
-                </w:rPr>
-                <w:t>6.4</w:t>
-              </w:r>
-            </w:hyperlink>
+            <w:r>
+              <w:rPr/>
+              <w:t xml:space="preserve">6.4</w:t>
+            </w:r>
           </w:p>
         </w:tc>
         <w:tc>
@@ -10575,7 +11164,7 @@
               <w:spacing w:line="240" w:lineRule="auto"/>
             </w:pPr>
             <w:r>
-              <w:t>Encrypt Confidential Data at Rest</w:t>
+              <w:t xml:space="preserve">Encrypt Confidential Data at Rest</w:t>
             </w:r>
           </w:p>
         </w:tc>
@@ -10592,8 +11181,18 @@
           <w:p>
             <w:pPr>
               <w:widowControl w:val="0"/>
-              <w:spacing w:line="240" w:lineRule="auto"/>
-            </w:pPr>
+              <w:pBdr>
+                <w:top w:val="nil"/>
+                <w:left w:val="nil"/>
+                <w:bottom w:val="nil"/>
+                <w:right w:val="nil"/>
+                <w:between w:val="nil"/>
+              </w:pBdr>
+              <w:spacing w:line="240" w:lineRule="auto"/>
+            </w:pPr>
+            <w:r>
+              <w:t xml:space="preserve"/>
+            </w:r>
           </w:p>
         </w:tc>
         <w:tc>
@@ -10609,8 +11208,18 @@
           <w:p>
             <w:pPr>
               <w:widowControl w:val="0"/>
-              <w:spacing w:line="240" w:lineRule="auto"/>
-            </w:pPr>
+              <w:pBdr>
+                <w:top w:val="nil"/>
+                <w:left w:val="nil"/>
+                <w:bottom w:val="nil"/>
+                <w:right w:val="nil"/>
+                <w:between w:val="nil"/>
+              </w:pBdr>
+              <w:spacing w:line="240" w:lineRule="auto"/>
+            </w:pPr>
+            <w:r>
+              <w:t xml:space="preserve"/>
+            </w:r>
           </w:p>
         </w:tc>
         <w:tc>
@@ -10626,8 +11235,18 @@
           <w:p>
             <w:pPr>
               <w:widowControl w:val="0"/>
-              <w:spacing w:line="240" w:lineRule="auto"/>
-            </w:pPr>
+              <w:pBdr>
+                <w:top w:val="nil"/>
+                <w:left w:val="nil"/>
+                <w:bottom w:val="nil"/>
+                <w:right w:val="nil"/>
+                <w:between w:val="nil"/>
+              </w:pBdr>
+              <w:spacing w:line="240" w:lineRule="auto"/>
+            </w:pPr>
+            <w:r>
+              <w:t xml:space="preserve"/>
+            </w:r>
           </w:p>
         </w:tc>
         <w:tc>
@@ -10643,8 +11262,18 @@
           <w:p>
             <w:pPr>
               <w:widowControl w:val="0"/>
-              <w:spacing w:line="240" w:lineRule="auto"/>
-            </w:pPr>
+              <w:pBdr>
+                <w:top w:val="nil"/>
+                <w:left w:val="nil"/>
+                <w:bottom w:val="nil"/>
+                <w:right w:val="nil"/>
+                <w:between w:val="nil"/>
+              </w:pBdr>
+              <w:spacing w:line="240" w:lineRule="auto"/>
+            </w:pPr>
+            <w:r>
+              <w:t xml:space="preserve"/>
+            </w:r>
           </w:p>
         </w:tc>
       </w:tr>
@@ -10664,15 +11293,10 @@
               <w:widowControl w:val="0"/>
               <w:spacing w:line="240" w:lineRule="auto"/>
             </w:pPr>
-            <w:hyperlink r:id="rId57" w:anchor="65-configure-data-access-control-lists">
-              <w:r>
-                <w:rPr>
-                  <w:color w:val="1155CC"/>
-                  <w:u w:val="single"/>
-                </w:rPr>
-                <w:t>6.5</w:t>
-              </w:r>
-            </w:hyperlink>
+            <w:r>
+              <w:rPr/>
+              <w:t xml:space="preserve">6.5</w:t>
+            </w:r>
           </w:p>
         </w:tc>
         <w:tc>
@@ -10691,7 +11315,7 @@
               <w:spacing w:line="240" w:lineRule="auto"/>
             </w:pPr>
             <w:r>
-              <w:t>Configure Data Access Control Lists</w:t>
+              <w:t xml:space="preserve">Configure Data Access Control Lists</w:t>
             </w:r>
           </w:p>
         </w:tc>
@@ -10708,8 +11332,18 @@
           <w:p>
             <w:pPr>
               <w:widowControl w:val="0"/>
-              <w:spacing w:line="240" w:lineRule="auto"/>
-            </w:pPr>
+              <w:pBdr>
+                <w:top w:val="nil"/>
+                <w:left w:val="nil"/>
+                <w:bottom w:val="nil"/>
+                <w:right w:val="nil"/>
+                <w:between w:val="nil"/>
+              </w:pBdr>
+              <w:spacing w:line="240" w:lineRule="auto"/>
+            </w:pPr>
+            <w:r>
+              <w:t xml:space="preserve"/>
+            </w:r>
           </w:p>
         </w:tc>
         <w:tc>
@@ -10725,8 +11359,18 @@
           <w:p>
             <w:pPr>
               <w:widowControl w:val="0"/>
-              <w:spacing w:line="240" w:lineRule="auto"/>
-            </w:pPr>
+              <w:pBdr>
+                <w:top w:val="nil"/>
+                <w:left w:val="nil"/>
+                <w:bottom w:val="nil"/>
+                <w:right w:val="nil"/>
+                <w:between w:val="nil"/>
+              </w:pBdr>
+              <w:spacing w:line="240" w:lineRule="auto"/>
+            </w:pPr>
+            <w:r>
+              <w:t xml:space="preserve"/>
+            </w:r>
           </w:p>
         </w:tc>
         <w:tc>
@@ -10742,8 +11386,18 @@
           <w:p>
             <w:pPr>
               <w:widowControl w:val="0"/>
-              <w:spacing w:line="240" w:lineRule="auto"/>
-            </w:pPr>
+              <w:pBdr>
+                <w:top w:val="nil"/>
+                <w:left w:val="nil"/>
+                <w:bottom w:val="nil"/>
+                <w:right w:val="nil"/>
+                <w:between w:val="nil"/>
+              </w:pBdr>
+              <w:spacing w:line="240" w:lineRule="auto"/>
+            </w:pPr>
+            <w:r>
+              <w:t xml:space="preserve"/>
+            </w:r>
           </w:p>
         </w:tc>
         <w:tc>
@@ -10759,8 +11413,18 @@
           <w:p>
             <w:pPr>
               <w:widowControl w:val="0"/>
-              <w:spacing w:line="240" w:lineRule="auto"/>
-            </w:pPr>
+              <w:pBdr>
+                <w:top w:val="nil"/>
+                <w:left w:val="nil"/>
+                <w:bottom w:val="nil"/>
+                <w:right w:val="nil"/>
+                <w:between w:val="nil"/>
+              </w:pBdr>
+              <w:spacing w:line="240" w:lineRule="auto"/>
+            </w:pPr>
+            <w:r>
+              <w:t xml:space="preserve"/>
+            </w:r>
           </w:p>
         </w:tc>
       </w:tr>
@@ -10780,15 +11444,10 @@
               <w:widowControl w:val="0"/>
               <w:spacing w:line="240" w:lineRule="auto"/>
             </w:pPr>
-            <w:hyperlink r:id="rId58" w:anchor="66-establish-and-maintain-a-secure-configuration-process">
-              <w:r>
-                <w:rPr>
-                  <w:color w:val="1155CC"/>
-                  <w:u w:val="single"/>
-                </w:rPr>
-                <w:t>6.6</w:t>
-              </w:r>
-            </w:hyperlink>
+            <w:r>
+              <w:rPr/>
+              <w:t xml:space="preserve">6.6</w:t>
+            </w:r>
           </w:p>
         </w:tc>
         <w:tc>
@@ -10807,7 +11466,7 @@
               <w:spacing w:line="240" w:lineRule="auto"/>
             </w:pPr>
             <w:r>
-              <w:t>Establish and Maintain a Secure Configuration Process</w:t>
+              <w:t xml:space="preserve">Establish and Maintain a Secure Configuration Process</w:t>
             </w:r>
           </w:p>
         </w:tc>
@@ -10824,8 +11483,18 @@
           <w:p>
             <w:pPr>
               <w:widowControl w:val="0"/>
-              <w:spacing w:line="240" w:lineRule="auto"/>
-            </w:pPr>
+              <w:pBdr>
+                <w:top w:val="nil"/>
+                <w:left w:val="nil"/>
+                <w:bottom w:val="nil"/>
+                <w:right w:val="nil"/>
+                <w:between w:val="nil"/>
+              </w:pBdr>
+              <w:spacing w:line="240" w:lineRule="auto"/>
+            </w:pPr>
+            <w:r>
+              <w:t xml:space="preserve"/>
+            </w:r>
           </w:p>
         </w:tc>
         <w:tc>
@@ -10841,8 +11510,18 @@
           <w:p>
             <w:pPr>
               <w:widowControl w:val="0"/>
-              <w:spacing w:line="240" w:lineRule="auto"/>
-            </w:pPr>
+              <w:pBdr>
+                <w:top w:val="nil"/>
+                <w:left w:val="nil"/>
+                <w:bottom w:val="nil"/>
+                <w:right w:val="nil"/>
+                <w:between w:val="nil"/>
+              </w:pBdr>
+              <w:spacing w:line="240" w:lineRule="auto"/>
+            </w:pPr>
+            <w:r>
+              <w:t xml:space="preserve"/>
+            </w:r>
           </w:p>
         </w:tc>
         <w:tc>
@@ -10858,8 +11537,18 @@
           <w:p>
             <w:pPr>
               <w:widowControl w:val="0"/>
-              <w:spacing w:line="240" w:lineRule="auto"/>
-            </w:pPr>
+              <w:pBdr>
+                <w:top w:val="nil"/>
+                <w:left w:val="nil"/>
+                <w:bottom w:val="nil"/>
+                <w:right w:val="nil"/>
+                <w:between w:val="nil"/>
+              </w:pBdr>
+              <w:spacing w:line="240" w:lineRule="auto"/>
+            </w:pPr>
+            <w:r>
+              <w:t xml:space="preserve"/>
+            </w:r>
           </w:p>
         </w:tc>
         <w:tc>
@@ -10875,8 +11564,18 @@
           <w:p>
             <w:pPr>
               <w:widowControl w:val="0"/>
-              <w:spacing w:line="240" w:lineRule="auto"/>
-            </w:pPr>
+              <w:pBdr>
+                <w:top w:val="nil"/>
+                <w:left w:val="nil"/>
+                <w:bottom w:val="nil"/>
+                <w:right w:val="nil"/>
+                <w:between w:val="nil"/>
+              </w:pBdr>
+              <w:spacing w:line="240" w:lineRule="auto"/>
+            </w:pPr>
+            <w:r>
+              <w:t xml:space="preserve"/>
+            </w:r>
           </w:p>
         </w:tc>
       </w:tr>
@@ -10896,15 +11595,10 @@
               <w:widowControl w:val="0"/>
               <w:spacing w:line="240" w:lineRule="auto"/>
             </w:pPr>
-            <w:hyperlink r:id="rId59" w:anchor="67-implement-and-manage-a-firewall-on-servers">
-              <w:r>
-                <w:rPr>
-                  <w:color w:val="1155CC"/>
-                  <w:u w:val="single"/>
-                </w:rPr>
-                <w:t>6.7</w:t>
-              </w:r>
-            </w:hyperlink>
+            <w:r>
+              <w:rPr/>
+              <w:t xml:space="preserve">6.7</w:t>
+            </w:r>
           </w:p>
         </w:tc>
         <w:tc>
@@ -10923,7 +11617,7 @@
               <w:spacing w:line="240" w:lineRule="auto"/>
             </w:pPr>
             <w:r>
-              <w:t>Implement and Manage a Firewall on Servers</w:t>
+              <w:t xml:space="preserve">Implement and Manage a Firewall on Servers</w:t>
             </w:r>
           </w:p>
         </w:tc>
@@ -10940,8 +11634,18 @@
           <w:p>
             <w:pPr>
               <w:widowControl w:val="0"/>
-              <w:spacing w:line="240" w:lineRule="auto"/>
-            </w:pPr>
+              <w:pBdr>
+                <w:top w:val="nil"/>
+                <w:left w:val="nil"/>
+                <w:bottom w:val="nil"/>
+                <w:right w:val="nil"/>
+                <w:between w:val="nil"/>
+              </w:pBdr>
+              <w:spacing w:line="240" w:lineRule="auto"/>
+            </w:pPr>
+            <w:r>
+              <w:t xml:space="preserve"/>
+            </w:r>
           </w:p>
         </w:tc>
         <w:tc>
@@ -10957,8 +11661,18 @@
           <w:p>
             <w:pPr>
               <w:widowControl w:val="0"/>
-              <w:spacing w:line="240" w:lineRule="auto"/>
-            </w:pPr>
+              <w:pBdr>
+                <w:top w:val="nil"/>
+                <w:left w:val="nil"/>
+                <w:bottom w:val="nil"/>
+                <w:right w:val="nil"/>
+                <w:between w:val="nil"/>
+              </w:pBdr>
+              <w:spacing w:line="240" w:lineRule="auto"/>
+            </w:pPr>
+            <w:r>
+              <w:t xml:space="preserve"/>
+            </w:r>
           </w:p>
         </w:tc>
         <w:tc>
@@ -10974,8 +11688,18 @@
           <w:p>
             <w:pPr>
               <w:widowControl w:val="0"/>
-              <w:spacing w:line="240" w:lineRule="auto"/>
-            </w:pPr>
+              <w:pBdr>
+                <w:top w:val="nil"/>
+                <w:left w:val="nil"/>
+                <w:bottom w:val="nil"/>
+                <w:right w:val="nil"/>
+                <w:between w:val="nil"/>
+              </w:pBdr>
+              <w:spacing w:line="240" w:lineRule="auto"/>
+            </w:pPr>
+            <w:r>
+              <w:t xml:space="preserve"/>
+            </w:r>
           </w:p>
         </w:tc>
         <w:tc>
@@ -10991,8 +11715,18 @@
           <w:p>
             <w:pPr>
               <w:widowControl w:val="0"/>
-              <w:spacing w:line="240" w:lineRule="auto"/>
-            </w:pPr>
+              <w:pBdr>
+                <w:top w:val="nil"/>
+                <w:left w:val="nil"/>
+                <w:bottom w:val="nil"/>
+                <w:right w:val="nil"/>
+                <w:between w:val="nil"/>
+              </w:pBdr>
+              <w:spacing w:line="240" w:lineRule="auto"/>
+            </w:pPr>
+            <w:r>
+              <w:t xml:space="preserve"/>
+            </w:r>
           </w:p>
         </w:tc>
       </w:tr>
@@ -11012,15 +11746,10 @@
               <w:widowControl w:val="0"/>
               <w:spacing w:line="240" w:lineRule="auto"/>
             </w:pPr>
-            <w:hyperlink r:id="rId60" w:anchor="68-securely-manage-enterprise-assets-and-software">
-              <w:r>
-                <w:rPr>
-                  <w:color w:val="1155CC"/>
-                  <w:u w:val="single"/>
-                </w:rPr>
-                <w:t>6.8</w:t>
-              </w:r>
-            </w:hyperlink>
+            <w:r>
+              <w:rPr/>
+              <w:t xml:space="preserve">6.8</w:t>
+            </w:r>
           </w:p>
         </w:tc>
         <w:tc>
@@ -11039,7 +11768,7 @@
               <w:spacing w:line="240" w:lineRule="auto"/>
             </w:pPr>
             <w:r>
-              <w:t>Securely Manage Enterprise Assets and Software</w:t>
+              <w:t xml:space="preserve">Securely Manage Enterprise Assets and Software</w:t>
             </w:r>
           </w:p>
         </w:tc>
@@ -11056,8 +11785,18 @@
           <w:p>
             <w:pPr>
               <w:widowControl w:val="0"/>
-              <w:spacing w:line="240" w:lineRule="auto"/>
-            </w:pPr>
+              <w:pBdr>
+                <w:top w:val="nil"/>
+                <w:left w:val="nil"/>
+                <w:bottom w:val="nil"/>
+                <w:right w:val="nil"/>
+                <w:between w:val="nil"/>
+              </w:pBdr>
+              <w:spacing w:line="240" w:lineRule="auto"/>
+            </w:pPr>
+            <w:r>
+              <w:t xml:space="preserve"/>
+            </w:r>
           </w:p>
         </w:tc>
         <w:tc>
@@ -11073,8 +11812,18 @@
           <w:p>
             <w:pPr>
               <w:widowControl w:val="0"/>
-              <w:spacing w:line="240" w:lineRule="auto"/>
-            </w:pPr>
+              <w:pBdr>
+                <w:top w:val="nil"/>
+                <w:left w:val="nil"/>
+                <w:bottom w:val="nil"/>
+                <w:right w:val="nil"/>
+                <w:between w:val="nil"/>
+              </w:pBdr>
+              <w:spacing w:line="240" w:lineRule="auto"/>
+            </w:pPr>
+            <w:r>
+              <w:t xml:space="preserve"/>
+            </w:r>
           </w:p>
         </w:tc>
         <w:tc>
@@ -11090,8 +11839,18 @@
           <w:p>
             <w:pPr>
               <w:widowControl w:val="0"/>
-              <w:spacing w:line="240" w:lineRule="auto"/>
-            </w:pPr>
+              <w:pBdr>
+                <w:top w:val="nil"/>
+                <w:left w:val="nil"/>
+                <w:bottom w:val="nil"/>
+                <w:right w:val="nil"/>
+                <w:between w:val="nil"/>
+              </w:pBdr>
+              <w:spacing w:line="240" w:lineRule="auto"/>
+            </w:pPr>
+            <w:r>
+              <w:t xml:space="preserve"/>
+            </w:r>
           </w:p>
         </w:tc>
         <w:tc>
@@ -11107,8 +11866,18 @@
           <w:p>
             <w:pPr>
               <w:widowControl w:val="0"/>
-              <w:spacing w:line="240" w:lineRule="auto"/>
-            </w:pPr>
+              <w:pBdr>
+                <w:top w:val="nil"/>
+                <w:left w:val="nil"/>
+                <w:bottom w:val="nil"/>
+                <w:right w:val="nil"/>
+                <w:between w:val="nil"/>
+              </w:pBdr>
+              <w:spacing w:line="240" w:lineRule="auto"/>
+            </w:pPr>
+            <w:r>
+              <w:t xml:space="preserve"/>
+            </w:r>
           </w:p>
         </w:tc>
       </w:tr>
@@ -11128,15 +11897,10 @@
               <w:widowControl w:val="0"/>
               <w:spacing w:line="240" w:lineRule="auto"/>
             </w:pPr>
-            <w:hyperlink r:id="rId61" w:anchor="69-manage-default-accounts-on-enterprise-assets-and-software">
-              <w:r>
-                <w:rPr>
-                  <w:color w:val="1155CC"/>
-                  <w:u w:val="single"/>
-                </w:rPr>
-                <w:t>6.9</w:t>
-              </w:r>
-            </w:hyperlink>
+            <w:r>
+              <w:rPr/>
+              <w:t xml:space="preserve">6.9</w:t>
+            </w:r>
           </w:p>
         </w:tc>
         <w:tc>
@@ -11155,7 +11919,7 @@
               <w:spacing w:line="240" w:lineRule="auto"/>
             </w:pPr>
             <w:r>
-              <w:t>Manage Default Accounts on Enterprise Assets and Software</w:t>
+              <w:t xml:space="preserve">Manage Default Accounts on Enterprise Assets and Software</w:t>
             </w:r>
           </w:p>
         </w:tc>
@@ -11172,8 +11936,18 @@
           <w:p>
             <w:pPr>
               <w:widowControl w:val="0"/>
-              <w:spacing w:line="240" w:lineRule="auto"/>
-            </w:pPr>
+              <w:pBdr>
+                <w:top w:val="nil"/>
+                <w:left w:val="nil"/>
+                <w:bottom w:val="nil"/>
+                <w:right w:val="nil"/>
+                <w:between w:val="nil"/>
+              </w:pBdr>
+              <w:spacing w:line="240" w:lineRule="auto"/>
+            </w:pPr>
+            <w:r>
+              <w:t xml:space="preserve"/>
+            </w:r>
           </w:p>
         </w:tc>
         <w:tc>
@@ -11189,8 +11963,18 @@
           <w:p>
             <w:pPr>
               <w:widowControl w:val="0"/>
-              <w:spacing w:line="240" w:lineRule="auto"/>
-            </w:pPr>
+              <w:pBdr>
+                <w:top w:val="nil"/>
+                <w:left w:val="nil"/>
+                <w:bottom w:val="nil"/>
+                <w:right w:val="nil"/>
+                <w:between w:val="nil"/>
+              </w:pBdr>
+              <w:spacing w:line="240" w:lineRule="auto"/>
+            </w:pPr>
+            <w:r>
+              <w:t xml:space="preserve"/>
+            </w:r>
           </w:p>
         </w:tc>
         <w:tc>
@@ -11206,8 +11990,18 @@
           <w:p>
             <w:pPr>
               <w:widowControl w:val="0"/>
-              <w:spacing w:line="240" w:lineRule="auto"/>
-            </w:pPr>
+              <w:pBdr>
+                <w:top w:val="nil"/>
+                <w:left w:val="nil"/>
+                <w:bottom w:val="nil"/>
+                <w:right w:val="nil"/>
+                <w:between w:val="nil"/>
+              </w:pBdr>
+              <w:spacing w:line="240" w:lineRule="auto"/>
+            </w:pPr>
+            <w:r>
+              <w:t xml:space="preserve"/>
+            </w:r>
           </w:p>
         </w:tc>
         <w:tc>
@@ -11223,8 +12017,18 @@
           <w:p>
             <w:pPr>
               <w:widowControl w:val="0"/>
-              <w:spacing w:line="240" w:lineRule="auto"/>
-            </w:pPr>
+              <w:pBdr>
+                <w:top w:val="nil"/>
+                <w:left w:val="nil"/>
+                <w:bottom w:val="nil"/>
+                <w:right w:val="nil"/>
+                <w:between w:val="nil"/>
+              </w:pBdr>
+              <w:spacing w:line="240" w:lineRule="auto"/>
+            </w:pPr>
+            <w:r>
+              <w:t xml:space="preserve"/>
+            </w:r>
           </w:p>
         </w:tc>
       </w:tr>
@@ -11244,15 +12048,10 @@
               <w:widowControl w:val="0"/>
               <w:spacing w:line="240" w:lineRule="auto"/>
             </w:pPr>
-            <w:hyperlink r:id="rId62" w:anchor="610-uninstall-or-disable-unnecessary-services-on-enterprise-assets-and-software">
-              <w:r>
-                <w:rPr>
-                  <w:color w:val="1155CC"/>
-                  <w:u w:val="single"/>
-                </w:rPr>
-                <w:t>6.10</w:t>
-              </w:r>
-            </w:hyperlink>
+            <w:r>
+              <w:rPr/>
+              <w:t xml:space="preserve">6.10</w:t>
+            </w:r>
           </w:p>
         </w:tc>
         <w:tc>
@@ -11271,7 +12070,7 @@
               <w:spacing w:line="240" w:lineRule="auto"/>
             </w:pPr>
             <w:r>
-              <w:t>Uninstall or Disable Unnecessary Services on Enterprise Assets and Software</w:t>
+              <w:t xml:space="preserve">Uninstall or Disable Unnecessary Services on Enterprise Assets and Software</w:t>
             </w:r>
           </w:p>
         </w:tc>
@@ -11288,8 +12087,18 @@
           <w:p>
             <w:pPr>
               <w:widowControl w:val="0"/>
-              <w:spacing w:line="240" w:lineRule="auto"/>
-            </w:pPr>
+              <w:pBdr>
+                <w:top w:val="nil"/>
+                <w:left w:val="nil"/>
+                <w:bottom w:val="nil"/>
+                <w:right w:val="nil"/>
+                <w:between w:val="nil"/>
+              </w:pBdr>
+              <w:spacing w:line="240" w:lineRule="auto"/>
+            </w:pPr>
+            <w:r>
+              <w:t xml:space="preserve"/>
+            </w:r>
           </w:p>
         </w:tc>
         <w:tc>
@@ -11305,8 +12114,18 @@
           <w:p>
             <w:pPr>
               <w:widowControl w:val="0"/>
-              <w:spacing w:line="240" w:lineRule="auto"/>
-            </w:pPr>
+              <w:pBdr>
+                <w:top w:val="nil"/>
+                <w:left w:val="nil"/>
+                <w:bottom w:val="nil"/>
+                <w:right w:val="nil"/>
+                <w:between w:val="nil"/>
+              </w:pBdr>
+              <w:spacing w:line="240" w:lineRule="auto"/>
+            </w:pPr>
+            <w:r>
+              <w:t xml:space="preserve"/>
+            </w:r>
           </w:p>
         </w:tc>
         <w:tc>
@@ -11322,8 +12141,18 @@
           <w:p>
             <w:pPr>
               <w:widowControl w:val="0"/>
-              <w:spacing w:line="240" w:lineRule="auto"/>
-            </w:pPr>
+              <w:pBdr>
+                <w:top w:val="nil"/>
+                <w:left w:val="nil"/>
+                <w:bottom w:val="nil"/>
+                <w:right w:val="nil"/>
+                <w:between w:val="nil"/>
+              </w:pBdr>
+              <w:spacing w:line="240" w:lineRule="auto"/>
+            </w:pPr>
+            <w:r>
+              <w:t xml:space="preserve"/>
+            </w:r>
           </w:p>
         </w:tc>
         <w:tc>
@@ -11339,8 +12168,18 @@
           <w:p>
             <w:pPr>
               <w:widowControl w:val="0"/>
-              <w:spacing w:line="240" w:lineRule="auto"/>
-            </w:pPr>
+              <w:pBdr>
+                <w:top w:val="nil"/>
+                <w:left w:val="nil"/>
+                <w:bottom w:val="nil"/>
+                <w:right w:val="nil"/>
+                <w:between w:val="nil"/>
+              </w:pBdr>
+              <w:spacing w:line="240" w:lineRule="auto"/>
+            </w:pPr>
+            <w:r>
+              <w:t xml:space="preserve"/>
+            </w:r>
           </w:p>
         </w:tc>
       </w:tr>
@@ -11360,15 +12199,10 @@
               <w:widowControl w:val="0"/>
               <w:spacing w:line="240" w:lineRule="auto"/>
             </w:pPr>
-            <w:hyperlink r:id="rId63" w:anchor="611-centralize-account-management">
-              <w:r>
-                <w:rPr>
-                  <w:color w:val="1155CC"/>
-                  <w:u w:val="single"/>
-                </w:rPr>
-                <w:t>6.11</w:t>
-              </w:r>
-            </w:hyperlink>
+            <w:r>
+              <w:rPr/>
+              <w:t xml:space="preserve">6.11</w:t>
+            </w:r>
           </w:p>
         </w:tc>
         <w:tc>
@@ -11387,7 +12221,7 @@
               <w:spacing w:line="240" w:lineRule="auto"/>
             </w:pPr>
             <w:r>
-              <w:t>Centralize Account Management</w:t>
+              <w:t xml:space="preserve">Centralize Account Management</w:t>
             </w:r>
           </w:p>
         </w:tc>
@@ -11404,8 +12238,18 @@
           <w:p>
             <w:pPr>
               <w:widowControl w:val="0"/>
-              <w:spacing w:line="240" w:lineRule="auto"/>
-            </w:pPr>
+              <w:pBdr>
+                <w:top w:val="nil"/>
+                <w:left w:val="nil"/>
+                <w:bottom w:val="nil"/>
+                <w:right w:val="nil"/>
+                <w:between w:val="nil"/>
+              </w:pBdr>
+              <w:spacing w:line="240" w:lineRule="auto"/>
+            </w:pPr>
+            <w:r>
+              <w:t xml:space="preserve"/>
+            </w:r>
           </w:p>
         </w:tc>
         <w:tc>
@@ -11421,8 +12265,18 @@
           <w:p>
             <w:pPr>
               <w:widowControl w:val="0"/>
-              <w:spacing w:line="240" w:lineRule="auto"/>
-            </w:pPr>
+              <w:pBdr>
+                <w:top w:val="nil"/>
+                <w:left w:val="nil"/>
+                <w:bottom w:val="nil"/>
+                <w:right w:val="nil"/>
+                <w:between w:val="nil"/>
+              </w:pBdr>
+              <w:spacing w:line="240" w:lineRule="auto"/>
+            </w:pPr>
+            <w:r>
+              <w:t xml:space="preserve"/>
+            </w:r>
           </w:p>
         </w:tc>
         <w:tc>
@@ -11438,8 +12292,18 @@
           <w:p>
             <w:pPr>
               <w:widowControl w:val="0"/>
-              <w:spacing w:line="240" w:lineRule="auto"/>
-            </w:pPr>
+              <w:pBdr>
+                <w:top w:val="nil"/>
+                <w:left w:val="nil"/>
+                <w:bottom w:val="nil"/>
+                <w:right w:val="nil"/>
+                <w:between w:val="nil"/>
+              </w:pBdr>
+              <w:spacing w:line="240" w:lineRule="auto"/>
+            </w:pPr>
+            <w:r>
+              <w:t xml:space="preserve"/>
+            </w:r>
           </w:p>
         </w:tc>
         <w:tc>
@@ -11455,8 +12319,18 @@
           <w:p>
             <w:pPr>
               <w:widowControl w:val="0"/>
-              <w:spacing w:line="240" w:lineRule="auto"/>
-            </w:pPr>
+              <w:pBdr>
+                <w:top w:val="nil"/>
+                <w:left w:val="nil"/>
+                <w:bottom w:val="nil"/>
+                <w:right w:val="nil"/>
+                <w:between w:val="nil"/>
+              </w:pBdr>
+              <w:spacing w:line="240" w:lineRule="auto"/>
+            </w:pPr>
+            <w:r>
+              <w:t xml:space="preserve"/>
+            </w:r>
           </w:p>
         </w:tc>
       </w:tr>
@@ -11476,15 +12350,10 @@
               <w:widowControl w:val="0"/>
               <w:spacing w:line="240" w:lineRule="auto"/>
             </w:pPr>
-            <w:hyperlink r:id="rId64" w:anchor="612-perform-automated-application-patch-management">
-              <w:r>
-                <w:rPr>
-                  <w:color w:val="1155CC"/>
-                  <w:u w:val="single"/>
-                </w:rPr>
-                <w:t>6.12</w:t>
-              </w:r>
-            </w:hyperlink>
+            <w:r>
+              <w:rPr/>
+              <w:t xml:space="preserve">6.12</w:t>
+            </w:r>
           </w:p>
         </w:tc>
         <w:tc>
@@ -11503,7 +12372,7 @@
               <w:spacing w:line="240" w:lineRule="auto"/>
             </w:pPr>
             <w:r>
-              <w:t>Perform Automated Application Patch Management</w:t>
+              <w:t xml:space="preserve">Perform Automated Application Patch Management</w:t>
             </w:r>
           </w:p>
         </w:tc>
@@ -11520,8 +12389,18 @@
           <w:p>
             <w:pPr>
               <w:widowControl w:val="0"/>
-              <w:spacing w:line="240" w:lineRule="auto"/>
-            </w:pPr>
+              <w:pBdr>
+                <w:top w:val="nil"/>
+                <w:left w:val="nil"/>
+                <w:bottom w:val="nil"/>
+                <w:right w:val="nil"/>
+                <w:between w:val="nil"/>
+              </w:pBdr>
+              <w:spacing w:line="240" w:lineRule="auto"/>
+            </w:pPr>
+            <w:r>
+              <w:t xml:space="preserve"/>
+            </w:r>
           </w:p>
         </w:tc>
         <w:tc>
@@ -11537,8 +12416,18 @@
           <w:p>
             <w:pPr>
               <w:widowControl w:val="0"/>
-              <w:spacing w:line="240" w:lineRule="auto"/>
-            </w:pPr>
+              <w:pBdr>
+                <w:top w:val="nil"/>
+                <w:left w:val="nil"/>
+                <w:bottom w:val="nil"/>
+                <w:right w:val="nil"/>
+                <w:between w:val="nil"/>
+              </w:pBdr>
+              <w:spacing w:line="240" w:lineRule="auto"/>
+            </w:pPr>
+            <w:r>
+              <w:t xml:space="preserve"/>
+            </w:r>
           </w:p>
         </w:tc>
         <w:tc>
@@ -11554,8 +12443,18 @@
           <w:p>
             <w:pPr>
               <w:widowControl w:val="0"/>
-              <w:spacing w:line="240" w:lineRule="auto"/>
-            </w:pPr>
+              <w:pBdr>
+                <w:top w:val="nil"/>
+                <w:left w:val="nil"/>
+                <w:bottom w:val="nil"/>
+                <w:right w:val="nil"/>
+                <w:between w:val="nil"/>
+              </w:pBdr>
+              <w:spacing w:line="240" w:lineRule="auto"/>
+            </w:pPr>
+            <w:r>
+              <w:t xml:space="preserve"/>
+            </w:r>
           </w:p>
         </w:tc>
         <w:tc>
@@ -11571,8 +12470,18 @@
           <w:p>
             <w:pPr>
               <w:widowControl w:val="0"/>
-              <w:spacing w:line="240" w:lineRule="auto"/>
-            </w:pPr>
+              <w:pBdr>
+                <w:top w:val="nil"/>
+                <w:left w:val="nil"/>
+                <w:bottom w:val="nil"/>
+                <w:right w:val="nil"/>
+                <w:between w:val="nil"/>
+              </w:pBdr>
+              <w:spacing w:line="240" w:lineRule="auto"/>
+            </w:pPr>
+            <w:r>
+              <w:t xml:space="preserve"/>
+            </w:r>
           </w:p>
         </w:tc>
       </w:tr>
@@ -11592,15 +12501,10 @@
               <w:widowControl w:val="0"/>
               <w:spacing w:line="240" w:lineRule="auto"/>
             </w:pPr>
-            <w:hyperlink r:id="rId65" w:anchor="613-collect-audit-logs">
-              <w:r>
-                <w:rPr>
-                  <w:color w:val="1155CC"/>
-                  <w:u w:val="single"/>
-                </w:rPr>
-                <w:t>6.13</w:t>
-              </w:r>
-            </w:hyperlink>
+            <w:r>
+              <w:rPr/>
+              <w:t xml:space="preserve">6.13</w:t>
+            </w:r>
           </w:p>
         </w:tc>
         <w:tc>
@@ -11619,7 +12523,7 @@
               <w:spacing w:line="240" w:lineRule="auto"/>
             </w:pPr>
             <w:r>
-              <w:t>Collect Audit Logs</w:t>
+              <w:t xml:space="preserve">Collect Audit Logs</w:t>
             </w:r>
           </w:p>
         </w:tc>
@@ -11636,8 +12540,18 @@
           <w:p>
             <w:pPr>
               <w:widowControl w:val="0"/>
-              <w:spacing w:line="240" w:lineRule="auto"/>
-            </w:pPr>
+              <w:pBdr>
+                <w:top w:val="nil"/>
+                <w:left w:val="nil"/>
+                <w:bottom w:val="nil"/>
+                <w:right w:val="nil"/>
+                <w:between w:val="nil"/>
+              </w:pBdr>
+              <w:spacing w:line="240" w:lineRule="auto"/>
+            </w:pPr>
+            <w:r>
+              <w:t xml:space="preserve"/>
+            </w:r>
           </w:p>
         </w:tc>
         <w:tc>
@@ -11653,8 +12567,18 @@
           <w:p>
             <w:pPr>
               <w:widowControl w:val="0"/>
-              <w:spacing w:line="240" w:lineRule="auto"/>
-            </w:pPr>
+              <w:pBdr>
+                <w:top w:val="nil"/>
+                <w:left w:val="nil"/>
+                <w:bottom w:val="nil"/>
+                <w:right w:val="nil"/>
+                <w:between w:val="nil"/>
+              </w:pBdr>
+              <w:spacing w:line="240" w:lineRule="auto"/>
+            </w:pPr>
+            <w:r>
+              <w:t xml:space="preserve"/>
+            </w:r>
           </w:p>
         </w:tc>
         <w:tc>
@@ -11670,8 +12594,18 @@
           <w:p>
             <w:pPr>
               <w:widowControl w:val="0"/>
-              <w:spacing w:line="240" w:lineRule="auto"/>
-            </w:pPr>
+              <w:pBdr>
+                <w:top w:val="nil"/>
+                <w:left w:val="nil"/>
+                <w:bottom w:val="nil"/>
+                <w:right w:val="nil"/>
+                <w:between w:val="nil"/>
+              </w:pBdr>
+              <w:spacing w:line="240" w:lineRule="auto"/>
+            </w:pPr>
+            <w:r>
+              <w:t xml:space="preserve"/>
+            </w:r>
           </w:p>
         </w:tc>
         <w:tc>
@@ -11687,8 +12621,18 @@
           <w:p>
             <w:pPr>
               <w:widowControl w:val="0"/>
-              <w:spacing w:line="240" w:lineRule="auto"/>
-            </w:pPr>
+              <w:pBdr>
+                <w:top w:val="nil"/>
+                <w:left w:val="nil"/>
+                <w:bottom w:val="nil"/>
+                <w:right w:val="nil"/>
+                <w:between w:val="nil"/>
+              </w:pBdr>
+              <w:spacing w:line="240" w:lineRule="auto"/>
+            </w:pPr>
+            <w:r>
+              <w:t xml:space="preserve"/>
+            </w:r>
           </w:p>
         </w:tc>
       </w:tr>
@@ -11708,15 +12652,10 @@
               <w:widowControl w:val="0"/>
               <w:spacing w:line="240" w:lineRule="auto"/>
             </w:pPr>
-            <w:hyperlink r:id="rId66" w:anchor="614-ensure-adequate-audit-log-storage">
-              <w:r>
-                <w:rPr>
-                  <w:color w:val="1155CC"/>
-                  <w:u w:val="single"/>
-                </w:rPr>
-                <w:t>6.14</w:t>
-              </w:r>
-            </w:hyperlink>
+            <w:r>
+              <w:rPr/>
+              <w:t xml:space="preserve">6.14</w:t>
+            </w:r>
           </w:p>
         </w:tc>
         <w:tc>
@@ -11735,7 +12674,7 @@
               <w:spacing w:line="240" w:lineRule="auto"/>
             </w:pPr>
             <w:r>
-              <w:t>Ensure Adequate Audit Log Storage</w:t>
+              <w:t xml:space="preserve">Ensure Adequate Audit Log Storage</w:t>
             </w:r>
           </w:p>
         </w:tc>
@@ -11752,8 +12691,18 @@
           <w:p>
             <w:pPr>
               <w:widowControl w:val="0"/>
-              <w:spacing w:line="240" w:lineRule="auto"/>
-            </w:pPr>
+              <w:pBdr>
+                <w:top w:val="nil"/>
+                <w:left w:val="nil"/>
+                <w:bottom w:val="nil"/>
+                <w:right w:val="nil"/>
+                <w:between w:val="nil"/>
+              </w:pBdr>
+              <w:spacing w:line="240" w:lineRule="auto"/>
+            </w:pPr>
+            <w:r>
+              <w:t xml:space="preserve"/>
+            </w:r>
           </w:p>
         </w:tc>
         <w:tc>
@@ -11769,8 +12718,18 @@
           <w:p>
             <w:pPr>
               <w:widowControl w:val="0"/>
-              <w:spacing w:line="240" w:lineRule="auto"/>
-            </w:pPr>
+              <w:pBdr>
+                <w:top w:val="nil"/>
+                <w:left w:val="nil"/>
+                <w:bottom w:val="nil"/>
+                <w:right w:val="nil"/>
+                <w:between w:val="nil"/>
+              </w:pBdr>
+              <w:spacing w:line="240" w:lineRule="auto"/>
+            </w:pPr>
+            <w:r>
+              <w:t xml:space="preserve"/>
+            </w:r>
           </w:p>
         </w:tc>
         <w:tc>
@@ -11786,8 +12745,18 @@
           <w:p>
             <w:pPr>
               <w:widowControl w:val="0"/>
-              <w:spacing w:line="240" w:lineRule="auto"/>
-            </w:pPr>
+              <w:pBdr>
+                <w:top w:val="nil"/>
+                <w:left w:val="nil"/>
+                <w:bottom w:val="nil"/>
+                <w:right w:val="nil"/>
+                <w:between w:val="nil"/>
+              </w:pBdr>
+              <w:spacing w:line="240" w:lineRule="auto"/>
+            </w:pPr>
+            <w:r>
+              <w:t xml:space="preserve"/>
+            </w:r>
           </w:p>
         </w:tc>
         <w:tc>
@@ -11803,8 +12772,18 @@
           <w:p>
             <w:pPr>
               <w:widowControl w:val="0"/>
-              <w:spacing w:line="240" w:lineRule="auto"/>
-            </w:pPr>
+              <w:pBdr>
+                <w:top w:val="nil"/>
+                <w:left w:val="nil"/>
+                <w:bottom w:val="nil"/>
+                <w:right w:val="nil"/>
+                <w:between w:val="nil"/>
+              </w:pBdr>
+              <w:spacing w:line="240" w:lineRule="auto"/>
+            </w:pPr>
+            <w:r>
+              <w:t xml:space="preserve"/>
+            </w:r>
           </w:p>
         </w:tc>
       </w:tr>
@@ -11824,15 +12803,10 @@
               <w:widowControl w:val="0"/>
               <w:spacing w:line="240" w:lineRule="auto"/>
             </w:pPr>
-            <w:hyperlink r:id="rId67" w:anchor="615-collect-detailed-audit-logs">
-              <w:r>
-                <w:rPr>
-                  <w:color w:val="1155CC"/>
-                  <w:u w:val="single"/>
-                </w:rPr>
-                <w:t>6.15</w:t>
-              </w:r>
-            </w:hyperlink>
+            <w:r>
+              <w:rPr/>
+              <w:t xml:space="preserve">6.15</w:t>
+            </w:r>
           </w:p>
         </w:tc>
         <w:tc>
@@ -11851,7 +12825,7 @@
               <w:spacing w:line="240" w:lineRule="auto"/>
             </w:pPr>
             <w:r>
-              <w:t>Collect Detailed Audit Logs</w:t>
+              <w:t xml:space="preserve">Collect Detailed Audit Logs</w:t>
             </w:r>
           </w:p>
         </w:tc>
@@ -11868,8 +12842,18 @@
           <w:p>
             <w:pPr>
               <w:widowControl w:val="0"/>
-              <w:spacing w:line="240" w:lineRule="auto"/>
-            </w:pPr>
+              <w:pBdr>
+                <w:top w:val="nil"/>
+                <w:left w:val="nil"/>
+                <w:bottom w:val="nil"/>
+                <w:right w:val="nil"/>
+                <w:between w:val="nil"/>
+              </w:pBdr>
+              <w:spacing w:line="240" w:lineRule="auto"/>
+            </w:pPr>
+            <w:r>
+              <w:t xml:space="preserve"/>
+            </w:r>
           </w:p>
         </w:tc>
         <w:tc>
@@ -11885,8 +12869,18 @@
           <w:p>
             <w:pPr>
               <w:widowControl w:val="0"/>
-              <w:spacing w:line="240" w:lineRule="auto"/>
-            </w:pPr>
+              <w:pBdr>
+                <w:top w:val="nil"/>
+                <w:left w:val="nil"/>
+                <w:bottom w:val="nil"/>
+                <w:right w:val="nil"/>
+                <w:between w:val="nil"/>
+              </w:pBdr>
+              <w:spacing w:line="240" w:lineRule="auto"/>
+            </w:pPr>
+            <w:r>
+              <w:t xml:space="preserve"/>
+            </w:r>
           </w:p>
         </w:tc>
         <w:tc>
@@ -11902,8 +12896,18 @@
           <w:p>
             <w:pPr>
               <w:widowControl w:val="0"/>
-              <w:spacing w:line="240" w:lineRule="auto"/>
-            </w:pPr>
+              <w:pBdr>
+                <w:top w:val="nil"/>
+                <w:left w:val="nil"/>
+                <w:bottom w:val="nil"/>
+                <w:right w:val="nil"/>
+                <w:between w:val="nil"/>
+              </w:pBdr>
+              <w:spacing w:line="240" w:lineRule="auto"/>
+            </w:pPr>
+            <w:r>
+              <w:t xml:space="preserve"/>
+            </w:r>
           </w:p>
         </w:tc>
         <w:tc>
@@ -11919,8 +12923,169 @@
           <w:p>
             <w:pPr>
               <w:widowControl w:val="0"/>
-              <w:spacing w:line="240" w:lineRule="auto"/>
-            </w:pPr>
+              <w:pBdr>
+                <w:top w:val="nil"/>
+                <w:left w:val="nil"/>
+                <w:bottom w:val="nil"/>
+                <w:right w:val="nil"/>
+                <w:between w:val="nil"/>
+              </w:pBdr>
+              <w:spacing w:line="240" w:lineRule="auto"/>
+            </w:pPr>
+            <w:r>
+              <w:t xml:space="preserve"/>
+            </w:r>
+          </w:p>
+        </w:tc>
+      </w:tr>
+      <w:tr>
+        <w:tc>
+          <w:tcPr>
+            <w:tcW w:w="1275" w:type="dxa"/>
+            <w:tcMar>
+              <w:top w:w="100" w:type="dxa"/>
+              <w:left w:w="100" w:type="dxa"/>
+              <w:bottom w:w="100" w:type="dxa"/>
+              <w:right w:w="100" w:type="dxa"/>
+            </w:tcMar>
+          </w:tcPr>
+          <w:p>
+            <w:pPr>
+              <w:widowControl w:val="0"/>
+              <w:spacing w:line="240" w:lineRule="auto"/>
+            </w:pPr>
+            <w:r>
+              <w:rPr/>
+              <w:t xml:space="preserve">6.16</w:t>
+            </w:r>
+          </w:p>
+        </w:tc>
+        <w:tc>
+          <w:tcPr>
+            <w:tcW w:w="5940" w:type="dxa"/>
+            <w:tcMar>
+              <w:top w:w="100" w:type="dxa"/>
+              <w:left w:w="100" w:type="dxa"/>
+              <w:bottom w:w="100" w:type="dxa"/>
+              <w:right w:w="100" w:type="dxa"/>
+            </w:tcMar>
+          </w:tcPr>
+          <w:p>
+            <w:pPr>
+              <w:widowControl w:val="0"/>
+              <w:spacing w:line="240" w:lineRule="auto"/>
+            </w:pPr>
+            <w:r>
+              <w:t xml:space="preserve">Centralize Account Management for Database Services</w:t>
+            </w:r>
+          </w:p>
+        </w:tc>
+        <w:tc>
+          <w:tcPr>
+            <w:tcW w:w="510" w:type="dxa"/>
+            <w:tcMar>
+              <w:top w:w="100" w:type="dxa"/>
+              <w:left w:w="100" w:type="dxa"/>
+              <w:bottom w:w="100" w:type="dxa"/>
+              <w:right w:w="100" w:type="dxa"/>
+            </w:tcMar>
+          </w:tcPr>
+          <w:p>
+            <w:pPr>
+              <w:widowControl w:val="0"/>
+              <w:pBdr>
+                <w:top w:val="nil"/>
+                <w:left w:val="nil"/>
+                <w:bottom w:val="nil"/>
+                <w:right w:val="nil"/>
+                <w:between w:val="nil"/>
+              </w:pBdr>
+              <w:spacing w:line="240" w:lineRule="auto"/>
+            </w:pPr>
+            <w:r>
+              <w:t xml:space="preserve"/>
+            </w:r>
+          </w:p>
+        </w:tc>
+        <w:tc>
+          <w:tcPr>
+            <w:tcW w:w="495" w:type="dxa"/>
+            <w:tcMar>
+              <w:top w:w="100" w:type="dxa"/>
+              <w:left w:w="100" w:type="dxa"/>
+              <w:bottom w:w="100" w:type="dxa"/>
+              <w:right w:w="100" w:type="dxa"/>
+            </w:tcMar>
+          </w:tcPr>
+          <w:p>
+            <w:pPr>
+              <w:widowControl w:val="0"/>
+              <w:pBdr>
+                <w:top w:val="nil"/>
+                <w:left w:val="nil"/>
+                <w:bottom w:val="nil"/>
+                <w:right w:val="nil"/>
+                <w:between w:val="nil"/>
+              </w:pBdr>
+              <w:spacing w:line="240" w:lineRule="auto"/>
+            </w:pPr>
+            <w:r>
+              <w:t xml:space="preserve"/>
+            </w:r>
+          </w:p>
+        </w:tc>
+        <w:tc>
+          <w:tcPr>
+            <w:tcW w:w="525" w:type="dxa"/>
+            <w:tcMar>
+              <w:top w:w="100" w:type="dxa"/>
+              <w:left w:w="100" w:type="dxa"/>
+              <w:bottom w:w="100" w:type="dxa"/>
+              <w:right w:w="100" w:type="dxa"/>
+            </w:tcMar>
+          </w:tcPr>
+          <w:p>
+            <w:pPr>
+              <w:widowControl w:val="0"/>
+              <w:pBdr>
+                <w:top w:val="nil"/>
+                <w:left w:val="nil"/>
+                <w:bottom w:val="nil"/>
+                <w:right w:val="nil"/>
+                <w:between w:val="nil"/>
+              </w:pBdr>
+              <w:spacing w:line="240" w:lineRule="auto"/>
+            </w:pPr>
+            <w:r>
+              <w:t xml:space="preserve"/>
+            </w:r>
+          </w:p>
+        </w:tc>
+        <w:tc>
+          <w:tcPr>
+            <w:tcW w:w="615" w:type="dxa"/>
+            <w:tcMar>
+              <w:top w:w="100" w:type="dxa"/>
+              <w:left w:w="100" w:type="dxa"/>
+              <w:bottom w:w="100" w:type="dxa"/>
+              <w:right w:w="100" w:type="dxa"/>
+            </w:tcMar>
+          </w:tcPr>
+          <w:p>
+            <w:pPr>
+              <w:widowControl w:val="0"/>
+              <w:pBdr>
+                <w:top w:val="nil"/>
+                <w:left w:val="nil"/>
+                <w:bottom w:val="nil"/>
+                <w:right w:val="nil"/>
+                <w:between w:val="nil"/>
+              </w:pBdr>
+              <w:spacing w:line="240" w:lineRule="auto"/>
+            </w:pPr>
+            <w:r>
+              <w:t xml:space="preserve"/>
+            </w:r>
           </w:p>
         </w:tc>
       </w:tr>

--- a/Submission Forms and Templates/Lab Templates/Cloud App and Config Compliance Report.docx
+++ b/Submission Forms and Templates/Lab Templates/Cloud App and Config Compliance Report.docx
@@ -572,6 +572,86 @@
             <w:r>
               <w:t>(IN COMPLIANCE, REMEDIATION REQUIRED)</w:t>
             </w:r>
+          </w:p>
+        </w:tc>
+      </w:tr>
+      <w:tr>
+        <w:trPr>
+          <w:trHeight w:val="420"/>
+          <w:jc w:val="center"/>
+        </w:trPr>
+        <w:tc>
+          <w:tcPr>
+            <w:tcW w:w="5145" w:type="dxa"/>
+            <w:tcMar>
+              <w:top w:w="100" w:type="dxa"/>
+              <w:left w:w="100" w:type="dxa"/>
+              <w:bottom w:w="100" w:type="dxa"/>
+              <w:right w:w="100" w:type="dxa"/>
+            </w:tcMar>
+          </w:tcPr>
+          <w:p>
+            <w:pPr>
+              <w:widowControl w:val="0"/>
+              <w:pBdr>
+                <w:top w:val="nil"/>
+                <w:left w:val="nil"/>
+                <w:bottom w:val="nil"/>
+                <w:right w:val="nil"/>
+                <w:between w:val="nil"/>
+              </w:pBdr>
+              <w:spacing w:line="240" w:lineRule="auto"/>
+              <w:ind w:left="180"/>
+            </w:pPr>
+          </w:p>
+          <w:p>
+            <w:pPr>
+              <w:widowControl w:val="0"/>
+              <w:pBdr>
+                <w:top w:val="nil"/>
+                <w:left w:val="nil"/>
+                <w:bottom w:val="nil"/>
+                <w:right w:val="nil"/>
+                <w:between w:val="nil"/>
+              </w:pBdr>
+              <w:spacing w:line="240" w:lineRule="auto"/>
+              <w:ind w:left="180"/>
+            </w:pPr>
+            <w:r>
+              <w:t>Engagement team members</w:t>
+            </w:r>
+          </w:p>
+          <w:p>
+            <w:pPr>
+              <w:widowControl w:val="0"/>
+              <w:pBdr>
+                <w:top w:val="nil"/>
+                <w:left w:val="nil"/>
+                <w:bottom w:val="nil"/>
+                <w:right w:val="nil"/>
+                <w:between w:val="nil"/>
+              </w:pBdr>
+              <w:spacing w:line="240" w:lineRule="auto"/>
+              <w:ind w:left="180"/>
+            </w:pPr>
+          </w:p>
+        </w:tc>
+        <w:tc>
+          <w:tcPr>
+            <w:tcW w:w="5250" w:type="dxa"/>
+            <w:shd w:val="clear" w:color="auto" w:fill="EFEFEF"/>
+            <w:tcMar>
+              <w:top w:w="100" w:type="dxa"/>
+              <w:left w:w="100" w:type="dxa"/>
+              <w:bottom w:w="100" w:type="dxa"/>
+              <w:right w:w="100" w:type="dxa"/>
+            </w:tcMar>
+          </w:tcPr>
+          <w:p>
+            <w:pPr>
+              <w:widowControl w:val="0"/>
+              <w:spacing w:line="240" w:lineRule="auto"/>
+            </w:pPr>
           </w:p>
         </w:tc>
       </w:tr>
@@ -1245,7 +1325,6 @@
       <w:bookmarkStart w:id="0" w:name="_3wsloys8pv1n" w:colFirst="0" w:colLast="0"/>
       <w:bookmarkEnd w:id="0"/>
       <w:r>
-        <w:lastRenderedPageBreak/>
         <w:br w:type="page"/>
       </w:r>
     </w:p>
@@ -2018,7 +2097,7 @@
               </w:rPr>
             </w:pPr>
             <w:r>
-              <w:t xml:space="preserve">Compute</w:t>
+              <w:t>Compute</w:t>
             </w:r>
           </w:p>
         </w:tc>
@@ -2054,7 +2133,7 @@
               <w:rPr>
                 <w:color w:val="FFFFFF"/>
               </w:rPr>
-              <w:t xml:space="preserve">Verdict</w:t>
+              <w:t>Verdict</w:t>
             </w:r>
           </w:p>
         </w:tc>
@@ -2089,7 +2168,7 @@
               <w:spacing w:line="240" w:lineRule="auto"/>
             </w:pPr>
             <w:r>
-              <w:t xml:space="preserve">Compute</w:t>
+              <w:t>Compute</w:t>
             </w:r>
           </w:p>
         </w:tc>
@@ -2123,7 +2202,7 @@
               <w:rPr>
                 <w:color w:val="FFFFFF"/>
               </w:rPr>
-              <w:t xml:space="preserve">P</w:t>
+              <w:t>P</w:t>
             </w:r>
           </w:p>
         </w:tc>
@@ -2157,7 +2236,7 @@
               <w:rPr>
                 <w:color w:val="FFFFFF"/>
               </w:rPr>
-              <w:t xml:space="preserve">F</w:t>
+              <w:t>F</w:t>
             </w:r>
           </w:p>
         </w:tc>
@@ -2191,7 +2270,7 @@
               <w:rPr>
                 <w:color w:val="FFFFFF"/>
               </w:rPr>
-              <w:t xml:space="preserve">NA</w:t>
+              <w:t>NA</w:t>
             </w:r>
           </w:p>
         </w:tc>
@@ -2225,7 +2304,7 @@
               <w:rPr>
                 <w:color w:val="FFFFFF"/>
               </w:rPr>
-              <w:t xml:space="preserve">INC</w:t>
+              <w:t>INC</w:t>
             </w:r>
           </w:p>
         </w:tc>
@@ -2247,8 +2326,7 @@
               <w:spacing w:line="240" w:lineRule="auto"/>
             </w:pPr>
             <w:r>
-              <w:rPr/>
-              <w:t xml:space="preserve">1.1</w:t>
+              <w:t>1.1</w:t>
             </w:r>
           </w:p>
         </w:tc>
@@ -2268,7 +2346,7 @@
               <w:spacing w:line="240" w:lineRule="auto"/>
             </w:pPr>
             <w:r>
-              <w:t xml:space="preserve">Establish and Maintain a Software Inventory</w:t>
+              <w:t>Establish and Maintain a Software Inventory</w:t>
             </w:r>
           </w:p>
         </w:tc>
@@ -2294,9 +2372,6 @@
               </w:pBdr>
               <w:spacing w:line="240" w:lineRule="auto"/>
             </w:pPr>
-            <w:r>
-              <w:t xml:space="preserve"/>
-            </w:r>
           </w:p>
         </w:tc>
         <w:tc>
@@ -2321,9 +2396,6 @@
               </w:pBdr>
               <w:spacing w:line="240" w:lineRule="auto"/>
             </w:pPr>
-            <w:r>
-              <w:t xml:space="preserve"/>
-            </w:r>
           </w:p>
         </w:tc>
         <w:tc>
@@ -2348,9 +2420,6 @@
               </w:pBdr>
               <w:spacing w:line="240" w:lineRule="auto"/>
             </w:pPr>
-            <w:r>
-              <w:t xml:space="preserve"/>
-            </w:r>
           </w:p>
         </w:tc>
         <w:tc>
@@ -2375,9 +2444,6 @@
               </w:pBdr>
               <w:spacing w:line="240" w:lineRule="auto"/>
             </w:pPr>
-            <w:r>
-              <w:t xml:space="preserve"/>
-            </w:r>
           </w:p>
         </w:tc>
       </w:tr>
@@ -2398,8 +2464,7 @@
               <w:spacing w:line="240" w:lineRule="auto"/>
             </w:pPr>
             <w:r>
-              <w:rPr/>
-              <w:t xml:space="preserve">1.2</w:t>
+              <w:t>1.2</w:t>
             </w:r>
           </w:p>
         </w:tc>
@@ -2419,7 +2484,7 @@
               <w:spacing w:line="240" w:lineRule="auto"/>
             </w:pPr>
             <w:r>
-              <w:t xml:space="preserve">Ensure Authorized Software is Currently Supported</w:t>
+              <w:t>Ensure Authorized Software is Currently Supported</w:t>
             </w:r>
           </w:p>
         </w:tc>
@@ -2445,9 +2510,6 @@
               </w:pBdr>
               <w:spacing w:line="240" w:lineRule="auto"/>
             </w:pPr>
-            <w:r>
-              <w:t xml:space="preserve"/>
-            </w:r>
           </w:p>
         </w:tc>
         <w:tc>
@@ -2472,9 +2534,6 @@
               </w:pBdr>
               <w:spacing w:line="240" w:lineRule="auto"/>
             </w:pPr>
-            <w:r>
-              <w:t xml:space="preserve"/>
-            </w:r>
           </w:p>
         </w:tc>
         <w:tc>
@@ -2499,9 +2558,6 @@
               </w:pBdr>
               <w:spacing w:line="240" w:lineRule="auto"/>
             </w:pPr>
-            <w:r>
-              <w:t xml:space="preserve"/>
-            </w:r>
           </w:p>
         </w:tc>
         <w:tc>
@@ -2526,9 +2582,6 @@
               </w:pBdr>
               <w:spacing w:line="240" w:lineRule="auto"/>
             </w:pPr>
-            <w:r>
-              <w:t xml:space="preserve"/>
-            </w:r>
           </w:p>
         </w:tc>
       </w:tr>
@@ -2549,8 +2602,7 @@
               <w:spacing w:line="240" w:lineRule="auto"/>
             </w:pPr>
             <w:r>
-              <w:rPr/>
-              <w:t xml:space="preserve">1.3</w:t>
+              <w:t>1.3</w:t>
             </w:r>
           </w:p>
         </w:tc>
@@ -2570,7 +2622,7 @@
               <w:spacing w:line="240" w:lineRule="auto"/>
             </w:pPr>
             <w:r>
-              <w:t xml:space="preserve">Encrypt Confidential Data in Transit</w:t>
+              <w:t>Encrypt Confidential Data in Transit</w:t>
             </w:r>
           </w:p>
         </w:tc>
@@ -2596,9 +2648,6 @@
               </w:pBdr>
               <w:spacing w:line="240" w:lineRule="auto"/>
             </w:pPr>
-            <w:r>
-              <w:t xml:space="preserve"/>
-            </w:r>
           </w:p>
         </w:tc>
         <w:tc>
@@ -2623,9 +2672,6 @@
               </w:pBdr>
               <w:spacing w:line="240" w:lineRule="auto"/>
             </w:pPr>
-            <w:r>
-              <w:t xml:space="preserve"/>
-            </w:r>
           </w:p>
         </w:tc>
         <w:tc>
@@ -2650,9 +2696,6 @@
               </w:pBdr>
               <w:spacing w:line="240" w:lineRule="auto"/>
             </w:pPr>
-            <w:r>
-              <w:t xml:space="preserve"/>
-            </w:r>
           </w:p>
         </w:tc>
         <w:tc>
@@ -2677,9 +2720,6 @@
               </w:pBdr>
               <w:spacing w:line="240" w:lineRule="auto"/>
             </w:pPr>
-            <w:r>
-              <w:t xml:space="preserve"/>
-            </w:r>
           </w:p>
         </w:tc>
       </w:tr>
@@ -2700,8 +2740,7 @@
               <w:spacing w:line="240" w:lineRule="auto"/>
             </w:pPr>
             <w:r>
-              <w:rPr/>
-              <w:t xml:space="preserve">1.4</w:t>
+              <w:t>1.4</w:t>
             </w:r>
           </w:p>
         </w:tc>
@@ -2721,7 +2760,7 @@
               <w:spacing w:line="240" w:lineRule="auto"/>
             </w:pPr>
             <w:r>
-              <w:t xml:space="preserve">Encrypt Confidential Data at Rest</w:t>
+              <w:t>Encrypt Confidential Data at Rest</w:t>
             </w:r>
           </w:p>
         </w:tc>
@@ -2747,9 +2786,6 @@
               </w:pBdr>
               <w:spacing w:line="240" w:lineRule="auto"/>
             </w:pPr>
-            <w:r>
-              <w:t xml:space="preserve"/>
-            </w:r>
           </w:p>
         </w:tc>
         <w:tc>
@@ -2774,9 +2810,6 @@
               </w:pBdr>
               <w:spacing w:line="240" w:lineRule="auto"/>
             </w:pPr>
-            <w:r>
-              <w:t xml:space="preserve"/>
-            </w:r>
           </w:p>
         </w:tc>
         <w:tc>
@@ -2801,9 +2834,6 @@
               </w:pBdr>
               <w:spacing w:line="240" w:lineRule="auto"/>
             </w:pPr>
-            <w:r>
-              <w:t xml:space="preserve"/>
-            </w:r>
           </w:p>
         </w:tc>
         <w:tc>
@@ -2828,9 +2858,6 @@
               </w:pBdr>
               <w:spacing w:line="240" w:lineRule="auto"/>
             </w:pPr>
-            <w:r>
-              <w:t xml:space="preserve"/>
-            </w:r>
           </w:p>
         </w:tc>
       </w:tr>
@@ -2851,8 +2878,7 @@
               <w:spacing w:line="240" w:lineRule="auto"/>
             </w:pPr>
             <w:r>
-              <w:rPr/>
-              <w:t xml:space="preserve">1.5</w:t>
+              <w:t>1.5</w:t>
             </w:r>
           </w:p>
         </w:tc>
@@ -2872,7 +2898,7 @@
               <w:spacing w:line="240" w:lineRule="auto"/>
             </w:pPr>
             <w:r>
-              <w:t xml:space="preserve">Implement and Manage a Firewall on Servers</w:t>
+              <w:t>Implement and Manage a Firewall on Servers</w:t>
             </w:r>
           </w:p>
         </w:tc>
@@ -2898,9 +2924,6 @@
               </w:pBdr>
               <w:spacing w:line="240" w:lineRule="auto"/>
             </w:pPr>
-            <w:r>
-              <w:t xml:space="preserve"/>
-            </w:r>
           </w:p>
         </w:tc>
         <w:tc>
@@ -2925,9 +2948,6 @@
               </w:pBdr>
               <w:spacing w:line="240" w:lineRule="auto"/>
             </w:pPr>
-            <w:r>
-              <w:t xml:space="preserve"/>
-            </w:r>
           </w:p>
         </w:tc>
         <w:tc>
@@ -2952,9 +2972,6 @@
               </w:pBdr>
               <w:spacing w:line="240" w:lineRule="auto"/>
             </w:pPr>
-            <w:r>
-              <w:t xml:space="preserve"/>
-            </w:r>
           </w:p>
         </w:tc>
         <w:tc>
@@ -2979,9 +2996,6 @@
               </w:pBdr>
               <w:spacing w:line="240" w:lineRule="auto"/>
             </w:pPr>
-            <w:r>
-              <w:t xml:space="preserve"/>
-            </w:r>
           </w:p>
         </w:tc>
       </w:tr>
@@ -3002,8 +3016,7 @@
               <w:spacing w:line="240" w:lineRule="auto"/>
             </w:pPr>
             <w:r>
-              <w:rPr/>
-              <w:t xml:space="preserve">1.6</w:t>
+              <w:t>1.6</w:t>
             </w:r>
           </w:p>
         </w:tc>
@@ -3023,7 +3036,7 @@
               <w:spacing w:line="240" w:lineRule="auto"/>
             </w:pPr>
             <w:r>
-              <w:t xml:space="preserve">Manage Default Accounts on Enterprise Assets and Software</w:t>
+              <w:t>Manage Default Accounts on Enterprise Assets and Software</w:t>
             </w:r>
           </w:p>
         </w:tc>
@@ -3049,9 +3062,6 @@
               </w:pBdr>
               <w:spacing w:line="240" w:lineRule="auto"/>
             </w:pPr>
-            <w:r>
-              <w:t xml:space="preserve"/>
-            </w:r>
           </w:p>
         </w:tc>
         <w:tc>
@@ -3076,9 +3086,6 @@
               </w:pBdr>
               <w:spacing w:line="240" w:lineRule="auto"/>
             </w:pPr>
-            <w:r>
-              <w:t xml:space="preserve"/>
-            </w:r>
           </w:p>
         </w:tc>
         <w:tc>
@@ -3103,9 +3110,6 @@
               </w:pBdr>
               <w:spacing w:line="240" w:lineRule="auto"/>
             </w:pPr>
-            <w:r>
-              <w:t xml:space="preserve"/>
-            </w:r>
           </w:p>
         </w:tc>
         <w:tc>
@@ -3130,9 +3134,6 @@
               </w:pBdr>
               <w:spacing w:line="240" w:lineRule="auto"/>
             </w:pPr>
-            <w:r>
-              <w:t xml:space="preserve"/>
-            </w:r>
           </w:p>
         </w:tc>
       </w:tr>
@@ -3153,8 +3154,7 @@
               <w:spacing w:line="240" w:lineRule="auto"/>
             </w:pPr>
             <w:r>
-              <w:rPr/>
-              <w:t xml:space="preserve">1.7</w:t>
+              <w:t>1.7</w:t>
             </w:r>
           </w:p>
         </w:tc>
@@ -3174,7 +3174,7 @@
               <w:spacing w:line="240" w:lineRule="auto"/>
             </w:pPr>
             <w:r>
-              <w:t xml:space="preserve">Uninstall or Disable Unnecessary Services on Enterprise Assets and Software</w:t>
+              <w:t>Uninstall or Disable Unnecessary Services on Enterprise Assets and Software</w:t>
             </w:r>
           </w:p>
         </w:tc>
@@ -3200,9 +3200,6 @@
               </w:pBdr>
               <w:spacing w:line="240" w:lineRule="auto"/>
             </w:pPr>
-            <w:r>
-              <w:t xml:space="preserve"/>
-            </w:r>
           </w:p>
         </w:tc>
         <w:tc>
@@ -3227,9 +3224,6 @@
               </w:pBdr>
               <w:spacing w:line="240" w:lineRule="auto"/>
             </w:pPr>
-            <w:r>
-              <w:t xml:space="preserve"/>
-            </w:r>
           </w:p>
         </w:tc>
         <w:tc>
@@ -3254,9 +3248,6 @@
               </w:pBdr>
               <w:spacing w:line="240" w:lineRule="auto"/>
             </w:pPr>
-            <w:r>
-              <w:t xml:space="preserve"/>
-            </w:r>
           </w:p>
         </w:tc>
         <w:tc>
@@ -3281,9 +3272,6 @@
               </w:pBdr>
               <w:spacing w:line="240" w:lineRule="auto"/>
             </w:pPr>
-            <w:r>
-              <w:t xml:space="preserve"/>
-            </w:r>
           </w:p>
         </w:tc>
       </w:tr>
@@ -3304,8 +3292,7 @@
               <w:spacing w:line="240" w:lineRule="auto"/>
             </w:pPr>
             <w:r>
-              <w:rPr/>
-              <w:t xml:space="preserve">1.8</w:t>
+              <w:t>1.8</w:t>
             </w:r>
           </w:p>
         </w:tc>
@@ -3325,7 +3312,7 @@
               <w:spacing w:line="240" w:lineRule="auto"/>
             </w:pPr>
             <w:r>
-              <w:t xml:space="preserve">Centralize Account Management</w:t>
+              <w:t>Centralize Account Management</w:t>
             </w:r>
           </w:p>
         </w:tc>
@@ -3351,9 +3338,6 @@
               </w:pBdr>
               <w:spacing w:line="240" w:lineRule="auto"/>
             </w:pPr>
-            <w:r>
-              <w:t xml:space="preserve"/>
-            </w:r>
           </w:p>
         </w:tc>
         <w:tc>
@@ -3378,9 +3362,6 @@
               </w:pBdr>
               <w:spacing w:line="240" w:lineRule="auto"/>
             </w:pPr>
-            <w:r>
-              <w:t xml:space="preserve"/>
-            </w:r>
           </w:p>
         </w:tc>
         <w:tc>
@@ -3405,9 +3386,6 @@
               </w:pBdr>
               <w:spacing w:line="240" w:lineRule="auto"/>
             </w:pPr>
-            <w:r>
-              <w:t xml:space="preserve"/>
-            </w:r>
           </w:p>
         </w:tc>
         <w:tc>
@@ -3432,9 +3410,6 @@
               </w:pBdr>
               <w:spacing w:line="240" w:lineRule="auto"/>
             </w:pPr>
-            <w:r>
-              <w:t xml:space="preserve"/>
-            </w:r>
           </w:p>
         </w:tc>
       </w:tr>
@@ -3465,7 +3440,7 @@
               </w:rPr>
             </w:pPr>
             <w:r>
-              <w:t xml:space="preserve">Identity and Access Management</w:t>
+              <w:t>Identity and Access Management</w:t>
             </w:r>
           </w:p>
         </w:tc>
@@ -3501,7 +3476,7 @@
               <w:rPr>
                 <w:color w:val="FFFFFF"/>
               </w:rPr>
-              <w:t xml:space="preserve">Verdict</w:t>
+              <w:t>Verdict</w:t>
             </w:r>
           </w:p>
         </w:tc>
@@ -3536,7 +3511,7 @@
               <w:spacing w:line="240" w:lineRule="auto"/>
             </w:pPr>
             <w:r>
-              <w:t xml:space="preserve">Identity and Access Management</w:t>
+              <w:t>Identity and Access Management</w:t>
             </w:r>
           </w:p>
         </w:tc>
@@ -3570,7 +3545,7 @@
               <w:rPr>
                 <w:color w:val="FFFFFF"/>
               </w:rPr>
-              <w:t xml:space="preserve">P</w:t>
+              <w:t>P</w:t>
             </w:r>
           </w:p>
         </w:tc>
@@ -3604,7 +3579,7 @@
               <w:rPr>
                 <w:color w:val="FFFFFF"/>
               </w:rPr>
-              <w:t xml:space="preserve">F</w:t>
+              <w:t>F</w:t>
             </w:r>
           </w:p>
         </w:tc>
@@ -3638,7 +3613,7 @@
               <w:rPr>
                 <w:color w:val="FFFFFF"/>
               </w:rPr>
-              <w:t xml:space="preserve">NA</w:t>
+              <w:t>NA</w:t>
             </w:r>
           </w:p>
         </w:tc>
@@ -3672,7 +3647,7 @@
               <w:rPr>
                 <w:color w:val="FFFFFF"/>
               </w:rPr>
-              <w:t xml:space="preserve">INC</w:t>
+              <w:t>INC</w:t>
             </w:r>
           </w:p>
         </w:tc>
@@ -3694,8 +3669,7 @@
               <w:spacing w:line="240" w:lineRule="auto"/>
             </w:pPr>
             <w:r>
-              <w:rPr/>
-              <w:t xml:space="preserve">2.1</w:t>
+              <w:t>2.1</w:t>
             </w:r>
           </w:p>
         </w:tc>
@@ -3715,7 +3689,7 @@
               <w:spacing w:line="240" w:lineRule="auto"/>
             </w:pPr>
             <w:r>
-              <w:t xml:space="preserve">Establish and Maintain a Data Recovery Process</w:t>
+              <w:t>Establish and Maintain a Data Recovery Process</w:t>
             </w:r>
           </w:p>
         </w:tc>
@@ -3741,9 +3715,6 @@
               </w:pBdr>
               <w:spacing w:line="240" w:lineRule="auto"/>
             </w:pPr>
-            <w:r>
-              <w:t xml:space="preserve"/>
-            </w:r>
           </w:p>
         </w:tc>
         <w:tc>
@@ -3768,9 +3739,6 @@
               </w:pBdr>
               <w:spacing w:line="240" w:lineRule="auto"/>
             </w:pPr>
-            <w:r>
-              <w:t xml:space="preserve"/>
-            </w:r>
           </w:p>
         </w:tc>
         <w:tc>
@@ -3795,9 +3763,6 @@
               </w:pBdr>
               <w:spacing w:line="240" w:lineRule="auto"/>
             </w:pPr>
-            <w:r>
-              <w:t xml:space="preserve"/>
-            </w:r>
           </w:p>
         </w:tc>
         <w:tc>
@@ -3822,9 +3787,6 @@
               </w:pBdr>
               <w:spacing w:line="240" w:lineRule="auto"/>
             </w:pPr>
-            <w:r>
-              <w:t xml:space="preserve"/>
-            </w:r>
           </w:p>
         </w:tc>
       </w:tr>
@@ -3845,8 +3807,7 @@
               <w:spacing w:line="240" w:lineRule="auto"/>
             </w:pPr>
             <w:r>
-              <w:rPr/>
-              <w:t xml:space="preserve">2.2</w:t>
+              <w:t>2.2</w:t>
             </w:r>
           </w:p>
         </w:tc>
@@ -3866,7 +3827,7 @@
               <w:spacing w:line="240" w:lineRule="auto"/>
             </w:pPr>
             <w:r>
-              <w:t xml:space="preserve">Designate Personnel to Manage Incident Handling</w:t>
+              <w:t>Designate Personnel to Manage Incident Handling</w:t>
             </w:r>
           </w:p>
         </w:tc>
@@ -3892,9 +3853,6 @@
               </w:pBdr>
               <w:spacing w:line="240" w:lineRule="auto"/>
             </w:pPr>
-            <w:r>
-              <w:t xml:space="preserve"/>
-            </w:r>
           </w:p>
         </w:tc>
         <w:tc>
@@ -3919,9 +3877,6 @@
               </w:pBdr>
               <w:spacing w:line="240" w:lineRule="auto"/>
             </w:pPr>
-            <w:r>
-              <w:t xml:space="preserve"/>
-            </w:r>
           </w:p>
         </w:tc>
         <w:tc>
@@ -3946,9 +3901,6 @@
               </w:pBdr>
               <w:spacing w:line="240" w:lineRule="auto"/>
             </w:pPr>
-            <w:r>
-              <w:t xml:space="preserve"/>
-            </w:r>
           </w:p>
         </w:tc>
         <w:tc>
@@ -3973,9 +3925,6 @@
               </w:pBdr>
               <w:spacing w:line="240" w:lineRule="auto"/>
             </w:pPr>
-            <w:r>
-              <w:t xml:space="preserve"/>
-            </w:r>
           </w:p>
         </w:tc>
       </w:tr>
@@ -3996,8 +3945,7 @@
               <w:spacing w:line="240" w:lineRule="auto"/>
             </w:pPr>
             <w:r>
-              <w:rPr/>
-              <w:t xml:space="preserve">2.3</w:t>
+              <w:t>2.3</w:t>
             </w:r>
           </w:p>
         </w:tc>
@@ -4017,7 +3965,7 @@
               <w:spacing w:line="240" w:lineRule="auto"/>
             </w:pPr>
             <w:r>
-              <w:t xml:space="preserve">Establish and Maintain Contact Information for Reporting Security Incidents</w:t>
+              <w:t>Establish and Maintain Contact Information for Reporting Security Incidents</w:t>
             </w:r>
           </w:p>
         </w:tc>
@@ -4043,9 +3991,6 @@
               </w:pBdr>
               <w:spacing w:line="240" w:lineRule="auto"/>
             </w:pPr>
-            <w:r>
-              <w:t xml:space="preserve"/>
-            </w:r>
           </w:p>
         </w:tc>
         <w:tc>
@@ -4070,9 +4015,6 @@
               </w:pBdr>
               <w:spacing w:line="240" w:lineRule="auto"/>
             </w:pPr>
-            <w:r>
-              <w:t xml:space="preserve"/>
-            </w:r>
           </w:p>
         </w:tc>
         <w:tc>
@@ -4097,9 +4039,6 @@
               </w:pBdr>
               <w:spacing w:line="240" w:lineRule="auto"/>
             </w:pPr>
-            <w:r>
-              <w:t xml:space="preserve"/>
-            </w:r>
           </w:p>
         </w:tc>
         <w:tc>
@@ -4124,9 +4063,6 @@
               </w:pBdr>
               <w:spacing w:line="240" w:lineRule="auto"/>
             </w:pPr>
-            <w:r>
-              <w:t xml:space="preserve"/>
-            </w:r>
           </w:p>
         </w:tc>
       </w:tr>
@@ -4147,8 +4083,7 @@
               <w:spacing w:line="240" w:lineRule="auto"/>
             </w:pPr>
             <w:r>
-              <w:rPr/>
-              <w:t xml:space="preserve">2.4</w:t>
+              <w:t>2.4</w:t>
             </w:r>
           </w:p>
         </w:tc>
@@ -4168,7 +4103,7 @@
               <w:spacing w:line="240" w:lineRule="auto"/>
             </w:pPr>
             <w:r>
-              <w:t xml:space="preserve">Address Unauthorized Software</w:t>
+              <w:t>Address Unauthorized Software</w:t>
             </w:r>
           </w:p>
         </w:tc>
@@ -4194,9 +4129,6 @@
               </w:pBdr>
               <w:spacing w:line="240" w:lineRule="auto"/>
             </w:pPr>
-            <w:r>
-              <w:t xml:space="preserve"/>
-            </w:r>
           </w:p>
         </w:tc>
         <w:tc>
@@ -4221,9 +4153,6 @@
               </w:pBdr>
               <w:spacing w:line="240" w:lineRule="auto"/>
             </w:pPr>
-            <w:r>
-              <w:t xml:space="preserve"/>
-            </w:r>
           </w:p>
         </w:tc>
         <w:tc>
@@ -4248,9 +4177,6 @@
               </w:pBdr>
               <w:spacing w:line="240" w:lineRule="auto"/>
             </w:pPr>
-            <w:r>
-              <w:t xml:space="preserve"/>
-            </w:r>
           </w:p>
         </w:tc>
         <w:tc>
@@ -4275,9 +4201,6 @@
               </w:pBdr>
               <w:spacing w:line="240" w:lineRule="auto"/>
             </w:pPr>
-            <w:r>
-              <w:t xml:space="preserve"/>
-            </w:r>
           </w:p>
         </w:tc>
       </w:tr>
@@ -4298,8 +4221,7 @@
               <w:spacing w:line="240" w:lineRule="auto"/>
             </w:pPr>
             <w:r>
-              <w:rPr/>
-              <w:t xml:space="preserve">2.5</w:t>
+              <w:t>2.5</w:t>
             </w:r>
           </w:p>
         </w:tc>
@@ -4319,7 +4241,7 @@
               <w:spacing w:line="240" w:lineRule="auto"/>
             </w:pPr>
             <w:r>
-              <w:t xml:space="preserve">Establish and Maintain a Data Management Process</w:t>
+              <w:t>Establish and Maintain a Data Management Process</w:t>
             </w:r>
           </w:p>
         </w:tc>
@@ -4345,9 +4267,6 @@
               </w:pBdr>
               <w:spacing w:line="240" w:lineRule="auto"/>
             </w:pPr>
-            <w:r>
-              <w:t xml:space="preserve"/>
-            </w:r>
           </w:p>
         </w:tc>
         <w:tc>
@@ -4372,9 +4291,6 @@
               </w:pBdr>
               <w:spacing w:line="240" w:lineRule="auto"/>
             </w:pPr>
-            <w:r>
-              <w:t xml:space="preserve"/>
-            </w:r>
           </w:p>
         </w:tc>
         <w:tc>
@@ -4399,9 +4315,6 @@
               </w:pBdr>
               <w:spacing w:line="240" w:lineRule="auto"/>
             </w:pPr>
-            <w:r>
-              <w:t xml:space="preserve"/>
-            </w:r>
           </w:p>
         </w:tc>
         <w:tc>
@@ -4426,9 +4339,6 @@
               </w:pBdr>
               <w:spacing w:line="240" w:lineRule="auto"/>
             </w:pPr>
-            <w:r>
-              <w:t xml:space="preserve"/>
-            </w:r>
           </w:p>
         </w:tc>
       </w:tr>
@@ -4449,8 +4359,7 @@
               <w:spacing w:line="240" w:lineRule="auto"/>
             </w:pPr>
             <w:r>
-              <w:rPr/>
-              <w:t xml:space="preserve">2.6</w:t>
+              <w:t>2.6</w:t>
             </w:r>
           </w:p>
         </w:tc>
@@ -4470,7 +4379,7 @@
               <w:spacing w:line="240" w:lineRule="auto"/>
             </w:pPr>
             <w:r>
-              <w:t xml:space="preserve">Encrypt Confidential Data at Rest</w:t>
+              <w:t>Encrypt Confidential Data at Rest</w:t>
             </w:r>
           </w:p>
         </w:tc>
@@ -4496,9 +4405,6 @@
               </w:pBdr>
               <w:spacing w:line="240" w:lineRule="auto"/>
             </w:pPr>
-            <w:r>
-              <w:t xml:space="preserve"/>
-            </w:r>
           </w:p>
         </w:tc>
         <w:tc>
@@ -4523,9 +4429,6 @@
               </w:pBdr>
               <w:spacing w:line="240" w:lineRule="auto"/>
             </w:pPr>
-            <w:r>
-              <w:t xml:space="preserve"/>
-            </w:r>
           </w:p>
         </w:tc>
         <w:tc>
@@ -4550,9 +4453,6 @@
               </w:pBdr>
               <w:spacing w:line="240" w:lineRule="auto"/>
             </w:pPr>
-            <w:r>
-              <w:t xml:space="preserve"/>
-            </w:r>
           </w:p>
         </w:tc>
         <w:tc>
@@ -4577,9 +4477,6 @@
               </w:pBdr>
               <w:spacing w:line="240" w:lineRule="auto"/>
             </w:pPr>
-            <w:r>
-              <w:t xml:space="preserve"/>
-            </w:r>
           </w:p>
         </w:tc>
       </w:tr>
@@ -4600,8 +4497,7 @@
               <w:spacing w:line="240" w:lineRule="auto"/>
             </w:pPr>
             <w:r>
-              <w:rPr/>
-              <w:t xml:space="preserve">2.7</w:t>
+              <w:t>2.7</w:t>
             </w:r>
           </w:p>
         </w:tc>
@@ -4621,7 +4517,7 @@
               <w:spacing w:line="240" w:lineRule="auto"/>
             </w:pPr>
             <w:r>
-              <w:t xml:space="preserve">Configure Data Access Control Lists</w:t>
+              <w:t>Configure Data Access Control Lists</w:t>
             </w:r>
           </w:p>
         </w:tc>
@@ -4647,9 +4543,6 @@
               </w:pBdr>
               <w:spacing w:line="240" w:lineRule="auto"/>
             </w:pPr>
-            <w:r>
-              <w:t xml:space="preserve"/>
-            </w:r>
           </w:p>
         </w:tc>
         <w:tc>
@@ -4674,9 +4567,6 @@
               </w:pBdr>
               <w:spacing w:line="240" w:lineRule="auto"/>
             </w:pPr>
-            <w:r>
-              <w:t xml:space="preserve"/>
-            </w:r>
           </w:p>
         </w:tc>
         <w:tc>
@@ -4701,9 +4591,6 @@
               </w:pBdr>
               <w:spacing w:line="240" w:lineRule="auto"/>
             </w:pPr>
-            <w:r>
-              <w:t xml:space="preserve"/>
-            </w:r>
           </w:p>
         </w:tc>
         <w:tc>
@@ -4728,9 +4615,6 @@
               </w:pBdr>
               <w:spacing w:line="240" w:lineRule="auto"/>
             </w:pPr>
-            <w:r>
-              <w:t xml:space="preserve"/>
-            </w:r>
           </w:p>
         </w:tc>
       </w:tr>
@@ -4751,8 +4635,7 @@
               <w:spacing w:line="240" w:lineRule="auto"/>
             </w:pPr>
             <w:r>
-              <w:rPr/>
-              <w:t xml:space="preserve">2.8</w:t>
+              <w:t>2.8</w:t>
             </w:r>
           </w:p>
         </w:tc>
@@ -4772,7 +4655,7 @@
               <w:spacing w:line="240" w:lineRule="auto"/>
             </w:pPr>
             <w:r>
-              <w:t xml:space="preserve">Establish and Maintain a Secure Configuration Process</w:t>
+              <w:t>Establish and Maintain a Secure Configuration Process</w:t>
             </w:r>
           </w:p>
         </w:tc>
@@ -4798,9 +4681,6 @@
               </w:pBdr>
               <w:spacing w:line="240" w:lineRule="auto"/>
             </w:pPr>
-            <w:r>
-              <w:t xml:space="preserve"/>
-            </w:r>
           </w:p>
         </w:tc>
         <w:tc>
@@ -4825,9 +4705,6 @@
               </w:pBdr>
               <w:spacing w:line="240" w:lineRule="auto"/>
             </w:pPr>
-            <w:r>
-              <w:t xml:space="preserve"/>
-            </w:r>
           </w:p>
         </w:tc>
         <w:tc>
@@ -4852,9 +4729,6 @@
               </w:pBdr>
               <w:spacing w:line="240" w:lineRule="auto"/>
             </w:pPr>
-            <w:r>
-              <w:t xml:space="preserve"/>
-            </w:r>
           </w:p>
         </w:tc>
         <w:tc>
@@ -4879,9 +4753,6 @@
               </w:pBdr>
               <w:spacing w:line="240" w:lineRule="auto"/>
             </w:pPr>
-            <w:r>
-              <w:t xml:space="preserve"/>
-            </w:r>
           </w:p>
         </w:tc>
       </w:tr>
@@ -4902,8 +4773,8 @@
               <w:spacing w:line="240" w:lineRule="auto"/>
             </w:pPr>
             <w:r>
-              <w:rPr/>
-              <w:t xml:space="preserve">2.9</w:t>
+              <w:lastRenderedPageBreak/>
+              <w:t>2.9</w:t>
             </w:r>
           </w:p>
         </w:tc>
@@ -4923,7 +4794,7 @@
               <w:spacing w:line="240" w:lineRule="auto"/>
             </w:pPr>
             <w:r>
-              <w:t xml:space="preserve">Use Unique Passwords</w:t>
+              <w:t>Use Unique Passwords</w:t>
             </w:r>
           </w:p>
         </w:tc>
@@ -4949,9 +4820,6 @@
               </w:pBdr>
               <w:spacing w:line="240" w:lineRule="auto"/>
             </w:pPr>
-            <w:r>
-              <w:t xml:space="preserve"/>
-            </w:r>
           </w:p>
         </w:tc>
         <w:tc>
@@ -4976,9 +4844,6 @@
               </w:pBdr>
               <w:spacing w:line="240" w:lineRule="auto"/>
             </w:pPr>
-            <w:r>
-              <w:t xml:space="preserve"/>
-            </w:r>
           </w:p>
         </w:tc>
         <w:tc>
@@ -5003,9 +4868,6 @@
               </w:pBdr>
               <w:spacing w:line="240" w:lineRule="auto"/>
             </w:pPr>
-            <w:r>
-              <w:t xml:space="preserve"/>
-            </w:r>
           </w:p>
         </w:tc>
         <w:tc>
@@ -5030,9 +4892,6 @@
               </w:pBdr>
               <w:spacing w:line="240" w:lineRule="auto"/>
             </w:pPr>
-            <w:r>
-              <w:t xml:space="preserve"/>
-            </w:r>
           </w:p>
         </w:tc>
       </w:tr>
@@ -5053,8 +4912,7 @@
               <w:spacing w:line="240" w:lineRule="auto"/>
             </w:pPr>
             <w:r>
-              <w:rPr/>
-              <w:t xml:space="preserve">2.10</w:t>
+              <w:t>2.10</w:t>
             </w:r>
           </w:p>
         </w:tc>
@@ -5074,7 +4932,7 @@
               <w:spacing w:line="240" w:lineRule="auto"/>
             </w:pPr>
             <w:r>
-              <w:t xml:space="preserve">Disable Dormant Accounts</w:t>
+              <w:t>Disable Dormant Accounts</w:t>
             </w:r>
           </w:p>
         </w:tc>
@@ -5100,9 +4958,6 @@
               </w:pBdr>
               <w:spacing w:line="240" w:lineRule="auto"/>
             </w:pPr>
-            <w:r>
-              <w:t xml:space="preserve"/>
-            </w:r>
           </w:p>
         </w:tc>
         <w:tc>
@@ -5127,9 +4982,6 @@
               </w:pBdr>
               <w:spacing w:line="240" w:lineRule="auto"/>
             </w:pPr>
-            <w:r>
-              <w:t xml:space="preserve"/>
-            </w:r>
           </w:p>
         </w:tc>
         <w:tc>
@@ -5154,9 +5006,6 @@
               </w:pBdr>
               <w:spacing w:line="240" w:lineRule="auto"/>
             </w:pPr>
-            <w:r>
-              <w:t xml:space="preserve"/>
-            </w:r>
           </w:p>
         </w:tc>
         <w:tc>
@@ -5181,9 +5030,6 @@
               </w:pBdr>
               <w:spacing w:line="240" w:lineRule="auto"/>
             </w:pPr>
-            <w:r>
-              <w:t xml:space="preserve"/>
-            </w:r>
           </w:p>
         </w:tc>
       </w:tr>
@@ -5204,8 +5050,7 @@
               <w:spacing w:line="240" w:lineRule="auto"/>
             </w:pPr>
             <w:r>
-              <w:rPr/>
-              <w:t xml:space="preserve">2.11</w:t>
+              <w:t>2.11</w:t>
             </w:r>
           </w:p>
         </w:tc>
@@ -5225,7 +5070,7 @@
               <w:spacing w:line="240" w:lineRule="auto"/>
             </w:pPr>
             <w:r>
-              <w:t xml:space="preserve">Restrict Administrator Privileges to Dedicated Administrator Accounts</w:t>
+              <w:t>Restrict Administrator Privileges to Dedicated Administrator Accounts</w:t>
             </w:r>
           </w:p>
         </w:tc>
@@ -5251,9 +5096,6 @@
               </w:pBdr>
               <w:spacing w:line="240" w:lineRule="auto"/>
             </w:pPr>
-            <w:r>
-              <w:t xml:space="preserve"/>
-            </w:r>
           </w:p>
         </w:tc>
         <w:tc>
@@ -5278,9 +5120,6 @@
               </w:pBdr>
               <w:spacing w:line="240" w:lineRule="auto"/>
             </w:pPr>
-            <w:r>
-              <w:t xml:space="preserve"/>
-            </w:r>
           </w:p>
         </w:tc>
         <w:tc>
@@ -5305,9 +5144,6 @@
               </w:pBdr>
               <w:spacing w:line="240" w:lineRule="auto"/>
             </w:pPr>
-            <w:r>
-              <w:t xml:space="preserve"/>
-            </w:r>
           </w:p>
         </w:tc>
         <w:tc>
@@ -5332,9 +5168,6 @@
               </w:pBdr>
               <w:spacing w:line="240" w:lineRule="auto"/>
             </w:pPr>
-            <w:r>
-              <w:t xml:space="preserve"/>
-            </w:r>
           </w:p>
         </w:tc>
       </w:tr>
@@ -5355,8 +5188,7 @@
               <w:spacing w:line="240" w:lineRule="auto"/>
             </w:pPr>
             <w:r>
-              <w:rPr/>
-              <w:t xml:space="preserve">2.12</w:t>
+              <w:t>2.12</w:t>
             </w:r>
           </w:p>
         </w:tc>
@@ -5376,7 +5208,7 @@
               <w:spacing w:line="240" w:lineRule="auto"/>
             </w:pPr>
             <w:r>
-              <w:t xml:space="preserve">Centralize Account Management</w:t>
+              <w:t>Centralize Account Management</w:t>
             </w:r>
           </w:p>
         </w:tc>
@@ -5402,9 +5234,6 @@
               </w:pBdr>
               <w:spacing w:line="240" w:lineRule="auto"/>
             </w:pPr>
-            <w:r>
-              <w:t xml:space="preserve"/>
-            </w:r>
           </w:p>
         </w:tc>
         <w:tc>
@@ -5429,9 +5258,6 @@
               </w:pBdr>
               <w:spacing w:line="240" w:lineRule="auto"/>
             </w:pPr>
-            <w:r>
-              <w:t xml:space="preserve"/>
-            </w:r>
           </w:p>
         </w:tc>
         <w:tc>
@@ -5456,9 +5282,6 @@
               </w:pBdr>
               <w:spacing w:line="240" w:lineRule="auto"/>
             </w:pPr>
-            <w:r>
-              <w:t xml:space="preserve"/>
-            </w:r>
           </w:p>
         </w:tc>
         <w:tc>
@@ -5483,9 +5306,6 @@
               </w:pBdr>
               <w:spacing w:line="240" w:lineRule="auto"/>
             </w:pPr>
-            <w:r>
-              <w:t xml:space="preserve"/>
-            </w:r>
           </w:p>
         </w:tc>
       </w:tr>
@@ -5506,8 +5326,7 @@
               <w:spacing w:line="240" w:lineRule="auto"/>
             </w:pPr>
             <w:r>
-              <w:rPr/>
-              <w:t xml:space="preserve">2.13</w:t>
+              <w:t>2.13</w:t>
             </w:r>
           </w:p>
         </w:tc>
@@ -5527,7 +5346,7 @@
               <w:spacing w:line="240" w:lineRule="auto"/>
             </w:pPr>
             <w:r>
-              <w:t xml:space="preserve">Establish an Access Revoking Process</w:t>
+              <w:t>Establish an Access Revoking Process</w:t>
             </w:r>
           </w:p>
         </w:tc>
@@ -5553,9 +5372,6 @@
               </w:pBdr>
               <w:spacing w:line="240" w:lineRule="auto"/>
             </w:pPr>
-            <w:r>
-              <w:t xml:space="preserve"/>
-            </w:r>
           </w:p>
         </w:tc>
         <w:tc>
@@ -5580,9 +5396,6 @@
               </w:pBdr>
               <w:spacing w:line="240" w:lineRule="auto"/>
             </w:pPr>
-            <w:r>
-              <w:t xml:space="preserve"/>
-            </w:r>
           </w:p>
         </w:tc>
         <w:tc>
@@ -5607,9 +5420,6 @@
               </w:pBdr>
               <w:spacing w:line="240" w:lineRule="auto"/>
             </w:pPr>
-            <w:r>
-              <w:t xml:space="preserve"/>
-            </w:r>
           </w:p>
         </w:tc>
         <w:tc>
@@ -5634,9 +5444,6 @@
               </w:pBdr>
               <w:spacing w:line="240" w:lineRule="auto"/>
             </w:pPr>
-            <w:r>
-              <w:t xml:space="preserve"/>
-            </w:r>
           </w:p>
         </w:tc>
       </w:tr>
@@ -5657,8 +5464,7 @@
               <w:spacing w:line="240" w:lineRule="auto"/>
             </w:pPr>
             <w:r>
-              <w:rPr/>
-              <w:t xml:space="preserve">2.14</w:t>
+              <w:t>2.14</w:t>
             </w:r>
           </w:p>
         </w:tc>
@@ -5678,7 +5484,7 @@
               <w:spacing w:line="240" w:lineRule="auto"/>
             </w:pPr>
             <w:r>
-              <w:t xml:space="preserve">Require MFA for Externally-Exposed Applications</w:t>
+              <w:t>Require MFA for Externally-Exposed Applications</w:t>
             </w:r>
           </w:p>
         </w:tc>
@@ -5704,9 +5510,6 @@
               </w:pBdr>
               <w:spacing w:line="240" w:lineRule="auto"/>
             </w:pPr>
-            <w:r>
-              <w:t xml:space="preserve"/>
-            </w:r>
           </w:p>
         </w:tc>
         <w:tc>
@@ -5731,9 +5534,6 @@
               </w:pBdr>
               <w:spacing w:line="240" w:lineRule="auto"/>
             </w:pPr>
-            <w:r>
-              <w:t xml:space="preserve"/>
-            </w:r>
           </w:p>
         </w:tc>
         <w:tc>
@@ -5758,9 +5558,6 @@
               </w:pBdr>
               <w:spacing w:line="240" w:lineRule="auto"/>
             </w:pPr>
-            <w:r>
-              <w:t xml:space="preserve"/>
-            </w:r>
           </w:p>
         </w:tc>
         <w:tc>
@@ -5785,9 +5582,6 @@
               </w:pBdr>
               <w:spacing w:line="240" w:lineRule="auto"/>
             </w:pPr>
-            <w:r>
-              <w:t xml:space="preserve"/>
-            </w:r>
           </w:p>
         </w:tc>
       </w:tr>
@@ -5808,8 +5602,7 @@
               <w:spacing w:line="240" w:lineRule="auto"/>
             </w:pPr>
             <w:r>
-              <w:rPr/>
-              <w:t xml:space="preserve">2.15</w:t>
+              <w:t>2.15</w:t>
             </w:r>
           </w:p>
         </w:tc>
@@ -5829,7 +5622,7 @@
               <w:spacing w:line="240" w:lineRule="auto"/>
             </w:pPr>
             <w:r>
-              <w:t xml:space="preserve">Require MFA for Remote Network Access</w:t>
+              <w:t>Require MFA for Remote Network Access</w:t>
             </w:r>
           </w:p>
         </w:tc>
@@ -5855,9 +5648,6 @@
               </w:pBdr>
               <w:spacing w:line="240" w:lineRule="auto"/>
             </w:pPr>
-            <w:r>
-              <w:t xml:space="preserve"/>
-            </w:r>
           </w:p>
         </w:tc>
         <w:tc>
@@ -5882,9 +5672,6 @@
               </w:pBdr>
               <w:spacing w:line="240" w:lineRule="auto"/>
             </w:pPr>
-            <w:r>
-              <w:t xml:space="preserve"/>
-            </w:r>
           </w:p>
         </w:tc>
         <w:tc>
@@ -5909,9 +5696,6 @@
               </w:pBdr>
               <w:spacing w:line="240" w:lineRule="auto"/>
             </w:pPr>
-            <w:r>
-              <w:t xml:space="preserve"/>
-            </w:r>
           </w:p>
         </w:tc>
         <w:tc>
@@ -5936,9 +5720,6 @@
               </w:pBdr>
               <w:spacing w:line="240" w:lineRule="auto"/>
             </w:pPr>
-            <w:r>
-              <w:t xml:space="preserve"/>
-            </w:r>
           </w:p>
         </w:tc>
       </w:tr>
@@ -5959,8 +5740,7 @@
               <w:spacing w:line="240" w:lineRule="auto"/>
             </w:pPr>
             <w:r>
-              <w:rPr/>
-              <w:t xml:space="preserve">2.16</w:t>
+              <w:t>2.16</w:t>
             </w:r>
           </w:p>
         </w:tc>
@@ -5980,7 +5760,7 @@
               <w:spacing w:line="240" w:lineRule="auto"/>
             </w:pPr>
             <w:r>
-              <w:t xml:space="preserve">Require MFA for Administrative Access</w:t>
+              <w:t>Require MFA for Administrative Access</w:t>
             </w:r>
           </w:p>
         </w:tc>
@@ -6006,9 +5786,6 @@
               </w:pBdr>
               <w:spacing w:line="240" w:lineRule="auto"/>
             </w:pPr>
-            <w:r>
-              <w:t xml:space="preserve"/>
-            </w:r>
           </w:p>
         </w:tc>
         <w:tc>
@@ -6033,9 +5810,6 @@
               </w:pBdr>
               <w:spacing w:line="240" w:lineRule="auto"/>
             </w:pPr>
-            <w:r>
-              <w:t xml:space="preserve"/>
-            </w:r>
           </w:p>
         </w:tc>
         <w:tc>
@@ -6060,9 +5834,6 @@
               </w:pBdr>
               <w:spacing w:line="240" w:lineRule="auto"/>
             </w:pPr>
-            <w:r>
-              <w:t xml:space="preserve"/>
-            </w:r>
           </w:p>
         </w:tc>
         <w:tc>
@@ -6087,9 +5858,6 @@
               </w:pBdr>
               <w:spacing w:line="240" w:lineRule="auto"/>
             </w:pPr>
-            <w:r>
-              <w:t xml:space="preserve"/>
-            </w:r>
           </w:p>
         </w:tc>
       </w:tr>
@@ -6110,8 +5878,7 @@
               <w:spacing w:line="240" w:lineRule="auto"/>
             </w:pPr>
             <w:r>
-              <w:rPr/>
-              <w:t xml:space="preserve">2.17</w:t>
+              <w:t>2.17</w:t>
             </w:r>
           </w:p>
         </w:tc>
@@ -6131,7 +5898,7 @@
               <w:spacing w:line="240" w:lineRule="auto"/>
             </w:pPr>
             <w:r>
-              <w:t xml:space="preserve">Centralize Access Control</w:t>
+              <w:t>Centralize Access Control</w:t>
             </w:r>
           </w:p>
         </w:tc>
@@ -6157,9 +5924,6 @@
               </w:pBdr>
               <w:spacing w:line="240" w:lineRule="auto"/>
             </w:pPr>
-            <w:r>
-              <w:t xml:space="preserve"/>
-            </w:r>
           </w:p>
         </w:tc>
         <w:tc>
@@ -6184,9 +5948,6 @@
               </w:pBdr>
               <w:spacing w:line="240" w:lineRule="auto"/>
             </w:pPr>
-            <w:r>
-              <w:t xml:space="preserve"/>
-            </w:r>
           </w:p>
         </w:tc>
         <w:tc>
@@ -6211,9 +5972,6 @@
               </w:pBdr>
               <w:spacing w:line="240" w:lineRule="auto"/>
             </w:pPr>
-            <w:r>
-              <w:t xml:space="preserve"/>
-            </w:r>
           </w:p>
         </w:tc>
         <w:tc>
@@ -6238,9 +5996,6 @@
               </w:pBdr>
               <w:spacing w:line="240" w:lineRule="auto"/>
             </w:pPr>
-            <w:r>
-              <w:t xml:space="preserve"/>
-            </w:r>
           </w:p>
         </w:tc>
       </w:tr>
@@ -6261,8 +6016,7 @@
               <w:spacing w:line="240" w:lineRule="auto"/>
             </w:pPr>
             <w:r>
-              <w:rPr/>
-              <w:t xml:space="preserve">2.18</w:t>
+              <w:t>2.18</w:t>
             </w:r>
           </w:p>
         </w:tc>
@@ -6282,7 +6036,7 @@
               <w:spacing w:line="240" w:lineRule="auto"/>
             </w:pPr>
             <w:r>
-              <w:t xml:space="preserve">Define and Maintain Role-Based Access Control</w:t>
+              <w:t>Define and Maintain Role-Based Access Control</w:t>
             </w:r>
           </w:p>
         </w:tc>
@@ -6308,9 +6062,6 @@
               </w:pBdr>
               <w:spacing w:line="240" w:lineRule="auto"/>
             </w:pPr>
-            <w:r>
-              <w:t xml:space="preserve"/>
-            </w:r>
           </w:p>
         </w:tc>
         <w:tc>
@@ -6335,9 +6086,6 @@
               </w:pBdr>
               <w:spacing w:line="240" w:lineRule="auto"/>
             </w:pPr>
-            <w:r>
-              <w:t xml:space="preserve"/>
-            </w:r>
           </w:p>
         </w:tc>
         <w:tc>
@@ -6362,9 +6110,6 @@
               </w:pBdr>
               <w:spacing w:line="240" w:lineRule="auto"/>
             </w:pPr>
-            <w:r>
-              <w:t xml:space="preserve"/>
-            </w:r>
           </w:p>
         </w:tc>
         <w:tc>
@@ -6389,9 +6134,6 @@
               </w:pBdr>
               <w:spacing w:line="240" w:lineRule="auto"/>
             </w:pPr>
-            <w:r>
-              <w:t xml:space="preserve"/>
-            </w:r>
           </w:p>
         </w:tc>
       </w:tr>
@@ -6422,7 +6164,7 @@
               </w:rPr>
             </w:pPr>
             <w:r>
-              <w:t xml:space="preserve">Logging and Monitoring</w:t>
+              <w:t>Logging and Monitoring</w:t>
             </w:r>
           </w:p>
         </w:tc>
@@ -6458,7 +6200,7 @@
               <w:rPr>
                 <w:color w:val="FFFFFF"/>
               </w:rPr>
-              <w:t xml:space="preserve">Verdict</w:t>
+              <w:t>Verdict</w:t>
             </w:r>
           </w:p>
         </w:tc>
@@ -6493,7 +6235,7 @@
               <w:spacing w:line="240" w:lineRule="auto"/>
             </w:pPr>
             <w:r>
-              <w:t xml:space="preserve">Logging and Monitoring</w:t>
+              <w:t>Logging and Monitoring</w:t>
             </w:r>
           </w:p>
         </w:tc>
@@ -6527,7 +6269,7 @@
               <w:rPr>
                 <w:color w:val="FFFFFF"/>
               </w:rPr>
-              <w:t xml:space="preserve">P</w:t>
+              <w:t>P</w:t>
             </w:r>
           </w:p>
         </w:tc>
@@ -6561,7 +6303,7 @@
               <w:rPr>
                 <w:color w:val="FFFFFF"/>
               </w:rPr>
-              <w:t xml:space="preserve">F</w:t>
+              <w:t>F</w:t>
             </w:r>
           </w:p>
         </w:tc>
@@ -6595,7 +6337,7 @@
               <w:rPr>
                 <w:color w:val="FFFFFF"/>
               </w:rPr>
-              <w:t xml:space="preserve">NA</w:t>
+              <w:t>NA</w:t>
             </w:r>
           </w:p>
         </w:tc>
@@ -6629,7 +6371,7 @@
               <w:rPr>
                 <w:color w:val="FFFFFF"/>
               </w:rPr>
-              <w:t xml:space="preserve">INC</w:t>
+              <w:t>INC</w:t>
             </w:r>
           </w:p>
         </w:tc>
@@ -6651,8 +6393,7 @@
               <w:spacing w:line="240" w:lineRule="auto"/>
             </w:pPr>
             <w:r>
-              <w:rPr/>
-              <w:t xml:space="preserve">3.1</w:t>
+              <w:t>3.1</w:t>
             </w:r>
           </w:p>
         </w:tc>
@@ -6672,7 +6413,7 @@
               <w:spacing w:line="240" w:lineRule="auto"/>
             </w:pPr>
             <w:r>
-              <w:t xml:space="preserve">Establish and Maintain Detailed Enterprise Asset Inventory</w:t>
+              <w:t>Establish and Maintain Detailed Enterprise Asset Inventory</w:t>
             </w:r>
           </w:p>
         </w:tc>
@@ -6698,9 +6439,6 @@
               </w:pBdr>
               <w:spacing w:line="240" w:lineRule="auto"/>
             </w:pPr>
-            <w:r>
-              <w:t xml:space="preserve"/>
-            </w:r>
           </w:p>
         </w:tc>
         <w:tc>
@@ -6725,9 +6463,6 @@
               </w:pBdr>
               <w:spacing w:line="240" w:lineRule="auto"/>
             </w:pPr>
-            <w:r>
-              <w:t xml:space="preserve"/>
-            </w:r>
           </w:p>
         </w:tc>
         <w:tc>
@@ -6752,9 +6487,6 @@
               </w:pBdr>
               <w:spacing w:line="240" w:lineRule="auto"/>
             </w:pPr>
-            <w:r>
-              <w:t xml:space="preserve"/>
-            </w:r>
           </w:p>
         </w:tc>
         <w:tc>
@@ -6779,9 +6511,6 @@
               </w:pBdr>
               <w:spacing w:line="240" w:lineRule="auto"/>
             </w:pPr>
-            <w:r>
-              <w:t xml:space="preserve"/>
-            </w:r>
           </w:p>
         </w:tc>
       </w:tr>
@@ -6802,8 +6531,7 @@
               <w:spacing w:line="240" w:lineRule="auto"/>
             </w:pPr>
             <w:r>
-              <w:rPr/>
-              <w:t xml:space="preserve">3.2</w:t>
+              <w:t>3.2</w:t>
             </w:r>
           </w:p>
         </w:tc>
@@ -6823,7 +6551,7 @@
               <w:spacing w:line="240" w:lineRule="auto"/>
             </w:pPr>
             <w:r>
-              <w:t xml:space="preserve">Tune Security Event Alerting Thresholds</w:t>
+              <w:t>Tune Security Event Alerting Thresholds</w:t>
             </w:r>
           </w:p>
         </w:tc>
@@ -6849,9 +6577,6 @@
               </w:pBdr>
               <w:spacing w:line="240" w:lineRule="auto"/>
             </w:pPr>
-            <w:r>
-              <w:t xml:space="preserve"/>
-            </w:r>
           </w:p>
         </w:tc>
         <w:tc>
@@ -6876,9 +6601,6 @@
               </w:pBdr>
               <w:spacing w:line="240" w:lineRule="auto"/>
             </w:pPr>
-            <w:r>
-              <w:t xml:space="preserve"/>
-            </w:r>
           </w:p>
         </w:tc>
         <w:tc>
@@ -6903,9 +6625,6 @@
               </w:pBdr>
               <w:spacing w:line="240" w:lineRule="auto"/>
             </w:pPr>
-            <w:r>
-              <w:t xml:space="preserve"/>
-            </w:r>
           </w:p>
         </w:tc>
         <w:tc>
@@ -6930,9 +6649,6 @@
               </w:pBdr>
               <w:spacing w:line="240" w:lineRule="auto"/>
             </w:pPr>
-            <w:r>
-              <w:t xml:space="preserve"/>
-            </w:r>
           </w:p>
         </w:tc>
       </w:tr>
@@ -6953,8 +6669,7 @@
               <w:spacing w:line="240" w:lineRule="auto"/>
             </w:pPr>
             <w:r>
-              <w:rPr/>
-              <w:t xml:space="preserve">3.3</w:t>
+              <w:t>3.3</w:t>
             </w:r>
           </w:p>
         </w:tc>
@@ -6974,7 +6689,7 @@
               <w:spacing w:line="240" w:lineRule="auto"/>
             </w:pPr>
             <w:r>
-              <w:t xml:space="preserve">Establish and Maintain Contact Information for Reporting Security Incidents</w:t>
+              <w:t>Establish and Maintain Contact Information for Reporting Security Incidents</w:t>
             </w:r>
           </w:p>
         </w:tc>
@@ -7000,9 +6715,6 @@
               </w:pBdr>
               <w:spacing w:line="240" w:lineRule="auto"/>
             </w:pPr>
-            <w:r>
-              <w:t xml:space="preserve"/>
-            </w:r>
           </w:p>
         </w:tc>
         <w:tc>
@@ -7027,9 +6739,6 @@
               </w:pBdr>
               <w:spacing w:line="240" w:lineRule="auto"/>
             </w:pPr>
-            <w:r>
-              <w:t xml:space="preserve"/>
-            </w:r>
           </w:p>
         </w:tc>
         <w:tc>
@@ -7054,9 +6763,6 @@
               </w:pBdr>
               <w:spacing w:line="240" w:lineRule="auto"/>
             </w:pPr>
-            <w:r>
-              <w:t xml:space="preserve"/>
-            </w:r>
           </w:p>
         </w:tc>
         <w:tc>
@@ -7081,9 +6787,6 @@
               </w:pBdr>
               <w:spacing w:line="240" w:lineRule="auto"/>
             </w:pPr>
-            <w:r>
-              <w:t xml:space="preserve"/>
-            </w:r>
           </w:p>
         </w:tc>
       </w:tr>
@@ -7104,8 +6807,7 @@
               <w:spacing w:line="240" w:lineRule="auto"/>
             </w:pPr>
             <w:r>
-              <w:rPr/>
-              <w:t xml:space="preserve">3.4</w:t>
+              <w:t>3.4</w:t>
             </w:r>
           </w:p>
         </w:tc>
@@ -7125,7 +6827,7 @@
               <w:spacing w:line="240" w:lineRule="auto"/>
             </w:pPr>
             <w:r>
-              <w:t xml:space="preserve">Log Confidential Data Access</w:t>
+              <w:t>Log Confidential Data Access</w:t>
             </w:r>
           </w:p>
         </w:tc>
@@ -7151,9 +6853,6 @@
               </w:pBdr>
               <w:spacing w:line="240" w:lineRule="auto"/>
             </w:pPr>
-            <w:r>
-              <w:t xml:space="preserve"/>
-            </w:r>
           </w:p>
         </w:tc>
         <w:tc>
@@ -7178,9 +6877,6 @@
               </w:pBdr>
               <w:spacing w:line="240" w:lineRule="auto"/>
             </w:pPr>
-            <w:r>
-              <w:t xml:space="preserve"/>
-            </w:r>
           </w:p>
         </w:tc>
         <w:tc>
@@ -7205,9 +6901,6 @@
               </w:pBdr>
               <w:spacing w:line="240" w:lineRule="auto"/>
             </w:pPr>
-            <w:r>
-              <w:t xml:space="preserve"/>
-            </w:r>
           </w:p>
         </w:tc>
         <w:tc>
@@ -7232,9 +6925,6 @@
               </w:pBdr>
               <w:spacing w:line="240" w:lineRule="auto"/>
             </w:pPr>
-            <w:r>
-              <w:t xml:space="preserve"/>
-            </w:r>
           </w:p>
         </w:tc>
       </w:tr>
@@ -7255,8 +6945,7 @@
               <w:spacing w:line="240" w:lineRule="auto"/>
             </w:pPr>
             <w:r>
-              <w:rPr/>
-              <w:t xml:space="preserve">3.5</w:t>
+              <w:t>3.5</w:t>
             </w:r>
           </w:p>
         </w:tc>
@@ -7276,7 +6965,7 @@
               <w:spacing w:line="240" w:lineRule="auto"/>
             </w:pPr>
             <w:r>
-              <w:t xml:space="preserve">Configure Data Access Control Lists</w:t>
+              <w:t>Configure Data Access Control Lists</w:t>
             </w:r>
           </w:p>
         </w:tc>
@@ -7302,9 +6991,6 @@
               </w:pBdr>
               <w:spacing w:line="240" w:lineRule="auto"/>
             </w:pPr>
-            <w:r>
-              <w:t xml:space="preserve"/>
-            </w:r>
           </w:p>
         </w:tc>
         <w:tc>
@@ -7329,9 +7015,6 @@
               </w:pBdr>
               <w:spacing w:line="240" w:lineRule="auto"/>
             </w:pPr>
-            <w:r>
-              <w:t xml:space="preserve"/>
-            </w:r>
           </w:p>
         </w:tc>
         <w:tc>
@@ -7356,9 +7039,6 @@
               </w:pBdr>
               <w:spacing w:line="240" w:lineRule="auto"/>
             </w:pPr>
-            <w:r>
-              <w:t xml:space="preserve"/>
-            </w:r>
           </w:p>
         </w:tc>
         <w:tc>
@@ -7383,9 +7063,6 @@
               </w:pBdr>
               <w:spacing w:line="240" w:lineRule="auto"/>
             </w:pPr>
-            <w:r>
-              <w:t xml:space="preserve"/>
-            </w:r>
           </w:p>
         </w:tc>
       </w:tr>
@@ -7406,8 +7083,7 @@
               <w:spacing w:line="240" w:lineRule="auto"/>
             </w:pPr>
             <w:r>
-              <w:rPr/>
-              <w:t xml:space="preserve">3.6</w:t>
+              <w:t>3.6</w:t>
             </w:r>
           </w:p>
         </w:tc>
@@ -7427,7 +7103,7 @@
               <w:spacing w:line="240" w:lineRule="auto"/>
             </w:pPr>
             <w:r>
-              <w:t xml:space="preserve">Establish and Maintain a Secure Configuration Process</w:t>
+              <w:t>Establish and Maintain a Secure Configuration Process</w:t>
             </w:r>
           </w:p>
         </w:tc>
@@ -7453,9 +7129,6 @@
               </w:pBdr>
               <w:spacing w:line="240" w:lineRule="auto"/>
             </w:pPr>
-            <w:r>
-              <w:t xml:space="preserve"/>
-            </w:r>
           </w:p>
         </w:tc>
         <w:tc>
@@ -7480,9 +7153,6 @@
               </w:pBdr>
               <w:spacing w:line="240" w:lineRule="auto"/>
             </w:pPr>
-            <w:r>
-              <w:t xml:space="preserve"/>
-            </w:r>
           </w:p>
         </w:tc>
         <w:tc>
@@ -7507,9 +7177,6 @@
               </w:pBdr>
               <w:spacing w:line="240" w:lineRule="auto"/>
             </w:pPr>
-            <w:r>
-              <w:t xml:space="preserve"/>
-            </w:r>
           </w:p>
         </w:tc>
         <w:tc>
@@ -7534,9 +7201,6 @@
               </w:pBdr>
               <w:spacing w:line="240" w:lineRule="auto"/>
             </w:pPr>
-            <w:r>
-              <w:t xml:space="preserve"/>
-            </w:r>
           </w:p>
         </w:tc>
       </w:tr>
@@ -7557,8 +7221,7 @@
               <w:spacing w:line="240" w:lineRule="auto"/>
             </w:pPr>
             <w:r>
-              <w:rPr/>
-              <w:t xml:space="preserve">3.7</w:t>
+              <w:t>3.7</w:t>
             </w:r>
           </w:p>
         </w:tc>
@@ -7578,7 +7241,7 @@
               <w:spacing w:line="240" w:lineRule="auto"/>
             </w:pPr>
             <w:r>
-              <w:t xml:space="preserve">Perform Automated Operating System Patch Management</w:t>
+              <w:t>Perform Automated Operating System Patch Management</w:t>
             </w:r>
           </w:p>
         </w:tc>
@@ -7604,9 +7267,6 @@
               </w:pBdr>
               <w:spacing w:line="240" w:lineRule="auto"/>
             </w:pPr>
-            <w:r>
-              <w:t xml:space="preserve"/>
-            </w:r>
           </w:p>
         </w:tc>
         <w:tc>
@@ -7631,9 +7291,6 @@
               </w:pBdr>
               <w:spacing w:line="240" w:lineRule="auto"/>
             </w:pPr>
-            <w:r>
-              <w:t xml:space="preserve"/>
-            </w:r>
           </w:p>
         </w:tc>
         <w:tc>
@@ -7658,9 +7315,6 @@
               </w:pBdr>
               <w:spacing w:line="240" w:lineRule="auto"/>
             </w:pPr>
-            <w:r>
-              <w:t xml:space="preserve"/>
-            </w:r>
           </w:p>
         </w:tc>
         <w:tc>
@@ -7685,9 +7339,6 @@
               </w:pBdr>
               <w:spacing w:line="240" w:lineRule="auto"/>
             </w:pPr>
-            <w:r>
-              <w:t xml:space="preserve"/>
-            </w:r>
           </w:p>
         </w:tc>
       </w:tr>
@@ -7708,8 +7359,7 @@
               <w:spacing w:line="240" w:lineRule="auto"/>
             </w:pPr>
             <w:r>
-              <w:rPr/>
-              <w:t xml:space="preserve">3.8</w:t>
+              <w:t>3.8</w:t>
             </w:r>
           </w:p>
         </w:tc>
@@ -7729,7 +7379,7 @@
               <w:spacing w:line="240" w:lineRule="auto"/>
             </w:pPr>
             <w:r>
-              <w:t xml:space="preserve">Perform Automated Vulnerability Scans of Internal Enterprise Assets</w:t>
+              <w:t>Perform Automated Vulnerability Scans of Internal Enterprise Assets</w:t>
             </w:r>
           </w:p>
         </w:tc>
@@ -7755,9 +7405,6 @@
               </w:pBdr>
               <w:spacing w:line="240" w:lineRule="auto"/>
             </w:pPr>
-            <w:r>
-              <w:t xml:space="preserve"/>
-            </w:r>
           </w:p>
         </w:tc>
         <w:tc>
@@ -7782,9 +7429,6 @@
               </w:pBdr>
               <w:spacing w:line="240" w:lineRule="auto"/>
             </w:pPr>
-            <w:r>
-              <w:t xml:space="preserve"/>
-            </w:r>
           </w:p>
         </w:tc>
         <w:tc>
@@ -7809,9 +7453,6 @@
               </w:pBdr>
               <w:spacing w:line="240" w:lineRule="auto"/>
             </w:pPr>
-            <w:r>
-              <w:t xml:space="preserve"/>
-            </w:r>
           </w:p>
         </w:tc>
         <w:tc>
@@ -7836,9 +7477,6 @@
               </w:pBdr>
               <w:spacing w:line="240" w:lineRule="auto"/>
             </w:pPr>
-            <w:r>
-              <w:t xml:space="preserve"/>
-            </w:r>
           </w:p>
         </w:tc>
       </w:tr>
@@ -7859,8 +7497,7 @@
               <w:spacing w:line="240" w:lineRule="auto"/>
             </w:pPr>
             <w:r>
-              <w:rPr/>
-              <w:t xml:space="preserve">3.9</w:t>
+              <w:t>3.9</w:t>
             </w:r>
           </w:p>
         </w:tc>
@@ -7880,7 +7517,7 @@
               <w:spacing w:line="240" w:lineRule="auto"/>
             </w:pPr>
             <w:r>
-              <w:t xml:space="preserve">Conduct Audit Log Reviews</w:t>
+              <w:t>Conduct Audit Log Reviews</w:t>
             </w:r>
           </w:p>
         </w:tc>
@@ -7906,9 +7543,6 @@
               </w:pBdr>
               <w:spacing w:line="240" w:lineRule="auto"/>
             </w:pPr>
-            <w:r>
-              <w:t xml:space="preserve"/>
-            </w:r>
           </w:p>
         </w:tc>
         <w:tc>
@@ -7933,9 +7567,6 @@
               </w:pBdr>
               <w:spacing w:line="240" w:lineRule="auto"/>
             </w:pPr>
-            <w:r>
-              <w:t xml:space="preserve"/>
-            </w:r>
           </w:p>
         </w:tc>
         <w:tc>
@@ -7960,9 +7591,6 @@
               </w:pBdr>
               <w:spacing w:line="240" w:lineRule="auto"/>
             </w:pPr>
-            <w:r>
-              <w:t xml:space="preserve"/>
-            </w:r>
           </w:p>
         </w:tc>
         <w:tc>
@@ -7987,9 +7615,6 @@
               </w:pBdr>
               <w:spacing w:line="240" w:lineRule="auto"/>
             </w:pPr>
-            <w:r>
-              <w:t xml:space="preserve"/>
-            </w:r>
           </w:p>
         </w:tc>
       </w:tr>
@@ -8010,8 +7635,7 @@
               <w:spacing w:line="240" w:lineRule="auto"/>
             </w:pPr>
             <w:r>
-              <w:rPr/>
-              <w:t xml:space="preserve">3.10</w:t>
+              <w:t>3.10</w:t>
             </w:r>
           </w:p>
         </w:tc>
@@ -8031,7 +7655,7 @@
               <w:spacing w:line="240" w:lineRule="auto"/>
             </w:pPr>
             <w:r>
-              <w:t xml:space="preserve">Collect Audit Logs</w:t>
+              <w:t>Collect Audit Logs</w:t>
             </w:r>
           </w:p>
         </w:tc>
@@ -8057,9 +7681,6 @@
               </w:pBdr>
               <w:spacing w:line="240" w:lineRule="auto"/>
             </w:pPr>
-            <w:r>
-              <w:t xml:space="preserve"/>
-            </w:r>
           </w:p>
         </w:tc>
         <w:tc>
@@ -8084,9 +7705,6 @@
               </w:pBdr>
               <w:spacing w:line="240" w:lineRule="auto"/>
             </w:pPr>
-            <w:r>
-              <w:t xml:space="preserve"/>
-            </w:r>
           </w:p>
         </w:tc>
         <w:tc>
@@ -8111,9 +7729,6 @@
               </w:pBdr>
               <w:spacing w:line="240" w:lineRule="auto"/>
             </w:pPr>
-            <w:r>
-              <w:t xml:space="preserve"/>
-            </w:r>
           </w:p>
         </w:tc>
         <w:tc>
@@ -8138,9 +7753,6 @@
               </w:pBdr>
               <w:spacing w:line="240" w:lineRule="auto"/>
             </w:pPr>
-            <w:r>
-              <w:t xml:space="preserve"/>
-            </w:r>
           </w:p>
         </w:tc>
       </w:tr>
@@ -8161,8 +7773,7 @@
               <w:spacing w:line="240" w:lineRule="auto"/>
             </w:pPr>
             <w:r>
-              <w:rPr/>
-              <w:t xml:space="preserve">3.11</w:t>
+              <w:t>3.11</w:t>
             </w:r>
           </w:p>
         </w:tc>
@@ -8182,7 +7793,7 @@
               <w:spacing w:line="240" w:lineRule="auto"/>
             </w:pPr>
             <w:r>
-              <w:t xml:space="preserve">Collect Detailed Audit Logs</w:t>
+              <w:t>Collect Detailed Audit Logs</w:t>
             </w:r>
           </w:p>
         </w:tc>
@@ -8208,9 +7819,6 @@
               </w:pBdr>
               <w:spacing w:line="240" w:lineRule="auto"/>
             </w:pPr>
-            <w:r>
-              <w:t xml:space="preserve"/>
-            </w:r>
           </w:p>
         </w:tc>
         <w:tc>
@@ -8235,9 +7843,6 @@
               </w:pBdr>
               <w:spacing w:line="240" w:lineRule="auto"/>
             </w:pPr>
-            <w:r>
-              <w:t xml:space="preserve"/>
-            </w:r>
           </w:p>
         </w:tc>
         <w:tc>
@@ -8262,9 +7867,6 @@
               </w:pBdr>
               <w:spacing w:line="240" w:lineRule="auto"/>
             </w:pPr>
-            <w:r>
-              <w:t xml:space="preserve"/>
-            </w:r>
           </w:p>
         </w:tc>
         <w:tc>
@@ -8289,9 +7891,6 @@
               </w:pBdr>
               <w:spacing w:line="240" w:lineRule="auto"/>
             </w:pPr>
-            <w:r>
-              <w:t xml:space="preserve"/>
-            </w:r>
           </w:p>
         </w:tc>
       </w:tr>
@@ -8322,7 +7921,8 @@
               </w:rPr>
             </w:pPr>
             <w:r>
-              <w:t xml:space="preserve">Networking</w:t>
+              <w:lastRenderedPageBreak/>
+              <w:t>Networking</w:t>
             </w:r>
           </w:p>
         </w:tc>
@@ -8358,7 +7958,7 @@
               <w:rPr>
                 <w:color w:val="FFFFFF"/>
               </w:rPr>
-              <w:t xml:space="preserve">Verdict</w:t>
+              <w:t>Verdict</w:t>
             </w:r>
           </w:p>
         </w:tc>
@@ -8393,7 +7993,7 @@
               <w:spacing w:line="240" w:lineRule="auto"/>
             </w:pPr>
             <w:r>
-              <w:t xml:space="preserve">Networking</w:t>
+              <w:t>Networking</w:t>
             </w:r>
           </w:p>
         </w:tc>
@@ -8427,7 +8027,7 @@
               <w:rPr>
                 <w:color w:val="FFFFFF"/>
               </w:rPr>
-              <w:t xml:space="preserve">P</w:t>
+              <w:t>P</w:t>
             </w:r>
           </w:p>
         </w:tc>
@@ -8461,7 +8061,7 @@
               <w:rPr>
                 <w:color w:val="FFFFFF"/>
               </w:rPr>
-              <w:t xml:space="preserve">F</w:t>
+              <w:t>F</w:t>
             </w:r>
           </w:p>
         </w:tc>
@@ -8495,7 +8095,7 @@
               <w:rPr>
                 <w:color w:val="FFFFFF"/>
               </w:rPr>
-              <w:t xml:space="preserve">NA</w:t>
+              <w:t>NA</w:t>
             </w:r>
           </w:p>
         </w:tc>
@@ -8529,7 +8129,7 @@
               <w:rPr>
                 <w:color w:val="FFFFFF"/>
               </w:rPr>
-              <w:t xml:space="preserve">INC</w:t>
+              <w:t>INC</w:t>
             </w:r>
           </w:p>
         </w:tc>
@@ -8551,8 +8151,7 @@
               <w:spacing w:line="240" w:lineRule="auto"/>
             </w:pPr>
             <w:r>
-              <w:rPr/>
-              <w:t xml:space="preserve">4.1</w:t>
+              <w:t>4.1</w:t>
             </w:r>
           </w:p>
         </w:tc>
@@ -8572,7 +8171,7 @@
               <w:spacing w:line="240" w:lineRule="auto"/>
             </w:pPr>
             <w:r>
-              <w:t xml:space="preserve">Encrypt Confidential Data in Transit</w:t>
+              <w:t>Encrypt Confidential Data in Transit</w:t>
             </w:r>
           </w:p>
         </w:tc>
@@ -8598,9 +8197,6 @@
               </w:pBdr>
               <w:spacing w:line="240" w:lineRule="auto"/>
             </w:pPr>
-            <w:r>
-              <w:t xml:space="preserve"/>
-            </w:r>
           </w:p>
         </w:tc>
         <w:tc>
@@ -8625,9 +8221,6 @@
               </w:pBdr>
               <w:spacing w:line="240" w:lineRule="auto"/>
             </w:pPr>
-            <w:r>
-              <w:t xml:space="preserve"/>
-            </w:r>
           </w:p>
         </w:tc>
         <w:tc>
@@ -8652,9 +8245,6 @@
               </w:pBdr>
               <w:spacing w:line="240" w:lineRule="auto"/>
             </w:pPr>
-            <w:r>
-              <w:t xml:space="preserve"/>
-            </w:r>
           </w:p>
         </w:tc>
         <w:tc>
@@ -8679,9 +8269,6 @@
               </w:pBdr>
               <w:spacing w:line="240" w:lineRule="auto"/>
             </w:pPr>
-            <w:r>
-              <w:t xml:space="preserve"/>
-            </w:r>
           </w:p>
         </w:tc>
       </w:tr>
@@ -8702,8 +8289,7 @@
               <w:spacing w:line="240" w:lineRule="auto"/>
             </w:pPr>
             <w:r>
-              <w:rPr/>
-              <w:t xml:space="preserve">4.2</w:t>
+              <w:t>4.2</w:t>
             </w:r>
           </w:p>
         </w:tc>
@@ -8723,7 +8309,7 @@
               <w:spacing w:line="240" w:lineRule="auto"/>
             </w:pPr>
             <w:r>
-              <w:t xml:space="preserve">Establish and Maintain a Secure Configuration Process for Network Infrastructure</w:t>
+              <w:t>Establish and Maintain a Secure Configuration Process for Network Infrastructure</w:t>
             </w:r>
           </w:p>
         </w:tc>
@@ -8749,9 +8335,6 @@
               </w:pBdr>
               <w:spacing w:line="240" w:lineRule="auto"/>
             </w:pPr>
-            <w:r>
-              <w:t xml:space="preserve"/>
-            </w:r>
           </w:p>
         </w:tc>
         <w:tc>
@@ -8776,9 +8359,6 @@
               </w:pBdr>
               <w:spacing w:line="240" w:lineRule="auto"/>
             </w:pPr>
-            <w:r>
-              <w:t xml:space="preserve"/>
-            </w:r>
           </w:p>
         </w:tc>
         <w:tc>
@@ -8803,9 +8383,6 @@
               </w:pBdr>
               <w:spacing w:line="240" w:lineRule="auto"/>
             </w:pPr>
-            <w:r>
-              <w:t xml:space="preserve"/>
-            </w:r>
           </w:p>
         </w:tc>
         <w:tc>
@@ -8830,9 +8407,6 @@
               </w:pBdr>
               <w:spacing w:line="240" w:lineRule="auto"/>
             </w:pPr>
-            <w:r>
-              <w:t xml:space="preserve"/>
-            </w:r>
           </w:p>
         </w:tc>
       </w:tr>
@@ -8853,8 +8427,7 @@
               <w:spacing w:line="240" w:lineRule="auto"/>
             </w:pPr>
             <w:r>
-              <w:rPr/>
-              <w:t xml:space="preserve">4.3</w:t>
+              <w:t>4.3</w:t>
             </w:r>
           </w:p>
         </w:tc>
@@ -8874,7 +8447,7 @@
               <w:spacing w:line="240" w:lineRule="auto"/>
             </w:pPr>
             <w:r>
-              <w:t xml:space="preserve">Implement and Manage a Firewall on Servers</w:t>
+              <w:t>Implement and Manage a Firewall on Servers</w:t>
             </w:r>
           </w:p>
         </w:tc>
@@ -8900,9 +8473,6 @@
               </w:pBdr>
               <w:spacing w:line="240" w:lineRule="auto"/>
             </w:pPr>
-            <w:r>
-              <w:t xml:space="preserve"/>
-            </w:r>
           </w:p>
         </w:tc>
         <w:tc>
@@ -8927,9 +8497,6 @@
               </w:pBdr>
               <w:spacing w:line="240" w:lineRule="auto"/>
             </w:pPr>
-            <w:r>
-              <w:t xml:space="preserve"/>
-            </w:r>
           </w:p>
         </w:tc>
         <w:tc>
@@ -8954,9 +8521,6 @@
               </w:pBdr>
               <w:spacing w:line="240" w:lineRule="auto"/>
             </w:pPr>
-            <w:r>
-              <w:t xml:space="preserve"/>
-            </w:r>
           </w:p>
         </w:tc>
         <w:tc>
@@ -8981,9 +8545,6 @@
               </w:pBdr>
               <w:spacing w:line="240" w:lineRule="auto"/>
             </w:pPr>
-            <w:r>
-              <w:t xml:space="preserve"/>
-            </w:r>
           </w:p>
         </w:tc>
       </w:tr>
@@ -9014,7 +8575,7 @@
               </w:rPr>
             </w:pPr>
             <w:r>
-              <w:t xml:space="preserve">Storage</w:t>
+              <w:t>Storage</w:t>
             </w:r>
           </w:p>
         </w:tc>
@@ -9050,7 +8611,7 @@
               <w:rPr>
                 <w:color w:val="FFFFFF"/>
               </w:rPr>
-              <w:t xml:space="preserve">Verdict</w:t>
+              <w:t>Verdict</w:t>
             </w:r>
           </w:p>
         </w:tc>
@@ -9085,7 +8646,7 @@
               <w:spacing w:line="240" w:lineRule="auto"/>
             </w:pPr>
             <w:r>
-              <w:t xml:space="preserve">Storage</w:t>
+              <w:t>Storage</w:t>
             </w:r>
           </w:p>
         </w:tc>
@@ -9119,7 +8680,7 @@
               <w:rPr>
                 <w:color w:val="FFFFFF"/>
               </w:rPr>
-              <w:t xml:space="preserve">P</w:t>
+              <w:t>P</w:t>
             </w:r>
           </w:p>
         </w:tc>
@@ -9153,7 +8714,7 @@
               <w:rPr>
                 <w:color w:val="FFFFFF"/>
               </w:rPr>
-              <w:t xml:space="preserve">F</w:t>
+              <w:t>F</w:t>
             </w:r>
           </w:p>
         </w:tc>
@@ -9187,7 +8748,7 @@
               <w:rPr>
                 <w:color w:val="FFFFFF"/>
               </w:rPr>
-              <w:t xml:space="preserve">NA</w:t>
+              <w:t>NA</w:t>
             </w:r>
           </w:p>
         </w:tc>
@@ -9221,7 +8782,7 @@
               <w:rPr>
                 <w:color w:val="FFFFFF"/>
               </w:rPr>
-              <w:t xml:space="preserve">INC</w:t>
+              <w:t>INC</w:t>
             </w:r>
           </w:p>
         </w:tc>
@@ -9243,8 +8804,7 @@
               <w:spacing w:line="240" w:lineRule="auto"/>
             </w:pPr>
             <w:r>
-              <w:rPr/>
-              <w:t xml:space="preserve">5.1</w:t>
+              <w:t>5.1</w:t>
             </w:r>
           </w:p>
         </w:tc>
@@ -9264,7 +8824,7 @@
               <w:spacing w:line="240" w:lineRule="auto"/>
             </w:pPr>
             <w:r>
-              <w:t xml:space="preserve">Establish and Maintain a Data Recovery Process</w:t>
+              <w:t>Establish and Maintain a Data Recovery Process</w:t>
             </w:r>
           </w:p>
         </w:tc>
@@ -9290,9 +8850,6 @@
               </w:pBdr>
               <w:spacing w:line="240" w:lineRule="auto"/>
             </w:pPr>
-            <w:r>
-              <w:t xml:space="preserve"/>
-            </w:r>
           </w:p>
         </w:tc>
         <w:tc>
@@ -9317,9 +8874,6 @@
               </w:pBdr>
               <w:spacing w:line="240" w:lineRule="auto"/>
             </w:pPr>
-            <w:r>
-              <w:t xml:space="preserve"/>
-            </w:r>
           </w:p>
         </w:tc>
         <w:tc>
@@ -9344,9 +8898,6 @@
               </w:pBdr>
               <w:spacing w:line="240" w:lineRule="auto"/>
             </w:pPr>
-            <w:r>
-              <w:t xml:space="preserve"/>
-            </w:r>
           </w:p>
         </w:tc>
         <w:tc>
@@ -9371,9 +8922,6 @@
               </w:pBdr>
               <w:spacing w:line="240" w:lineRule="auto"/>
             </w:pPr>
-            <w:r>
-              <w:t xml:space="preserve"/>
-            </w:r>
           </w:p>
         </w:tc>
       </w:tr>
@@ -9394,8 +8942,7 @@
               <w:spacing w:line="240" w:lineRule="auto"/>
             </w:pPr>
             <w:r>
-              <w:rPr/>
-              <w:t xml:space="preserve">5.2</w:t>
+              <w:t>5.2</w:t>
             </w:r>
           </w:p>
         </w:tc>
@@ -9415,7 +8962,7 @@
               <w:spacing w:line="240" w:lineRule="auto"/>
             </w:pPr>
             <w:r>
-              <w:t xml:space="preserve">Establish and Maintain a Secure Network Architecture</w:t>
+              <w:t>Establish and Maintain a Secure Network Architecture</w:t>
             </w:r>
           </w:p>
         </w:tc>
@@ -9441,9 +8988,6 @@
               </w:pBdr>
               <w:spacing w:line="240" w:lineRule="auto"/>
             </w:pPr>
-            <w:r>
-              <w:t xml:space="preserve"/>
-            </w:r>
           </w:p>
         </w:tc>
         <w:tc>
@@ -9468,9 +9012,6 @@
               </w:pBdr>
               <w:spacing w:line="240" w:lineRule="auto"/>
             </w:pPr>
-            <w:r>
-              <w:t xml:space="preserve"/>
-            </w:r>
           </w:p>
         </w:tc>
         <w:tc>
@@ -9495,9 +9036,6 @@
               </w:pBdr>
               <w:spacing w:line="240" w:lineRule="auto"/>
             </w:pPr>
-            <w:r>
-              <w:t xml:space="preserve"/>
-            </w:r>
           </w:p>
         </w:tc>
         <w:tc>
@@ -9522,9 +9060,6 @@
               </w:pBdr>
               <w:spacing w:line="240" w:lineRule="auto"/>
             </w:pPr>
-            <w:r>
-              <w:t xml:space="preserve"/>
-            </w:r>
           </w:p>
         </w:tc>
       </w:tr>
@@ -9545,8 +9080,7 @@
               <w:spacing w:line="240" w:lineRule="auto"/>
             </w:pPr>
             <w:r>
-              <w:rPr/>
-              <w:t xml:space="preserve">5.3</w:t>
+              <w:t>5.3</w:t>
             </w:r>
           </w:p>
         </w:tc>
@@ -9566,7 +9100,7 @@
               <w:spacing w:line="240" w:lineRule="auto"/>
             </w:pPr>
             <w:r>
-              <w:t xml:space="preserve">Encrypt Confidential Data in Transit</w:t>
+              <w:t>Encrypt Confidential Data in Transit</w:t>
             </w:r>
           </w:p>
         </w:tc>
@@ -9592,9 +9126,6 @@
               </w:pBdr>
               <w:spacing w:line="240" w:lineRule="auto"/>
             </w:pPr>
-            <w:r>
-              <w:t xml:space="preserve"/>
-            </w:r>
           </w:p>
         </w:tc>
         <w:tc>
@@ -9619,9 +9150,6 @@
               </w:pBdr>
               <w:spacing w:line="240" w:lineRule="auto"/>
             </w:pPr>
-            <w:r>
-              <w:t xml:space="preserve"/>
-            </w:r>
           </w:p>
         </w:tc>
         <w:tc>
@@ -9646,9 +9174,6 @@
               </w:pBdr>
               <w:spacing w:line="240" w:lineRule="auto"/>
             </w:pPr>
-            <w:r>
-              <w:t xml:space="preserve"/>
-            </w:r>
           </w:p>
         </w:tc>
         <w:tc>
@@ -9673,9 +9198,6 @@
               </w:pBdr>
               <w:spacing w:line="240" w:lineRule="auto"/>
             </w:pPr>
-            <w:r>
-              <w:t xml:space="preserve"/>
-            </w:r>
           </w:p>
         </w:tc>
       </w:tr>
@@ -9696,8 +9218,7 @@
               <w:spacing w:line="240" w:lineRule="auto"/>
             </w:pPr>
             <w:r>
-              <w:rPr/>
-              <w:t xml:space="preserve">5.4</w:t>
+              <w:t>5.4</w:t>
             </w:r>
           </w:p>
         </w:tc>
@@ -9717,7 +9238,7 @@
               <w:spacing w:line="240" w:lineRule="auto"/>
             </w:pPr>
             <w:r>
-              <w:t xml:space="preserve">Encrypt Confidential Data at Rest</w:t>
+              <w:t>Encrypt Confidential Data at Rest</w:t>
             </w:r>
           </w:p>
         </w:tc>
@@ -9743,9 +9264,6 @@
               </w:pBdr>
               <w:spacing w:line="240" w:lineRule="auto"/>
             </w:pPr>
-            <w:r>
-              <w:t xml:space="preserve"/>
-            </w:r>
           </w:p>
         </w:tc>
         <w:tc>
@@ -9770,9 +9288,6 @@
               </w:pBdr>
               <w:spacing w:line="240" w:lineRule="auto"/>
             </w:pPr>
-            <w:r>
-              <w:t xml:space="preserve"/>
-            </w:r>
           </w:p>
         </w:tc>
         <w:tc>
@@ -9797,9 +9312,6 @@
               </w:pBdr>
               <w:spacing w:line="240" w:lineRule="auto"/>
             </w:pPr>
-            <w:r>
-              <w:t xml:space="preserve"/>
-            </w:r>
           </w:p>
         </w:tc>
         <w:tc>
@@ -9824,9 +9336,6 @@
               </w:pBdr>
               <w:spacing w:line="240" w:lineRule="auto"/>
             </w:pPr>
-            <w:r>
-              <w:t xml:space="preserve"/>
-            </w:r>
           </w:p>
         </w:tc>
       </w:tr>
@@ -9847,8 +9356,7 @@
               <w:spacing w:line="240" w:lineRule="auto"/>
             </w:pPr>
             <w:r>
-              <w:rPr/>
-              <w:t xml:space="preserve">5.5</w:t>
+              <w:t>5.5</w:t>
             </w:r>
           </w:p>
         </w:tc>
@@ -9868,7 +9376,7 @@
               <w:spacing w:line="240" w:lineRule="auto"/>
             </w:pPr>
             <w:r>
-              <w:t xml:space="preserve">Configure Data Access Control Lists</w:t>
+              <w:t>Configure Data Access Control Lists</w:t>
             </w:r>
           </w:p>
         </w:tc>
@@ -9894,9 +9402,6 @@
               </w:pBdr>
               <w:spacing w:line="240" w:lineRule="auto"/>
             </w:pPr>
-            <w:r>
-              <w:t xml:space="preserve"/>
-            </w:r>
           </w:p>
         </w:tc>
         <w:tc>
@@ -9921,9 +9426,6 @@
               </w:pBdr>
               <w:spacing w:line="240" w:lineRule="auto"/>
             </w:pPr>
-            <w:r>
-              <w:t xml:space="preserve"/>
-            </w:r>
           </w:p>
         </w:tc>
         <w:tc>
@@ -9948,9 +9450,6 @@
               </w:pBdr>
               <w:spacing w:line="240" w:lineRule="auto"/>
             </w:pPr>
-            <w:r>
-              <w:t xml:space="preserve"/>
-            </w:r>
           </w:p>
         </w:tc>
         <w:tc>
@@ -9975,9 +9474,6 @@
               </w:pBdr>
               <w:spacing w:line="240" w:lineRule="auto"/>
             </w:pPr>
-            <w:r>
-              <w:t xml:space="preserve"/>
-            </w:r>
           </w:p>
         </w:tc>
       </w:tr>
@@ -9998,8 +9494,7 @@
               <w:spacing w:line="240" w:lineRule="auto"/>
             </w:pPr>
             <w:r>
-              <w:rPr/>
-              <w:t xml:space="preserve">5.6</w:t>
+              <w:t>5.6</w:t>
             </w:r>
           </w:p>
         </w:tc>
@@ -10019,7 +9514,7 @@
               <w:spacing w:line="240" w:lineRule="auto"/>
             </w:pPr>
             <w:r>
-              <w:t xml:space="preserve">Establish and Maintain a Secure Configuration Process</w:t>
+              <w:t>Establish and Maintain a Secure Configuration Process</w:t>
             </w:r>
           </w:p>
         </w:tc>
@@ -10045,9 +9540,6 @@
               </w:pBdr>
               <w:spacing w:line="240" w:lineRule="auto"/>
             </w:pPr>
-            <w:r>
-              <w:t xml:space="preserve"/>
-            </w:r>
           </w:p>
         </w:tc>
         <w:tc>
@@ -10072,9 +9564,6 @@
               </w:pBdr>
               <w:spacing w:line="240" w:lineRule="auto"/>
             </w:pPr>
-            <w:r>
-              <w:t xml:space="preserve"/>
-            </w:r>
           </w:p>
         </w:tc>
         <w:tc>
@@ -10099,9 +9588,6 @@
               </w:pBdr>
               <w:spacing w:line="240" w:lineRule="auto"/>
             </w:pPr>
-            <w:r>
-              <w:t xml:space="preserve"/>
-            </w:r>
           </w:p>
         </w:tc>
         <w:tc>
@@ -10126,9 +9612,6 @@
               </w:pBdr>
               <w:spacing w:line="240" w:lineRule="auto"/>
             </w:pPr>
-            <w:r>
-              <w:t xml:space="preserve"/>
-            </w:r>
           </w:p>
         </w:tc>
       </w:tr>
@@ -10149,8 +9632,7 @@
               <w:spacing w:line="240" w:lineRule="auto"/>
             </w:pPr>
             <w:r>
-              <w:rPr/>
-              <w:t xml:space="preserve">5.7</w:t>
+              <w:t>5.7</w:t>
             </w:r>
           </w:p>
         </w:tc>
@@ -10170,7 +9652,7 @@
               <w:spacing w:line="240" w:lineRule="auto"/>
             </w:pPr>
             <w:r>
-              <w:t xml:space="preserve">Securely Manage Enterprise Assets and Software</w:t>
+              <w:t>Securely Manage Enterprise Assets and Software</w:t>
             </w:r>
           </w:p>
         </w:tc>
@@ -10196,9 +9678,6 @@
               </w:pBdr>
               <w:spacing w:line="240" w:lineRule="auto"/>
             </w:pPr>
-            <w:r>
-              <w:t xml:space="preserve"/>
-            </w:r>
           </w:p>
         </w:tc>
         <w:tc>
@@ -10223,9 +9702,6 @@
               </w:pBdr>
               <w:spacing w:line="240" w:lineRule="auto"/>
             </w:pPr>
-            <w:r>
-              <w:t xml:space="preserve"/>
-            </w:r>
           </w:p>
         </w:tc>
         <w:tc>
@@ -10250,9 +9726,6 @@
               </w:pBdr>
               <w:spacing w:line="240" w:lineRule="auto"/>
             </w:pPr>
-            <w:r>
-              <w:t xml:space="preserve"/>
-            </w:r>
           </w:p>
         </w:tc>
         <w:tc>
@@ -10277,9 +9750,6 @@
               </w:pBdr>
               <w:spacing w:line="240" w:lineRule="auto"/>
             </w:pPr>
-            <w:r>
-              <w:t xml:space="preserve"/>
-            </w:r>
           </w:p>
         </w:tc>
       </w:tr>
@@ -10300,8 +9770,7 @@
               <w:spacing w:line="240" w:lineRule="auto"/>
             </w:pPr>
             <w:r>
-              <w:rPr/>
-              <w:t xml:space="preserve">5.8</w:t>
+              <w:t>5.8</w:t>
             </w:r>
           </w:p>
         </w:tc>
@@ -10321,7 +9790,7 @@
               <w:spacing w:line="240" w:lineRule="auto"/>
             </w:pPr>
             <w:r>
-              <w:t xml:space="preserve">Establish an Access Revoking Process</w:t>
+              <w:t>Establish an Access Revoking Process</w:t>
             </w:r>
           </w:p>
         </w:tc>
@@ -10347,9 +9816,6 @@
               </w:pBdr>
               <w:spacing w:line="240" w:lineRule="auto"/>
             </w:pPr>
-            <w:r>
-              <w:t xml:space="preserve"/>
-            </w:r>
           </w:p>
         </w:tc>
         <w:tc>
@@ -10374,9 +9840,6 @@
               </w:pBdr>
               <w:spacing w:line="240" w:lineRule="auto"/>
             </w:pPr>
-            <w:r>
-              <w:t xml:space="preserve"/>
-            </w:r>
           </w:p>
         </w:tc>
         <w:tc>
@@ -10401,9 +9864,6 @@
               </w:pBdr>
               <w:spacing w:line="240" w:lineRule="auto"/>
             </w:pPr>
-            <w:r>
-              <w:t xml:space="preserve"/>
-            </w:r>
           </w:p>
         </w:tc>
         <w:tc>
@@ -10428,9 +9888,6 @@
               </w:pBdr>
               <w:spacing w:line="240" w:lineRule="auto"/>
             </w:pPr>
-            <w:r>
-              <w:t xml:space="preserve"/>
-            </w:r>
           </w:p>
         </w:tc>
       </w:tr>
@@ -10461,7 +9918,7 @@
               </w:rPr>
             </w:pPr>
             <w:r>
-              <w:t xml:space="preserve">Database Services</w:t>
+              <w:t>Database Services</w:t>
             </w:r>
           </w:p>
         </w:tc>
@@ -10497,7 +9954,7 @@
               <w:rPr>
                 <w:color w:val="FFFFFF"/>
               </w:rPr>
-              <w:t xml:space="preserve">Verdict</w:t>
+              <w:t>Verdict</w:t>
             </w:r>
           </w:p>
         </w:tc>
@@ -10532,7 +9989,7 @@
               <w:spacing w:line="240" w:lineRule="auto"/>
             </w:pPr>
             <w:r>
-              <w:t xml:space="preserve">Database Services</w:t>
+              <w:t>Database Services</w:t>
             </w:r>
           </w:p>
         </w:tc>
@@ -10566,7 +10023,7 @@
               <w:rPr>
                 <w:color w:val="FFFFFF"/>
               </w:rPr>
-              <w:t xml:space="preserve">P</w:t>
+              <w:t>P</w:t>
             </w:r>
           </w:p>
         </w:tc>
@@ -10600,7 +10057,7 @@
               <w:rPr>
                 <w:color w:val="FFFFFF"/>
               </w:rPr>
-              <w:t xml:space="preserve">F</w:t>
+              <w:t>F</w:t>
             </w:r>
           </w:p>
         </w:tc>
@@ -10634,7 +10091,7 @@
               <w:rPr>
                 <w:color w:val="FFFFFF"/>
               </w:rPr>
-              <w:t xml:space="preserve">NA</w:t>
+              <w:t>NA</w:t>
             </w:r>
           </w:p>
         </w:tc>
@@ -10668,7 +10125,7 @@
               <w:rPr>
                 <w:color w:val="FFFFFF"/>
               </w:rPr>
-              <w:t xml:space="preserve">INC</w:t>
+              <w:t>INC</w:t>
             </w:r>
           </w:p>
         </w:tc>
@@ -10690,8 +10147,7 @@
               <w:spacing w:line="240" w:lineRule="auto"/>
             </w:pPr>
             <w:r>
-              <w:rPr/>
-              <w:t xml:space="preserve">6.1</w:t>
+              <w:t>6.1</w:t>
             </w:r>
           </w:p>
         </w:tc>
@@ -10711,7 +10167,7 @@
               <w:spacing w:line="240" w:lineRule="auto"/>
             </w:pPr>
             <w:r>
-              <w:t xml:space="preserve">Use Standard Hardening Configuration Templates for Application Infrastructure</w:t>
+              <w:t>Use Standard Hardening Configuration Templates for Application Infrastructure</w:t>
             </w:r>
           </w:p>
         </w:tc>
@@ -10737,9 +10193,6 @@
               </w:pBdr>
               <w:spacing w:line="240" w:lineRule="auto"/>
             </w:pPr>
-            <w:r>
-              <w:t xml:space="preserve"/>
-            </w:r>
           </w:p>
         </w:tc>
         <w:tc>
@@ -10764,9 +10217,6 @@
               </w:pBdr>
               <w:spacing w:line="240" w:lineRule="auto"/>
             </w:pPr>
-            <w:r>
-              <w:t xml:space="preserve"/>
-            </w:r>
           </w:p>
         </w:tc>
         <w:tc>
@@ -10791,9 +10241,6 @@
               </w:pBdr>
               <w:spacing w:line="240" w:lineRule="auto"/>
             </w:pPr>
-            <w:r>
-              <w:t xml:space="preserve"/>
-            </w:r>
           </w:p>
         </w:tc>
         <w:tc>
@@ -10818,9 +10265,6 @@
               </w:pBdr>
               <w:spacing w:line="240" w:lineRule="auto"/>
             </w:pPr>
-            <w:r>
-              <w:t xml:space="preserve"/>
-            </w:r>
           </w:p>
         </w:tc>
       </w:tr>
@@ -10841,8 +10285,7 @@
               <w:spacing w:line="240" w:lineRule="auto"/>
             </w:pPr>
             <w:r>
-              <w:rPr/>
-              <w:t xml:space="preserve">6.2</w:t>
+              <w:t>6.2</w:t>
             </w:r>
           </w:p>
         </w:tc>
@@ -10862,7 +10305,7 @@
               <w:spacing w:line="240" w:lineRule="auto"/>
             </w:pPr>
             <w:r>
-              <w:t xml:space="preserve">Allowlist Authorized Scripts</w:t>
+              <w:t>Allowlist Authorized Scripts</w:t>
             </w:r>
           </w:p>
         </w:tc>
@@ -10888,9 +10331,6 @@
               </w:pBdr>
               <w:spacing w:line="240" w:lineRule="auto"/>
             </w:pPr>
-            <w:r>
-              <w:t xml:space="preserve"/>
-            </w:r>
           </w:p>
         </w:tc>
         <w:tc>
@@ -10915,9 +10355,6 @@
               </w:pBdr>
               <w:spacing w:line="240" w:lineRule="auto"/>
             </w:pPr>
-            <w:r>
-              <w:t xml:space="preserve"/>
-            </w:r>
           </w:p>
         </w:tc>
         <w:tc>
@@ -10942,9 +10379,6 @@
               </w:pBdr>
               <w:spacing w:line="240" w:lineRule="auto"/>
             </w:pPr>
-            <w:r>
-              <w:t xml:space="preserve"/>
-            </w:r>
           </w:p>
         </w:tc>
         <w:tc>
@@ -10969,9 +10403,6 @@
               </w:pBdr>
               <w:spacing w:line="240" w:lineRule="auto"/>
             </w:pPr>
-            <w:r>
-              <w:t xml:space="preserve"/>
-            </w:r>
           </w:p>
         </w:tc>
       </w:tr>
@@ -10992,8 +10423,7 @@
               <w:spacing w:line="240" w:lineRule="auto"/>
             </w:pPr>
             <w:r>
-              <w:rPr/>
-              <w:t xml:space="preserve">6.3</w:t>
+              <w:t>6.3</w:t>
             </w:r>
           </w:p>
         </w:tc>
@@ -11013,7 +10443,7 @@
               <w:spacing w:line="240" w:lineRule="auto"/>
             </w:pPr>
             <w:r>
-              <w:t xml:space="preserve">Encrypt Confidential Data in Transit</w:t>
+              <w:t>Encrypt Confidential Data in Transit</w:t>
             </w:r>
           </w:p>
         </w:tc>
@@ -11039,9 +10469,6 @@
               </w:pBdr>
               <w:spacing w:line="240" w:lineRule="auto"/>
             </w:pPr>
-            <w:r>
-              <w:t xml:space="preserve"/>
-            </w:r>
           </w:p>
         </w:tc>
         <w:tc>
@@ -11066,9 +10493,6 @@
               </w:pBdr>
               <w:spacing w:line="240" w:lineRule="auto"/>
             </w:pPr>
-            <w:r>
-              <w:t xml:space="preserve"/>
-            </w:r>
           </w:p>
         </w:tc>
         <w:tc>
@@ -11093,9 +10517,6 @@
               </w:pBdr>
               <w:spacing w:line="240" w:lineRule="auto"/>
             </w:pPr>
-            <w:r>
-              <w:t xml:space="preserve"/>
-            </w:r>
           </w:p>
         </w:tc>
         <w:tc>
@@ -11120,9 +10541,6 @@
               </w:pBdr>
               <w:spacing w:line="240" w:lineRule="auto"/>
             </w:pPr>
-            <w:r>
-              <w:t xml:space="preserve"/>
-            </w:r>
           </w:p>
         </w:tc>
       </w:tr>
@@ -11143,8 +10561,7 @@
               <w:spacing w:line="240" w:lineRule="auto"/>
             </w:pPr>
             <w:r>
-              <w:rPr/>
-              <w:t xml:space="preserve">6.4</w:t>
+              <w:t>6.4</w:t>
             </w:r>
           </w:p>
         </w:tc>
@@ -11164,7 +10581,7 @@
               <w:spacing w:line="240" w:lineRule="auto"/>
             </w:pPr>
             <w:r>
-              <w:t xml:space="preserve">Encrypt Confidential Data at Rest</w:t>
+              <w:t>Encrypt Confidential Data at Rest</w:t>
             </w:r>
           </w:p>
         </w:tc>
@@ -11190,9 +10607,6 @@
               </w:pBdr>
               <w:spacing w:line="240" w:lineRule="auto"/>
             </w:pPr>
-            <w:r>
-              <w:t xml:space="preserve"/>
-            </w:r>
           </w:p>
         </w:tc>
         <w:tc>
@@ -11217,9 +10631,6 @@
               </w:pBdr>
               <w:spacing w:line="240" w:lineRule="auto"/>
             </w:pPr>
-            <w:r>
-              <w:t xml:space="preserve"/>
-            </w:r>
           </w:p>
         </w:tc>
         <w:tc>
@@ -11244,9 +10655,6 @@
               </w:pBdr>
               <w:spacing w:line="240" w:lineRule="auto"/>
             </w:pPr>
-            <w:r>
-              <w:t xml:space="preserve"/>
-            </w:r>
           </w:p>
         </w:tc>
         <w:tc>
@@ -11271,9 +10679,6 @@
               </w:pBdr>
               <w:spacing w:line="240" w:lineRule="auto"/>
             </w:pPr>
-            <w:r>
-              <w:t xml:space="preserve"/>
-            </w:r>
           </w:p>
         </w:tc>
       </w:tr>
@@ -11294,8 +10699,7 @@
               <w:spacing w:line="240" w:lineRule="auto"/>
             </w:pPr>
             <w:r>
-              <w:rPr/>
-              <w:t xml:space="preserve">6.5</w:t>
+              <w:t>6.5</w:t>
             </w:r>
           </w:p>
         </w:tc>
@@ -11315,7 +10719,7 @@
               <w:spacing w:line="240" w:lineRule="auto"/>
             </w:pPr>
             <w:r>
-              <w:t xml:space="preserve">Configure Data Access Control Lists</w:t>
+              <w:t>Configure Data Access Control Lists</w:t>
             </w:r>
           </w:p>
         </w:tc>
@@ -11341,9 +10745,6 @@
               </w:pBdr>
               <w:spacing w:line="240" w:lineRule="auto"/>
             </w:pPr>
-            <w:r>
-              <w:t xml:space="preserve"/>
-            </w:r>
           </w:p>
         </w:tc>
         <w:tc>
@@ -11368,9 +10769,6 @@
               </w:pBdr>
               <w:spacing w:line="240" w:lineRule="auto"/>
             </w:pPr>
-            <w:r>
-              <w:t xml:space="preserve"/>
-            </w:r>
           </w:p>
         </w:tc>
         <w:tc>
@@ -11395,9 +10793,6 @@
               </w:pBdr>
               <w:spacing w:line="240" w:lineRule="auto"/>
             </w:pPr>
-            <w:r>
-              <w:t xml:space="preserve"/>
-            </w:r>
           </w:p>
         </w:tc>
         <w:tc>
@@ -11422,9 +10817,6 @@
               </w:pBdr>
               <w:spacing w:line="240" w:lineRule="auto"/>
             </w:pPr>
-            <w:r>
-              <w:t xml:space="preserve"/>
-            </w:r>
           </w:p>
         </w:tc>
       </w:tr>
@@ -11445,8 +10837,7 @@
               <w:spacing w:line="240" w:lineRule="auto"/>
             </w:pPr>
             <w:r>
-              <w:rPr/>
-              <w:t xml:space="preserve">6.6</w:t>
+              <w:t>6.6</w:t>
             </w:r>
           </w:p>
         </w:tc>
@@ -11466,7 +10857,7 @@
               <w:spacing w:line="240" w:lineRule="auto"/>
             </w:pPr>
             <w:r>
-              <w:t xml:space="preserve">Establish and Maintain a Secure Configuration Process</w:t>
+              <w:t>Establish and Maintain a Secure Configuration Process</w:t>
             </w:r>
           </w:p>
         </w:tc>
@@ -11492,9 +10883,6 @@
               </w:pBdr>
               <w:spacing w:line="240" w:lineRule="auto"/>
             </w:pPr>
-            <w:r>
-              <w:t xml:space="preserve"/>
-            </w:r>
           </w:p>
         </w:tc>
         <w:tc>
@@ -11519,9 +10907,6 @@
               </w:pBdr>
               <w:spacing w:line="240" w:lineRule="auto"/>
             </w:pPr>
-            <w:r>
-              <w:t xml:space="preserve"/>
-            </w:r>
           </w:p>
         </w:tc>
         <w:tc>
@@ -11546,9 +10931,6 @@
               </w:pBdr>
               <w:spacing w:line="240" w:lineRule="auto"/>
             </w:pPr>
-            <w:r>
-              <w:t xml:space="preserve"/>
-            </w:r>
           </w:p>
         </w:tc>
         <w:tc>
@@ -11573,9 +10955,6 @@
               </w:pBdr>
               <w:spacing w:line="240" w:lineRule="auto"/>
             </w:pPr>
-            <w:r>
-              <w:t xml:space="preserve"/>
-            </w:r>
           </w:p>
         </w:tc>
       </w:tr>
@@ -11596,8 +10975,8 @@
               <w:spacing w:line="240" w:lineRule="auto"/>
             </w:pPr>
             <w:r>
-              <w:rPr/>
-              <w:t xml:space="preserve">6.7</w:t>
+              <w:lastRenderedPageBreak/>
+              <w:t>6.7</w:t>
             </w:r>
           </w:p>
         </w:tc>
@@ -11617,7 +10996,7 @@
               <w:spacing w:line="240" w:lineRule="auto"/>
             </w:pPr>
             <w:r>
-              <w:t xml:space="preserve">Implement and Manage a Firewall on Servers</w:t>
+              <w:t>Implement and Manage a Firewall on Servers</w:t>
             </w:r>
           </w:p>
         </w:tc>
@@ -11643,9 +11022,6 @@
               </w:pBdr>
               <w:spacing w:line="240" w:lineRule="auto"/>
             </w:pPr>
-            <w:r>
-              <w:t xml:space="preserve"/>
-            </w:r>
           </w:p>
         </w:tc>
         <w:tc>
@@ -11670,9 +11046,6 @@
               </w:pBdr>
               <w:spacing w:line="240" w:lineRule="auto"/>
             </w:pPr>
-            <w:r>
-              <w:t xml:space="preserve"/>
-            </w:r>
           </w:p>
         </w:tc>
         <w:tc>
@@ -11697,9 +11070,6 @@
               </w:pBdr>
               <w:spacing w:line="240" w:lineRule="auto"/>
             </w:pPr>
-            <w:r>
-              <w:t xml:space="preserve"/>
-            </w:r>
           </w:p>
         </w:tc>
         <w:tc>
@@ -11724,9 +11094,6 @@
               </w:pBdr>
               <w:spacing w:line="240" w:lineRule="auto"/>
             </w:pPr>
-            <w:r>
-              <w:t xml:space="preserve"/>
-            </w:r>
           </w:p>
         </w:tc>
       </w:tr>
@@ -11747,8 +11114,7 @@
               <w:spacing w:line="240" w:lineRule="auto"/>
             </w:pPr>
             <w:r>
-              <w:rPr/>
-              <w:t xml:space="preserve">6.8</w:t>
+              <w:t>6.8</w:t>
             </w:r>
           </w:p>
         </w:tc>
@@ -11768,7 +11134,7 @@
               <w:spacing w:line="240" w:lineRule="auto"/>
             </w:pPr>
             <w:r>
-              <w:t xml:space="preserve">Securely Manage Enterprise Assets and Software</w:t>
+              <w:t>Securely Manage Enterprise Assets and Software</w:t>
             </w:r>
           </w:p>
         </w:tc>
@@ -11794,9 +11160,6 @@
               </w:pBdr>
               <w:spacing w:line="240" w:lineRule="auto"/>
             </w:pPr>
-            <w:r>
-              <w:t xml:space="preserve"/>
-            </w:r>
           </w:p>
         </w:tc>
         <w:tc>
@@ -11821,9 +11184,6 @@
               </w:pBdr>
               <w:spacing w:line="240" w:lineRule="auto"/>
             </w:pPr>
-            <w:r>
-              <w:t xml:space="preserve"/>
-            </w:r>
           </w:p>
         </w:tc>
         <w:tc>
@@ -11848,9 +11208,6 @@
               </w:pBdr>
               <w:spacing w:line="240" w:lineRule="auto"/>
             </w:pPr>
-            <w:r>
-              <w:t xml:space="preserve"/>
-            </w:r>
           </w:p>
         </w:tc>
         <w:tc>
@@ -11875,9 +11232,6 @@
               </w:pBdr>
               <w:spacing w:line="240" w:lineRule="auto"/>
             </w:pPr>
-            <w:r>
-              <w:t xml:space="preserve"/>
-            </w:r>
           </w:p>
         </w:tc>
       </w:tr>
@@ -11898,8 +11252,7 @@
               <w:spacing w:line="240" w:lineRule="auto"/>
             </w:pPr>
             <w:r>
-              <w:rPr/>
-              <w:t xml:space="preserve">6.9</w:t>
+              <w:t>6.9</w:t>
             </w:r>
           </w:p>
         </w:tc>
@@ -11919,7 +11272,7 @@
               <w:spacing w:line="240" w:lineRule="auto"/>
             </w:pPr>
             <w:r>
-              <w:t xml:space="preserve">Manage Default Accounts on Enterprise Assets and Software</w:t>
+              <w:t>Manage Default Accounts on Enterprise Assets and Software</w:t>
             </w:r>
           </w:p>
         </w:tc>
@@ -11945,9 +11298,6 @@
               </w:pBdr>
               <w:spacing w:line="240" w:lineRule="auto"/>
             </w:pPr>
-            <w:r>
-              <w:t xml:space="preserve"/>
-            </w:r>
           </w:p>
         </w:tc>
         <w:tc>
@@ -11972,9 +11322,6 @@
               </w:pBdr>
               <w:spacing w:line="240" w:lineRule="auto"/>
             </w:pPr>
-            <w:r>
-              <w:t xml:space="preserve"/>
-            </w:r>
           </w:p>
         </w:tc>
         <w:tc>
@@ -11999,9 +11346,6 @@
               </w:pBdr>
               <w:spacing w:line="240" w:lineRule="auto"/>
             </w:pPr>
-            <w:r>
-              <w:t xml:space="preserve"/>
-            </w:r>
           </w:p>
         </w:tc>
         <w:tc>
@@ -12026,9 +11370,6 @@
               </w:pBdr>
               <w:spacing w:line="240" w:lineRule="auto"/>
             </w:pPr>
-            <w:r>
-              <w:t xml:space="preserve"/>
-            </w:r>
           </w:p>
         </w:tc>
       </w:tr>
@@ -12049,8 +11390,7 @@
               <w:spacing w:line="240" w:lineRule="auto"/>
             </w:pPr>
             <w:r>
-              <w:rPr/>
-              <w:t xml:space="preserve">6.10</w:t>
+              <w:t>6.10</w:t>
             </w:r>
           </w:p>
         </w:tc>
@@ -12070,7 +11410,7 @@
               <w:spacing w:line="240" w:lineRule="auto"/>
             </w:pPr>
             <w:r>
-              <w:t xml:space="preserve">Uninstall or Disable Unnecessary Services on Enterprise Assets and Software</w:t>
+              <w:t>Uninstall or Disable Unnecessary Services on Enterprise Assets and Software</w:t>
             </w:r>
           </w:p>
         </w:tc>
@@ -12096,9 +11436,6 @@
               </w:pBdr>
               <w:spacing w:line="240" w:lineRule="auto"/>
             </w:pPr>
-            <w:r>
-              <w:t xml:space="preserve"/>
-            </w:r>
           </w:p>
         </w:tc>
         <w:tc>
@@ -12123,9 +11460,6 @@
               </w:pBdr>
               <w:spacing w:line="240" w:lineRule="auto"/>
             </w:pPr>
-            <w:r>
-              <w:t xml:space="preserve"/>
-            </w:r>
           </w:p>
         </w:tc>
         <w:tc>
@@ -12150,9 +11484,6 @@
               </w:pBdr>
               <w:spacing w:line="240" w:lineRule="auto"/>
             </w:pPr>
-            <w:r>
-              <w:t xml:space="preserve"/>
-            </w:r>
           </w:p>
         </w:tc>
         <w:tc>
@@ -12177,9 +11508,6 @@
               </w:pBdr>
               <w:spacing w:line="240" w:lineRule="auto"/>
             </w:pPr>
-            <w:r>
-              <w:t xml:space="preserve"/>
-            </w:r>
           </w:p>
         </w:tc>
       </w:tr>
@@ -12200,8 +11528,7 @@
               <w:spacing w:line="240" w:lineRule="auto"/>
             </w:pPr>
             <w:r>
-              <w:rPr/>
-              <w:t xml:space="preserve">6.11</w:t>
+              <w:t>6.11</w:t>
             </w:r>
           </w:p>
         </w:tc>
@@ -12221,7 +11548,7 @@
               <w:spacing w:line="240" w:lineRule="auto"/>
             </w:pPr>
             <w:r>
-              <w:t xml:space="preserve">Centralize Account Management</w:t>
+              <w:t>Centralize Account Management</w:t>
             </w:r>
           </w:p>
         </w:tc>
@@ -12247,9 +11574,6 @@
               </w:pBdr>
               <w:spacing w:line="240" w:lineRule="auto"/>
             </w:pPr>
-            <w:r>
-              <w:t xml:space="preserve"/>
-            </w:r>
           </w:p>
         </w:tc>
         <w:tc>
@@ -12274,9 +11598,6 @@
               </w:pBdr>
               <w:spacing w:line="240" w:lineRule="auto"/>
             </w:pPr>
-            <w:r>
-              <w:t xml:space="preserve"/>
-            </w:r>
           </w:p>
         </w:tc>
         <w:tc>
@@ -12301,9 +11622,6 @@
               </w:pBdr>
               <w:spacing w:line="240" w:lineRule="auto"/>
             </w:pPr>
-            <w:r>
-              <w:t xml:space="preserve"/>
-            </w:r>
           </w:p>
         </w:tc>
         <w:tc>
@@ -12328,9 +11646,6 @@
               </w:pBdr>
               <w:spacing w:line="240" w:lineRule="auto"/>
             </w:pPr>
-            <w:r>
-              <w:t xml:space="preserve"/>
-            </w:r>
           </w:p>
         </w:tc>
       </w:tr>
@@ -12351,8 +11666,7 @@
               <w:spacing w:line="240" w:lineRule="auto"/>
             </w:pPr>
             <w:r>
-              <w:rPr/>
-              <w:t xml:space="preserve">6.12</w:t>
+              <w:t>6.12</w:t>
             </w:r>
           </w:p>
         </w:tc>
@@ -12372,7 +11686,7 @@
               <w:spacing w:line="240" w:lineRule="auto"/>
             </w:pPr>
             <w:r>
-              <w:t xml:space="preserve">Perform Automated Application Patch Management</w:t>
+              <w:t>Perform Automated Application Patch Management</w:t>
             </w:r>
           </w:p>
         </w:tc>
@@ -12398,9 +11712,6 @@
               </w:pBdr>
               <w:spacing w:line="240" w:lineRule="auto"/>
             </w:pPr>
-            <w:r>
-              <w:t xml:space="preserve"/>
-            </w:r>
           </w:p>
         </w:tc>
         <w:tc>
@@ -12425,9 +11736,6 @@
               </w:pBdr>
               <w:spacing w:line="240" w:lineRule="auto"/>
             </w:pPr>
-            <w:r>
-              <w:t xml:space="preserve"/>
-            </w:r>
           </w:p>
         </w:tc>
         <w:tc>
@@ -12452,9 +11760,6 @@
               </w:pBdr>
               <w:spacing w:line="240" w:lineRule="auto"/>
             </w:pPr>
-            <w:r>
-              <w:t xml:space="preserve"/>
-            </w:r>
           </w:p>
         </w:tc>
         <w:tc>
@@ -12479,9 +11784,6 @@
               </w:pBdr>
               <w:spacing w:line="240" w:lineRule="auto"/>
             </w:pPr>
-            <w:r>
-              <w:t xml:space="preserve"/>
-            </w:r>
           </w:p>
         </w:tc>
       </w:tr>
@@ -12502,8 +11804,7 @@
               <w:spacing w:line="240" w:lineRule="auto"/>
             </w:pPr>
             <w:r>
-              <w:rPr/>
-              <w:t xml:space="preserve">6.13</w:t>
+              <w:t>6.13</w:t>
             </w:r>
           </w:p>
         </w:tc>
@@ -12523,7 +11824,7 @@
               <w:spacing w:line="240" w:lineRule="auto"/>
             </w:pPr>
             <w:r>
-              <w:t xml:space="preserve">Collect Audit Logs</w:t>
+              <w:t>Collect Audit Logs</w:t>
             </w:r>
           </w:p>
         </w:tc>
@@ -12549,9 +11850,6 @@
               </w:pBdr>
               <w:spacing w:line="240" w:lineRule="auto"/>
             </w:pPr>
-            <w:r>
-              <w:t xml:space="preserve"/>
-            </w:r>
           </w:p>
         </w:tc>
         <w:tc>
@@ -12576,9 +11874,6 @@
               </w:pBdr>
               <w:spacing w:line="240" w:lineRule="auto"/>
             </w:pPr>
-            <w:r>
-              <w:t xml:space="preserve"/>
-            </w:r>
           </w:p>
         </w:tc>
         <w:tc>
@@ -12603,9 +11898,6 @@
               </w:pBdr>
               <w:spacing w:line="240" w:lineRule="auto"/>
             </w:pPr>
-            <w:r>
-              <w:t xml:space="preserve"/>
-            </w:r>
           </w:p>
         </w:tc>
         <w:tc>
@@ -12630,9 +11922,6 @@
               </w:pBdr>
               <w:spacing w:line="240" w:lineRule="auto"/>
             </w:pPr>
-            <w:r>
-              <w:t xml:space="preserve"/>
-            </w:r>
           </w:p>
         </w:tc>
       </w:tr>
@@ -12653,8 +11942,7 @@
               <w:spacing w:line="240" w:lineRule="auto"/>
             </w:pPr>
             <w:r>
-              <w:rPr/>
-              <w:t xml:space="preserve">6.14</w:t>
+              <w:t>6.14</w:t>
             </w:r>
           </w:p>
         </w:tc>
@@ -12674,7 +11962,7 @@
               <w:spacing w:line="240" w:lineRule="auto"/>
             </w:pPr>
             <w:r>
-              <w:t xml:space="preserve">Ensure Adequate Audit Log Storage</w:t>
+              <w:t>Ensure Adequate Audit Log Storage</w:t>
             </w:r>
           </w:p>
         </w:tc>
@@ -12700,9 +11988,6 @@
               </w:pBdr>
               <w:spacing w:line="240" w:lineRule="auto"/>
             </w:pPr>
-            <w:r>
-              <w:t xml:space="preserve"/>
-            </w:r>
           </w:p>
         </w:tc>
         <w:tc>
@@ -12727,9 +12012,6 @@
               </w:pBdr>
               <w:spacing w:line="240" w:lineRule="auto"/>
             </w:pPr>
-            <w:r>
-              <w:t xml:space="preserve"/>
-            </w:r>
           </w:p>
         </w:tc>
         <w:tc>
@@ -12754,9 +12036,6 @@
               </w:pBdr>
               <w:spacing w:line="240" w:lineRule="auto"/>
             </w:pPr>
-            <w:r>
-              <w:t xml:space="preserve"/>
-            </w:r>
           </w:p>
         </w:tc>
         <w:tc>
@@ -12781,9 +12060,6 @@
               </w:pBdr>
               <w:spacing w:line="240" w:lineRule="auto"/>
             </w:pPr>
-            <w:r>
-              <w:t xml:space="preserve"/>
-            </w:r>
           </w:p>
         </w:tc>
       </w:tr>
@@ -12804,8 +12080,7 @@
               <w:spacing w:line="240" w:lineRule="auto"/>
             </w:pPr>
             <w:r>
-              <w:rPr/>
-              <w:t xml:space="preserve">6.15</w:t>
+              <w:t>6.15</w:t>
             </w:r>
           </w:p>
         </w:tc>
@@ -12825,7 +12100,7 @@
               <w:spacing w:line="240" w:lineRule="auto"/>
             </w:pPr>
             <w:r>
-              <w:t xml:space="preserve">Collect Detailed Audit Logs</w:t>
+              <w:t>Collect Detailed Audit Logs</w:t>
             </w:r>
           </w:p>
         </w:tc>
@@ -12851,9 +12126,6 @@
               </w:pBdr>
               <w:spacing w:line="240" w:lineRule="auto"/>
             </w:pPr>
-            <w:r>
-              <w:t xml:space="preserve"/>
-            </w:r>
           </w:p>
         </w:tc>
         <w:tc>
@@ -12878,9 +12150,6 @@
               </w:pBdr>
               <w:spacing w:line="240" w:lineRule="auto"/>
             </w:pPr>
-            <w:r>
-              <w:t xml:space="preserve"/>
-            </w:r>
           </w:p>
         </w:tc>
         <w:tc>
@@ -12905,9 +12174,6 @@
               </w:pBdr>
               <w:spacing w:line="240" w:lineRule="auto"/>
             </w:pPr>
-            <w:r>
-              <w:t xml:space="preserve"/>
-            </w:r>
           </w:p>
         </w:tc>
         <w:tc>
@@ -12932,9 +12198,6 @@
               </w:pBdr>
               <w:spacing w:line="240" w:lineRule="auto"/>
             </w:pPr>
-            <w:r>
-              <w:t xml:space="preserve"/>
-            </w:r>
           </w:p>
         </w:tc>
       </w:tr>
@@ -12955,8 +12218,7 @@
               <w:spacing w:line="240" w:lineRule="auto"/>
             </w:pPr>
             <w:r>
-              <w:rPr/>
-              <w:t xml:space="preserve">6.16</w:t>
+              <w:t>6.16</w:t>
             </w:r>
           </w:p>
         </w:tc>
@@ -12976,7 +12238,7 @@
               <w:spacing w:line="240" w:lineRule="auto"/>
             </w:pPr>
             <w:r>
-              <w:t xml:space="preserve">Centralize Account Management for Database Services</w:t>
+              <w:t>Centralize Account Management for Database Services</w:t>
             </w:r>
           </w:p>
         </w:tc>
@@ -13002,9 +12264,6 @@
               </w:pBdr>
               <w:spacing w:line="240" w:lineRule="auto"/>
             </w:pPr>
-            <w:r>
-              <w:t xml:space="preserve"/>
-            </w:r>
           </w:p>
         </w:tc>
         <w:tc>
@@ -13029,9 +12288,6 @@
               </w:pBdr>
               <w:spacing w:line="240" w:lineRule="auto"/>
             </w:pPr>
-            <w:r>
-              <w:t xml:space="preserve"/>
-            </w:r>
           </w:p>
         </w:tc>
         <w:tc>
@@ -13056,9 +12312,6 @@
               </w:pBdr>
               <w:spacing w:line="240" w:lineRule="auto"/>
             </w:pPr>
-            <w:r>
-              <w:t xml:space="preserve"/>
-            </w:r>
           </w:p>
         </w:tc>
         <w:tc>
@@ -13083,9 +12336,6 @@
               </w:pBdr>
               <w:spacing w:line="240" w:lineRule="auto"/>
             </w:pPr>
-            <w:r>
-              <w:t xml:space="preserve"/>
-            </w:r>
           </w:p>
         </w:tc>
       </w:tr>
@@ -13347,6 +12597,7 @@
           </w:tcPr>
           <w:p>
             <w:r>
+              <w:lastRenderedPageBreak/>
               <w:t>1</w:t>
             </w:r>
           </w:p>
@@ -13385,9 +12636,9 @@
     </w:tbl>
     <w:p/>
     <w:sectPr>
-      <w:headerReference w:type="default" r:id="rId68"/>
-      <w:footerReference w:type="default" r:id="rId69"/>
-      <w:footerReference w:type="first" r:id="rId70"/>
+      <w:headerReference w:type="default" r:id="rId6"/>
+      <w:footerReference w:type="default" r:id="rId7"/>
+      <w:footerReference w:type="first" r:id="rId8"/>
       <w:pgSz w:w="12240" w:h="15840"/>
       <w:pgMar w:top="1440" w:right="1440" w:bottom="1440" w:left="1440" w:header="720" w:footer="720" w:gutter="0"/>
       <w:pgNumType w:start="1"/>
